--- a/Terraform_DevOps_Project_Documentation.docx
+++ b/Terraform_DevOps_Project_Documentation.docx
@@ -4,7 +4,7 @@
   <w:body>
     <w:p>
       <w:pPr>
-        <w:spacing w:before="720" w:after="240"/>
+        <w:spacing w:before="960" w:after="360"/>
         <w:jc w:val="center"/>
       </w:pPr>
       <w:r>
@@ -12,14 +12,14 @@
           <w:rFonts w:ascii="Times New Roman" w:hAnsi="Times New Roman"/>
           <w:b/>
           <w:color w:val="003366"/>
-          <w:sz w:val="44"/>
+          <w:sz w:val="48"/>
         </w:rPr>
         <w:t>Infrastructure as Code Based DevOps Platform Using Terraform, AWS, Kubernetes and CI/CD</w:t>
       </w:r>
     </w:p>
     <w:p>
       <w:pPr>
-        <w:spacing w:before="0" w:after="720"/>
+        <w:spacing w:before="0" w:after="960"/>
         <w:jc w:val="center"/>
       </w:pPr>
       <w:r>
@@ -29,7 +29,7 @@
           <w:color w:val="444444"/>
           <w:sz w:val="28"/>
         </w:rPr>
-        <w:t>Complete Infrastructure, Automation, Deployment, Security, and Monitoring Technical Report</w:t>
+        <w:t>Complete Infrastructure, Automation, Deployment, Security, Monitoring, and Operations Master Report</w:t>
       </w:r>
     </w:p>
     <w:tbl>
@@ -48,10 +48,10 @@
             <w:tcW w:type="dxa" w:w="4514"/>
             <w:shd w:fill="003366"/>
             <w:tcMar>
-              <w:top w:w="100" w:type="dxa"/>
-              <w:bottom w:w="100" w:type="dxa"/>
-              <w:left w:w="120" w:type="dxa"/>
-              <w:right w:w="120" w:type="dxa"/>
+              <w:top w:w="120" w:type="dxa"/>
+              <w:bottom w:w="120" w:type="dxa"/>
+              <w:left w:w="140" w:type="dxa"/>
+              <w:right w:w="140" w:type="dxa"/>
             </w:tcMar>
           </w:tcPr>
           <w:p>
@@ -66,7 +66,7 @@
                 <w:color w:val="FFFFFF"/>
                 <w:sz w:val="19"/>
               </w:rPr>
-              <w:t>Project Metadata Field</w:t>
+              <w:t>Project Document Attribute</w:t>
             </w:r>
           </w:p>
         </w:tc>
@@ -75,10 +75,10 @@
             <w:tcW w:type="dxa" w:w="4514"/>
             <w:shd w:fill="003366"/>
             <w:tcMar>
-              <w:top w:w="100" w:type="dxa"/>
-              <w:bottom w:w="100" w:type="dxa"/>
-              <w:left w:w="120" w:type="dxa"/>
-              <w:right w:w="120" w:type="dxa"/>
+              <w:top w:w="120" w:type="dxa"/>
+              <w:bottom w:w="120" w:type="dxa"/>
+              <w:left w:w="140" w:type="dxa"/>
+              <w:right w:w="140" w:type="dxa"/>
             </w:tcMar>
           </w:tcPr>
           <w:p>
@@ -93,7 +93,7 @@
                 <w:color w:val="FFFFFF"/>
                 <w:sz w:val="19"/>
               </w:rPr>
-              <w:t>Specification Details</w:t>
+              <w:t>Technical Project Specification</w:t>
             </w:r>
           </w:p>
         </w:tc>
@@ -104,10 +104,10 @@
             <w:tcW w:type="dxa" w:w="4514"/>
             <w:shd w:fill="FFFFFF"/>
             <w:tcMar>
-              <w:top w:w="80" w:type="dxa"/>
-              <w:bottom w:w="80" w:type="dxa"/>
-              <w:left w:w="120" w:type="dxa"/>
-              <w:right w:w="120" w:type="dxa"/>
+              <w:top w:w="100" w:type="dxa"/>
+              <w:bottom w:w="100" w:type="dxa"/>
+              <w:left w:w="140" w:type="dxa"/>
+              <w:right w:w="140" w:type="dxa"/>
             </w:tcMar>
           </w:tcPr>
           <w:p>
@@ -121,7 +121,7 @@
                 <w:color w:val="222222"/>
                 <w:sz w:val="18"/>
               </w:rPr>
-              <w:t>Project Title</w:t>
+              <w:t>Document Title</w:t>
             </w:r>
           </w:p>
         </w:tc>
@@ -130,10 +130,10 @@
             <w:tcW w:type="dxa" w:w="4514"/>
             <w:shd w:fill="FFFFFF"/>
             <w:tcMar>
-              <w:top w:w="80" w:type="dxa"/>
-              <w:bottom w:w="80" w:type="dxa"/>
-              <w:left w:w="120" w:type="dxa"/>
-              <w:right w:w="120" w:type="dxa"/>
+              <w:top w:w="100" w:type="dxa"/>
+              <w:bottom w:w="100" w:type="dxa"/>
+              <w:left w:w="140" w:type="dxa"/>
+              <w:right w:w="140" w:type="dxa"/>
             </w:tcMar>
           </w:tcPr>
           <w:p>
@@ -158,10 +158,10 @@
             <w:tcW w:type="dxa" w:w="4514"/>
             <w:shd w:fill="F9FAFC"/>
             <w:tcMar>
-              <w:top w:w="80" w:type="dxa"/>
-              <w:bottom w:w="80" w:type="dxa"/>
-              <w:left w:w="120" w:type="dxa"/>
-              <w:right w:w="120" w:type="dxa"/>
+              <w:top w:w="100" w:type="dxa"/>
+              <w:bottom w:w="100" w:type="dxa"/>
+              <w:left w:w="140" w:type="dxa"/>
+              <w:right w:w="140" w:type="dxa"/>
             </w:tcMar>
           </w:tcPr>
           <w:p>
@@ -184,10 +184,10 @@
             <w:tcW w:type="dxa" w:w="4514"/>
             <w:shd w:fill="F9FAFC"/>
             <w:tcMar>
-              <w:top w:w="80" w:type="dxa"/>
-              <w:bottom w:w="80" w:type="dxa"/>
-              <w:left w:w="120" w:type="dxa"/>
-              <w:right w:w="120" w:type="dxa"/>
+              <w:top w:w="100" w:type="dxa"/>
+              <w:bottom w:w="100" w:type="dxa"/>
+              <w:left w:w="140" w:type="dxa"/>
+              <w:right w:w="140" w:type="dxa"/>
             </w:tcMar>
           </w:tcPr>
           <w:p>
@@ -201,7 +201,7 @@
                 <w:color w:val="222222"/>
                 <w:sz w:val="18"/>
               </w:rPr>
-              <w:t>[Senior DevOps &amp; Cloud Engineering Team]</w:t>
+              <w:t>[Senior DevOps Engineer, Cloud Architect &amp; Technical Writer]</w:t>
             </w:r>
           </w:p>
         </w:tc>
@@ -212,10 +212,10 @@
             <w:tcW w:type="dxa" w:w="4514"/>
             <w:shd w:fill="FFFFFF"/>
             <w:tcMar>
-              <w:top w:w="80" w:type="dxa"/>
-              <w:bottom w:w="80" w:type="dxa"/>
-              <w:left w:w="120" w:type="dxa"/>
-              <w:right w:w="120" w:type="dxa"/>
+              <w:top w:w="100" w:type="dxa"/>
+              <w:bottom w:w="100" w:type="dxa"/>
+              <w:left w:w="140" w:type="dxa"/>
+              <w:right w:w="140" w:type="dxa"/>
             </w:tcMar>
           </w:tcPr>
           <w:p>
@@ -238,10 +238,10 @@
             <w:tcW w:type="dxa" w:w="4514"/>
             <w:shd w:fill="FFFFFF"/>
             <w:tcMar>
-              <w:top w:w="80" w:type="dxa"/>
-              <w:bottom w:w="80" w:type="dxa"/>
-              <w:left w:w="120" w:type="dxa"/>
-              <w:right w:w="120" w:type="dxa"/>
+              <w:top w:w="100" w:type="dxa"/>
+              <w:bottom w:w="100" w:type="dxa"/>
+              <w:left w:w="140" w:type="dxa"/>
+              <w:right w:w="140" w:type="dxa"/>
             </w:tcMar>
           </w:tcPr>
           <w:p>
@@ -255,7 +255,7 @@
                 <w:color w:val="222222"/>
                 <w:sz w:val="18"/>
               </w:rPr>
-              <w:t>[Enterprise Cloud &amp; Platform Engineering]</w:t>
+              <w:t>[Platform Engineering &amp; Infrastructure Architecture Team]</w:t>
             </w:r>
           </w:p>
         </w:tc>
@@ -266,10 +266,10 @@
             <w:tcW w:type="dxa" w:w="4514"/>
             <w:shd w:fill="F9FAFC"/>
             <w:tcMar>
-              <w:top w:w="80" w:type="dxa"/>
-              <w:bottom w:w="80" w:type="dxa"/>
-              <w:left w:w="120" w:type="dxa"/>
-              <w:right w:w="120" w:type="dxa"/>
+              <w:top w:w="100" w:type="dxa"/>
+              <w:bottom w:w="100" w:type="dxa"/>
+              <w:left w:w="140" w:type="dxa"/>
+              <w:right w:w="140" w:type="dxa"/>
             </w:tcMar>
           </w:tcPr>
           <w:p>
@@ -283,7 +283,7 @@
                 <w:color w:val="222222"/>
                 <w:sz w:val="18"/>
               </w:rPr>
-              <w:t>Version</w:t>
+              <w:t>Document Version</w:t>
             </w:r>
           </w:p>
         </w:tc>
@@ -292,10 +292,10 @@
             <w:tcW w:type="dxa" w:w="4514"/>
             <w:shd w:fill="F9FAFC"/>
             <w:tcMar>
-              <w:top w:w="80" w:type="dxa"/>
-              <w:bottom w:w="80" w:type="dxa"/>
-              <w:left w:w="120" w:type="dxa"/>
-              <w:right w:w="120" w:type="dxa"/>
+              <w:top w:w="100" w:type="dxa"/>
+              <w:bottom w:w="100" w:type="dxa"/>
+              <w:left w:w="140" w:type="dxa"/>
+              <w:right w:w="140" w:type="dxa"/>
             </w:tcMar>
           </w:tcPr>
           <w:p>
@@ -309,7 +309,7 @@
                 <w:color w:val="222222"/>
                 <w:sz w:val="18"/>
               </w:rPr>
-              <w:t>1.0.0 Production Release</w:t>
+              <w:t>1.0.0 Final Production Release</w:t>
             </w:r>
           </w:p>
         </w:tc>
@@ -320,10 +320,10 @@
             <w:tcW w:type="dxa" w:w="4514"/>
             <w:shd w:fill="FFFFFF"/>
             <w:tcMar>
-              <w:top w:w="80" w:type="dxa"/>
-              <w:bottom w:w="80" w:type="dxa"/>
-              <w:left w:w="120" w:type="dxa"/>
-              <w:right w:w="120" w:type="dxa"/>
+              <w:top w:w="100" w:type="dxa"/>
+              <w:bottom w:w="100" w:type="dxa"/>
+              <w:left w:w="140" w:type="dxa"/>
+              <w:right w:w="140" w:type="dxa"/>
             </w:tcMar>
           </w:tcPr>
           <w:p>
@@ -337,7 +337,7 @@
                 <w:color w:val="222222"/>
                 <w:sz w:val="18"/>
               </w:rPr>
-              <w:t>Target Environment</w:t>
+              <w:t>Target Platform</w:t>
             </w:r>
           </w:p>
         </w:tc>
@@ -346,10 +346,10 @@
             <w:tcW w:type="dxa" w:w="4514"/>
             <w:shd w:fill="FFFFFF"/>
             <w:tcMar>
-              <w:top w:w="80" w:type="dxa"/>
-              <w:bottom w:w="80" w:type="dxa"/>
-              <w:left w:w="120" w:type="dxa"/>
-              <w:right w:w="120" w:type="dxa"/>
+              <w:top w:w="100" w:type="dxa"/>
+              <w:bottom w:w="100" w:type="dxa"/>
+              <w:left w:w="140" w:type="dxa"/>
+              <w:right w:w="140" w:type="dxa"/>
             </w:tcMar>
           </w:tcPr>
           <w:p>
@@ -363,7 +363,7 @@
                 <w:color w:val="222222"/>
                 <w:sz w:val="18"/>
               </w:rPr>
-              <w:t>AWS (Amazon Web Services) &amp; Kubernetes (EKS v1.30)</w:t>
+              <w:t>Amazon Web Services (AWS) &amp; Amazon EKS (Kubernetes v1.30)</w:t>
             </w:r>
           </w:p>
         </w:tc>
@@ -374,10 +374,10 @@
             <w:tcW w:type="dxa" w:w="4514"/>
             <w:shd w:fill="F9FAFC"/>
             <w:tcMar>
-              <w:top w:w="80" w:type="dxa"/>
-              <w:bottom w:w="80" w:type="dxa"/>
-              <w:left w:w="120" w:type="dxa"/>
-              <w:right w:w="120" w:type="dxa"/>
+              <w:top w:w="100" w:type="dxa"/>
+              <w:bottom w:w="100" w:type="dxa"/>
+              <w:left w:w="140" w:type="dxa"/>
+              <w:right w:w="140" w:type="dxa"/>
             </w:tcMar>
           </w:tcPr>
           <w:p>
@@ -400,10 +400,10 @@
             <w:tcW w:type="dxa" w:w="4514"/>
             <w:shd w:fill="F9FAFC"/>
             <w:tcMar>
-              <w:top w:w="80" w:type="dxa"/>
-              <w:bottom w:w="80" w:type="dxa"/>
-              <w:left w:w="120" w:type="dxa"/>
-              <w:right w:w="120" w:type="dxa"/>
+              <w:top w:w="100" w:type="dxa"/>
+              <w:bottom w:w="100" w:type="dxa"/>
+              <w:left w:w="140" w:type="dxa"/>
+              <w:right w:w="140" w:type="dxa"/>
             </w:tcMar>
           </w:tcPr>
           <w:p>
@@ -417,7 +417,7 @@
                 <w:color w:val="222222"/>
                 <w:sz w:val="18"/>
               </w:rPr>
-              <w:t>Terraform (Single Source of Truth)</w:t>
+              <w:t>HashiCorp Terraform (Single Source of Truth)</w:t>
             </w:r>
           </w:p>
         </w:tc>
@@ -428,10 +428,10 @@
             <w:tcW w:type="dxa" w:w="4514"/>
             <w:shd w:fill="FFFFFF"/>
             <w:tcMar>
-              <w:top w:w="80" w:type="dxa"/>
-              <w:bottom w:w="80" w:type="dxa"/>
-              <w:left w:w="120" w:type="dxa"/>
-              <w:right w:w="120" w:type="dxa"/>
+              <w:top w:w="100" w:type="dxa"/>
+              <w:bottom w:w="100" w:type="dxa"/>
+              <w:left w:w="140" w:type="dxa"/>
+              <w:right w:w="140" w:type="dxa"/>
             </w:tcMar>
           </w:tcPr>
           <w:p>
@@ -445,7 +445,7 @@
                 <w:color w:val="222222"/>
                 <w:sz w:val="18"/>
               </w:rPr>
-              <w:t>CI/CD Engine</w:t>
+              <w:t>CI/CD Pipeline Engine</w:t>
             </w:r>
           </w:p>
         </w:tc>
@@ -454,10 +454,10 @@
             <w:tcW w:type="dxa" w:w="4514"/>
             <w:shd w:fill="FFFFFF"/>
             <w:tcMar>
-              <w:top w:w="80" w:type="dxa"/>
-              <w:bottom w:w="80" w:type="dxa"/>
-              <w:left w:w="120" w:type="dxa"/>
-              <w:right w:w="120" w:type="dxa"/>
+              <w:top w:w="100" w:type="dxa"/>
+              <w:bottom w:w="100" w:type="dxa"/>
+              <w:left w:w="140" w:type="dxa"/>
+              <w:right w:w="140" w:type="dxa"/>
             </w:tcMar>
           </w:tcPr>
           <w:p>
@@ -471,7 +471,7 @@
                 <w:color w:val="222222"/>
                 <w:sz w:val="18"/>
               </w:rPr>
-              <w:t>GitHub Actions &amp; OIDC Federated Authentication</w:t>
+              <w:t>GitHub Actions with AWS OpenID Connect (OIDC)</w:t>
             </w:r>
           </w:p>
         </w:tc>
@@ -482,10 +482,10 @@
             <w:tcW w:type="dxa" w:w="4514"/>
             <w:shd w:fill="F9FAFC"/>
             <w:tcMar>
-              <w:top w:w="80" w:type="dxa"/>
-              <w:bottom w:w="80" w:type="dxa"/>
-              <w:left w:w="120" w:type="dxa"/>
-              <w:right w:w="120" w:type="dxa"/>
+              <w:top w:w="100" w:type="dxa"/>
+              <w:bottom w:w="100" w:type="dxa"/>
+              <w:left w:w="140" w:type="dxa"/>
+              <w:right w:w="140" w:type="dxa"/>
             </w:tcMar>
           </w:tcPr>
           <w:p>
@@ -499,7 +499,7 @@
                 <w:color w:val="222222"/>
                 <w:sz w:val="18"/>
               </w:rPr>
-              <w:t>Microservice Application</w:t>
+              <w:t>Backend Microservice</w:t>
             </w:r>
           </w:p>
         </w:tc>
@@ -508,10 +508,10 @@
             <w:tcW w:type="dxa" w:w="4514"/>
             <w:shd w:fill="F9FAFC"/>
             <w:tcMar>
-              <w:top w:w="80" w:type="dxa"/>
-              <w:bottom w:w="80" w:type="dxa"/>
-              <w:left w:w="120" w:type="dxa"/>
-              <w:right w:w="120" w:type="dxa"/>
+              <w:top w:w="100" w:type="dxa"/>
+              <w:bottom w:w="100" w:type="dxa"/>
+              <w:left w:w="140" w:type="dxa"/>
+              <w:right w:w="140" w:type="dxa"/>
             </w:tcMar>
           </w:tcPr>
           <w:p>
@@ -525,7 +525,7 @@
                 <w:color w:val="222222"/>
                 <w:sz w:val="18"/>
               </w:rPr>
-              <w:t>Python 3.11 FastAPI (Hybrid ARIMA + LSTM/GRU/CNN)</w:t>
+              <w:t>Python 3.11 FastAPI (Hybrid ARIMA + LSTM/GRU/CNN Engine)</w:t>
             </w:r>
           </w:p>
         </w:tc>
@@ -536,10 +536,10 @@
             <w:tcW w:type="dxa" w:w="4514"/>
             <w:shd w:fill="FFFFFF"/>
             <w:tcMar>
-              <w:top w:w="80" w:type="dxa"/>
-              <w:bottom w:w="80" w:type="dxa"/>
-              <w:left w:w="120" w:type="dxa"/>
-              <w:right w:w="120" w:type="dxa"/>
+              <w:top w:w="100" w:type="dxa"/>
+              <w:bottom w:w="100" w:type="dxa"/>
+              <w:left w:w="140" w:type="dxa"/>
+              <w:right w:w="140" w:type="dxa"/>
             </w:tcMar>
           </w:tcPr>
           <w:p>
@@ -553,7 +553,7 @@
                 <w:color w:val="222222"/>
                 <w:sz w:val="18"/>
               </w:rPr>
-              <w:t>Date</w:t>
+              <w:t>Database &amp; Cache</w:t>
             </w:r>
           </w:p>
         </w:tc>
@@ -562,10 +562,172 @@
             <w:tcW w:type="dxa" w:w="4514"/>
             <w:shd w:fill="FFFFFF"/>
             <w:tcMar>
-              <w:top w:w="80" w:type="dxa"/>
-              <w:bottom w:w="80" w:type="dxa"/>
-              <w:left w:w="120" w:type="dxa"/>
-              <w:right w:w="120" w:type="dxa"/>
+              <w:top w:w="100" w:type="dxa"/>
+              <w:bottom w:w="100" w:type="dxa"/>
+              <w:left w:w="140" w:type="dxa"/>
+              <w:right w:w="140" w:type="dxa"/>
+            </w:tcMar>
+          </w:tcPr>
+          <w:p>
+            <w:pPr>
+              <w:spacing w:after="0"/>
+              <w:jc w:val="left"/>
+            </w:pPr>
+            <w:r>
+              <w:rPr>
+                <w:rFonts w:ascii="Times New Roman" w:hAnsi="Times New Roman"/>
+                <w:color w:val="222222"/>
+                <w:sz w:val="18"/>
+              </w:rPr>
+              <w:t>AWS RDS PostgreSQL Multi-AZ &amp; AWS ElastiCache Redis v7</w:t>
+            </w:r>
+          </w:p>
+        </w:tc>
+      </w:tr>
+      <w:tr>
+        <w:tc>
+          <w:tcPr>
+            <w:tcW w:type="dxa" w:w="4514"/>
+            <w:shd w:fill="F9FAFC"/>
+            <w:tcMar>
+              <w:top w:w="100" w:type="dxa"/>
+              <w:bottom w:w="100" w:type="dxa"/>
+              <w:left w:w="140" w:type="dxa"/>
+              <w:right w:w="140" w:type="dxa"/>
+            </w:tcMar>
+          </w:tcPr>
+          <w:p>
+            <w:pPr>
+              <w:spacing w:after="0"/>
+              <w:jc w:val="left"/>
+            </w:pPr>
+            <w:r>
+              <w:rPr>
+                <w:rFonts w:ascii="Times New Roman" w:hAnsi="Times New Roman"/>
+                <w:color w:val="222222"/>
+                <w:sz w:val="18"/>
+              </w:rPr>
+              <w:t>Observability Stack</w:t>
+            </w:r>
+          </w:p>
+        </w:tc>
+        <w:tc>
+          <w:tcPr>
+            <w:tcW w:type="dxa" w:w="4514"/>
+            <w:shd w:fill="F9FAFC"/>
+            <w:tcMar>
+              <w:top w:w="100" w:type="dxa"/>
+              <w:bottom w:w="100" w:type="dxa"/>
+              <w:left w:w="140" w:type="dxa"/>
+              <w:right w:w="140" w:type="dxa"/>
+            </w:tcMar>
+          </w:tcPr>
+          <w:p>
+            <w:pPr>
+              <w:spacing w:after="0"/>
+              <w:jc w:val="left"/>
+            </w:pPr>
+            <w:r>
+              <w:rPr>
+                <w:rFonts w:ascii="Times New Roman" w:hAnsi="Times New Roman"/>
+                <w:color w:val="222222"/>
+                <w:sz w:val="18"/>
+              </w:rPr>
+              <w:t>Prometheus Metrics, Grafana Dashboards &amp; CloudWatch Logs</w:t>
+            </w:r>
+          </w:p>
+        </w:tc>
+      </w:tr>
+      <w:tr>
+        <w:tc>
+          <w:tcPr>
+            <w:tcW w:type="dxa" w:w="4514"/>
+            <w:shd w:fill="FFFFFF"/>
+            <w:tcMar>
+              <w:top w:w="100" w:type="dxa"/>
+              <w:bottom w:w="100" w:type="dxa"/>
+              <w:left w:w="140" w:type="dxa"/>
+              <w:right w:w="140" w:type="dxa"/>
+            </w:tcMar>
+          </w:tcPr>
+          <w:p>
+            <w:pPr>
+              <w:spacing w:after="0"/>
+              <w:jc w:val="left"/>
+            </w:pPr>
+            <w:r>
+              <w:rPr>
+                <w:rFonts w:ascii="Times New Roman" w:hAnsi="Times New Roman"/>
+                <w:color w:val="222222"/>
+                <w:sz w:val="18"/>
+              </w:rPr>
+              <w:t>Target Page Volume</w:t>
+            </w:r>
+          </w:p>
+        </w:tc>
+        <w:tc>
+          <w:tcPr>
+            <w:tcW w:type="dxa" w:w="4514"/>
+            <w:shd w:fill="FFFFFF"/>
+            <w:tcMar>
+              <w:top w:w="100" w:type="dxa"/>
+              <w:bottom w:w="100" w:type="dxa"/>
+              <w:left w:w="140" w:type="dxa"/>
+              <w:right w:w="140" w:type="dxa"/>
+            </w:tcMar>
+          </w:tcPr>
+          <w:p>
+            <w:pPr>
+              <w:spacing w:after="0"/>
+              <w:jc w:val="left"/>
+            </w:pPr>
+            <w:r>
+              <w:rPr>
+                <w:rFonts w:ascii="Times New Roman" w:hAnsi="Times New Roman"/>
+                <w:color w:val="222222"/>
+                <w:sz w:val="18"/>
+              </w:rPr>
+              <w:t>50 - 60 Pages (Exhaustive Technical Documentation)</w:t>
+            </w:r>
+          </w:p>
+        </w:tc>
+      </w:tr>
+      <w:tr>
+        <w:tc>
+          <w:tcPr>
+            <w:tcW w:type="dxa" w:w="4514"/>
+            <w:shd w:fill="F9FAFC"/>
+            <w:tcMar>
+              <w:top w:w="100" w:type="dxa"/>
+              <w:bottom w:w="100" w:type="dxa"/>
+              <w:left w:w="140" w:type="dxa"/>
+              <w:right w:w="140" w:type="dxa"/>
+            </w:tcMar>
+          </w:tcPr>
+          <w:p>
+            <w:pPr>
+              <w:spacing w:after="0"/>
+              <w:jc w:val="left"/>
+            </w:pPr>
+            <w:r>
+              <w:rPr>
+                <w:rFonts w:ascii="Times New Roman" w:hAnsi="Times New Roman"/>
+                <w:color w:val="222222"/>
+                <w:sz w:val="18"/>
+              </w:rPr>
+              <w:t>Publication Date</w:t>
+            </w:r>
+          </w:p>
+        </w:tc>
+        <w:tc>
+          <w:tcPr>
+            <w:tcW w:type="dxa" w:w="4514"/>
+            <w:shd w:fill="F9FAFC"/>
+            <w:tcMar>
+              <w:top w:w="100" w:type="dxa"/>
+              <w:bottom w:w="100" w:type="dxa"/>
+              <w:left w:w="140" w:type="dxa"/>
+              <w:right w:w="140" w:type="dxa"/>
             </w:tcMar>
           </w:tcPr>
           <w:p>
@@ -587,7 +749,7 @@
     </w:tbl>
     <w:p>
       <w:pPr>
-        <w:spacing w:after="80"/>
+        <w:spacing w:after="120"/>
       </w:pPr>
     </w:p>
     <w:p>
@@ -598,7 +760,7 @@
     <w:p>
       <w:pPr>
         <w:keepNext/>
-        <w:spacing w:before="320" w:after="120"/>
+        <w:spacing w:before="440" w:after="160"/>
       </w:pPr>
       <w:r>
         <w:rPr>
@@ -613,7 +775,7 @@
     <w:p>
       <w:pPr>
         <w:pStyle w:val="ListBullet"/>
-        <w:spacing w:line="276" w:lineRule="auto" w:after="60"/>
+        <w:spacing w:line="288" w:lineRule="auto" w:after="80"/>
         <w:jc w:val="left"/>
       </w:pPr>
       <w:r>
@@ -627,7 +789,7 @@
     <w:p>
       <w:pPr>
         <w:pStyle w:val="ListBullet"/>
-        <w:spacing w:line="276" w:lineRule="auto" w:after="60"/>
+        <w:spacing w:line="288" w:lineRule="auto" w:after="80"/>
         <w:jc w:val="left"/>
       </w:pPr>
       <w:r>
@@ -635,13 +797,13 @@
           <w:rFonts w:ascii="Times New Roman" w:hAnsi="Times New Roman"/>
           <w:sz w:val="20"/>
         </w:rPr>
-        <w:t xml:space="preserve"> Chapter 1 — Introduction to DevOps, Cloud &amp; IaC</w:t>
+        <w:t xml:space="preserve"> Chapter 1 — Introduction to DevOps, Cloud Computing &amp; IaC</w:t>
       </w:r>
     </w:p>
     <w:p>
       <w:pPr>
         <w:pStyle w:val="ListBullet"/>
-        <w:spacing w:line="276" w:lineRule="auto" w:after="60"/>
+        <w:spacing w:line="288" w:lineRule="auto" w:after="80"/>
         <w:jc w:val="left"/>
       </w:pPr>
       <w:r>
@@ -649,13 +811,13 @@
           <w:rFonts w:ascii="Times New Roman" w:hAnsi="Times New Roman"/>
           <w:sz w:val="20"/>
         </w:rPr>
-        <w:t xml:space="preserve"> Chapter 2 — Project Overview &amp; Target Architecture</w:t>
+        <w:t xml:space="preserve"> Chapter 2 — Project Overview &amp; Target Platform Architecture</w:t>
       </w:r>
     </w:p>
     <w:p>
       <w:pPr>
         <w:pStyle w:val="ListBullet"/>
-        <w:spacing w:line="276" w:lineRule="auto" w:after="60"/>
+        <w:spacing w:line="288" w:lineRule="auto" w:after="80"/>
         <w:jc w:val="left"/>
       </w:pPr>
       <w:r>
@@ -663,13 +825,13 @@
           <w:rFonts w:ascii="Times New Roman" w:hAnsi="Times New Roman"/>
           <w:sz w:val="20"/>
         </w:rPr>
-        <w:t xml:space="preserve"> Chapter 3 — Problem Statement &amp; Solution Analysis</w:t>
+        <w:t xml:space="preserve"> Chapter 3 — Problem Statement &amp; Legacy Infrastructure Bottlenecks</w:t>
       </w:r>
     </w:p>
     <w:p>
       <w:pPr>
         <w:pStyle w:val="ListBullet"/>
-        <w:spacing w:line="276" w:lineRule="auto" w:after="60"/>
+        <w:spacing w:line="288" w:lineRule="auto" w:after="80"/>
         <w:jc w:val="left"/>
       </w:pPr>
       <w:r>
@@ -677,13 +839,13 @@
           <w:rFonts w:ascii="Times New Roman" w:hAnsi="Times New Roman"/>
           <w:sz w:val="20"/>
         </w:rPr>
-        <w:t xml:space="preserve"> Chapter 4 — Project Objectives &amp; Governance Principles</w:t>
+        <w:t xml:space="preserve"> Chapter 4 — Project Objectives &amp; Operational Principles</w:t>
       </w:r>
     </w:p>
     <w:p>
       <w:pPr>
         <w:pStyle w:val="ListBullet"/>
-        <w:spacing w:line="276" w:lineRule="auto" w:after="60"/>
+        <w:spacing w:line="288" w:lineRule="auto" w:after="80"/>
         <w:jc w:val="left"/>
       </w:pPr>
       <w:r>
@@ -697,7 +859,7 @@
     <w:p>
       <w:pPr>
         <w:pStyle w:val="ListBullet"/>
-        <w:spacing w:line="276" w:lineRule="auto" w:after="60"/>
+        <w:spacing w:line="288" w:lineRule="auto" w:after="80"/>
         <w:jc w:val="left"/>
       </w:pPr>
       <w:r>
@@ -711,7 +873,7 @@
     <w:p>
       <w:pPr>
         <w:pStyle w:val="ListBullet"/>
-        <w:spacing w:line="276" w:lineRule="auto" w:after="60"/>
+        <w:spacing w:line="288" w:lineRule="auto" w:after="80"/>
         <w:jc w:val="left"/>
       </w:pPr>
       <w:r>
@@ -725,7 +887,7 @@
     <w:p>
       <w:pPr>
         <w:pStyle w:val="ListBullet"/>
-        <w:spacing w:line="276" w:lineRule="auto" w:after="60"/>
+        <w:spacing w:line="288" w:lineRule="auto" w:after="80"/>
         <w:jc w:val="left"/>
       </w:pPr>
       <w:r>
@@ -733,13 +895,13 @@
           <w:rFonts w:ascii="Times New Roman" w:hAnsi="Times New Roman"/>
           <w:sz w:val="20"/>
         </w:rPr>
-        <w:t xml:space="preserve"> Chapter 8 — Overall System Architecture</w:t>
+        <w:t xml:space="preserve"> Chapter 8 — Overall System Architecture &amp; Data Flow</w:t>
       </w:r>
     </w:p>
     <w:p>
       <w:pPr>
         <w:pStyle w:val="ListBullet"/>
-        <w:spacing w:line="276" w:lineRule="auto" w:after="60"/>
+        <w:spacing w:line="288" w:lineRule="auto" w:after="80"/>
         <w:jc w:val="left"/>
       </w:pPr>
       <w:r>
@@ -753,7 +915,7 @@
     <w:p>
       <w:pPr>
         <w:pStyle w:val="ListBullet"/>
-        <w:spacing w:line="276" w:lineRule="auto" w:after="60"/>
+        <w:spacing w:line="288" w:lineRule="auto" w:after="80"/>
         <w:jc w:val="left"/>
       </w:pPr>
       <w:r>
@@ -761,13 +923,13 @@
           <w:rFonts w:ascii="Times New Roman" w:hAnsi="Times New Roman"/>
           <w:sz w:val="20"/>
         </w:rPr>
-        <w:t xml:space="preserve"> Chapter 10 — VPC Network &amp; Subnet Topology</w:t>
+        <w:t xml:space="preserve"> Chapter 10 — VPC Network Topology &amp; 3-Tier Subnet Isolation</w:t>
       </w:r>
     </w:p>
     <w:p>
       <w:pPr>
         <w:pStyle w:val="ListBullet"/>
-        <w:spacing w:line="276" w:lineRule="auto" w:after="60"/>
+        <w:spacing w:line="288" w:lineRule="auto" w:after="80"/>
         <w:jc w:val="left"/>
       </w:pPr>
       <w:r>
@@ -781,7 +943,7 @@
     <w:p>
       <w:pPr>
         <w:pStyle w:val="ListBullet"/>
-        <w:spacing w:line="276" w:lineRule="auto" w:after="60"/>
+        <w:spacing w:line="288" w:lineRule="auto" w:after="80"/>
         <w:jc w:val="left"/>
       </w:pPr>
       <w:r>
@@ -795,7 +957,7 @@
     <w:p>
       <w:pPr>
         <w:pStyle w:val="ListBullet"/>
-        <w:spacing w:line="276" w:lineRule="auto" w:after="60"/>
+        <w:spacing w:line="288" w:lineRule="auto" w:after="80"/>
         <w:jc w:val="left"/>
       </w:pPr>
       <w:r>
@@ -803,13 +965,13 @@
           <w:rFonts w:ascii="Times New Roman" w:hAnsi="Times New Roman"/>
           <w:sz w:val="20"/>
         </w:rPr>
-        <w:t xml:space="preserve"> Chapter 13 — Remote State Management &amp; DynamoDB State Locking</w:t>
+        <w:t xml:space="preserve"> Chapter 13 — Remote State Management &amp; DynamoDB Locking</w:t>
       </w:r>
     </w:p>
     <w:p>
       <w:pPr>
         <w:pStyle w:val="ListBullet"/>
-        <w:spacing w:line="276" w:lineRule="auto" w:after="60"/>
+        <w:spacing w:line="288" w:lineRule="auto" w:after="80"/>
         <w:jc w:val="left"/>
       </w:pPr>
       <w:r>
@@ -817,13 +979,13 @@
           <w:rFonts w:ascii="Times New Roman" w:hAnsi="Times New Roman"/>
           <w:sz w:val="20"/>
         </w:rPr>
-        <w:t xml:space="preserve"> Chapter 14 — Docker Containerization &amp; Multi-Stage Builds</w:t>
+        <w:t xml:space="preserve"> Chapter 14 — Docker Containerization &amp; Multi-Stage Image Builds</w:t>
       </w:r>
     </w:p>
     <w:p>
       <w:pPr>
         <w:pStyle w:val="ListBullet"/>
-        <w:spacing w:line="276" w:lineRule="auto" w:after="60"/>
+        <w:spacing w:line="288" w:lineRule="auto" w:after="80"/>
         <w:jc w:val="left"/>
       </w:pPr>
       <w:r>
@@ -837,7 +999,7 @@
     <w:p>
       <w:pPr>
         <w:pStyle w:val="ListBullet"/>
-        <w:spacing w:line="276" w:lineRule="auto" w:after="60"/>
+        <w:spacing w:line="288" w:lineRule="auto" w:after="80"/>
         <w:jc w:val="left"/>
       </w:pPr>
       <w:r>
@@ -851,7 +1013,7 @@
     <w:p>
       <w:pPr>
         <w:pStyle w:val="ListBullet"/>
-        <w:spacing w:line="276" w:lineRule="auto" w:after="60"/>
+        <w:spacing w:line="288" w:lineRule="auto" w:after="80"/>
         <w:jc w:val="left"/>
       </w:pPr>
       <w:r>
@@ -865,7 +1027,7 @@
     <w:p>
       <w:pPr>
         <w:pStyle w:val="ListBullet"/>
-        <w:spacing w:line="276" w:lineRule="auto" w:after="60"/>
+        <w:spacing w:line="288" w:lineRule="auto" w:after="80"/>
         <w:jc w:val="left"/>
       </w:pPr>
       <w:r>
@@ -873,13 +1035,13 @@
           <w:rFonts w:ascii="Times New Roman" w:hAnsi="Times New Roman"/>
           <w:sz w:val="20"/>
         </w:rPr>
-        <w:t xml:space="preserve"> Chapter 18 — Application Deployment Architecture</w:t>
+        <w:t xml:space="preserve"> Chapter 18 — Application Deployment &amp; Inference Microservice</w:t>
       </w:r>
     </w:p>
     <w:p>
       <w:pPr>
         <w:pStyle w:val="ListBullet"/>
-        <w:spacing w:line="276" w:lineRule="auto" w:after="60"/>
+        <w:spacing w:line="288" w:lineRule="auto" w:after="80"/>
         <w:jc w:val="left"/>
       </w:pPr>
       <w:r>
@@ -887,13 +1049,13 @@
           <w:rFonts w:ascii="Times New Roman" w:hAnsi="Times New Roman"/>
           <w:sz w:val="20"/>
         </w:rPr>
-        <w:t xml:space="preserve"> Chapter 19 — Continuous Integration (CI) Architecture</w:t>
+        <w:t xml:space="preserve"> Chapter 19 — Continuous Integration (CI) Architecture &amp; Quality Gates</w:t>
       </w:r>
     </w:p>
     <w:p>
       <w:pPr>
         <w:pStyle w:val="ListBullet"/>
-        <w:spacing w:line="276" w:lineRule="auto" w:after="60"/>
+        <w:spacing w:line="288" w:lineRule="auto" w:after="80"/>
         <w:jc w:val="left"/>
       </w:pPr>
       <w:r>
@@ -907,7 +1069,7 @@
     <w:p>
       <w:pPr>
         <w:pStyle w:val="ListBullet"/>
-        <w:spacing w:line="276" w:lineRule="auto" w:after="60"/>
+        <w:spacing w:line="288" w:lineRule="auto" w:after="80"/>
         <w:jc w:val="left"/>
       </w:pPr>
       <w:r>
@@ -921,7 +1083,7 @@
     <w:p>
       <w:pPr>
         <w:pStyle w:val="ListBullet"/>
-        <w:spacing w:line="276" w:lineRule="auto" w:after="60"/>
+        <w:spacing w:line="288" w:lineRule="auto" w:after="80"/>
         <w:jc w:val="left"/>
       </w:pPr>
       <w:r>
@@ -935,7 +1097,7 @@
     <w:p>
       <w:pPr>
         <w:pStyle w:val="ListBullet"/>
-        <w:spacing w:line="276" w:lineRule="auto" w:after="60"/>
+        <w:spacing w:line="288" w:lineRule="auto" w:after="80"/>
         <w:jc w:val="left"/>
       </w:pPr>
       <w:r>
@@ -943,13 +1105,13 @@
           <w:rFonts w:ascii="Times New Roman" w:hAnsi="Times New Roman"/>
           <w:sz w:val="20"/>
         </w:rPr>
-        <w:t xml:space="preserve"> Chapter 23 — AWS Secrets Manager Integration</w:t>
+        <w:t xml:space="preserve"> Chapter 23 — AWS Secrets Manager &amp; IRSA Integration</w:t>
       </w:r>
     </w:p>
     <w:p>
       <w:pPr>
         <w:pStyle w:val="ListBullet"/>
-        <w:spacing w:line="276" w:lineRule="auto" w:after="60"/>
+        <w:spacing w:line="288" w:lineRule="auto" w:after="80"/>
         <w:jc w:val="left"/>
       </w:pPr>
       <w:r>
@@ -957,13 +1119,13 @@
           <w:rFonts w:ascii="Times New Roman" w:hAnsi="Times New Roman"/>
           <w:sz w:val="20"/>
         </w:rPr>
-        <w:t xml:space="preserve"> Chapter 24 — Database &amp; Caching Architecture (RDS PostgreSQL &amp; ElastiCache Redis)</w:t>
+        <w:t xml:space="preserve"> Chapter 24 — Database &amp; Caching Architecture (RDS &amp; Redis)</w:t>
       </w:r>
     </w:p>
     <w:p>
       <w:pPr>
         <w:pStyle w:val="ListBullet"/>
-        <w:spacing w:line="276" w:lineRule="auto" w:after="60"/>
+        <w:spacing w:line="288" w:lineRule="auto" w:after="80"/>
         <w:jc w:val="left"/>
       </w:pPr>
       <w:r>
@@ -971,13 +1133,13 @@
           <w:rFonts w:ascii="Times New Roman" w:hAnsi="Times New Roman"/>
           <w:sz w:val="20"/>
         </w:rPr>
-        <w:t xml:space="preserve"> Chapter 25 — DNS Routing &amp; HTTPS Certificate Management (Route 53 &amp; ACM)</w:t>
+        <w:t xml:space="preserve"> Chapter 25 — DNS Routing &amp; HTTPS Certificate Management</w:t>
       </w:r>
     </w:p>
     <w:p>
       <w:pPr>
         <w:pStyle w:val="ListBullet"/>
-        <w:spacing w:line="276" w:lineRule="auto" w:after="60"/>
+        <w:spacing w:line="288" w:lineRule="auto" w:after="80"/>
         <w:jc w:val="left"/>
       </w:pPr>
       <w:r>
@@ -985,13 +1147,13 @@
           <w:rFonts w:ascii="Times New Roman" w:hAnsi="Times New Roman"/>
           <w:sz w:val="20"/>
         </w:rPr>
-        <w:t xml:space="preserve"> Chapter 26 — Observability, Monitoring &amp; Log Management (CloudWatch &amp; Prometheus)</w:t>
+        <w:t xml:space="preserve"> Chapter 26 — Observability, Monitoring &amp; Logging Architecture</w:t>
       </w:r>
     </w:p>
     <w:p>
       <w:pPr>
         <w:pStyle w:val="ListBullet"/>
-        <w:spacing w:line="276" w:lineRule="auto" w:after="60"/>
+        <w:spacing w:line="288" w:lineRule="auto" w:after="80"/>
         <w:jc w:val="left"/>
       </w:pPr>
       <w:r>
@@ -999,13 +1161,13 @@
           <w:rFonts w:ascii="Times New Roman" w:hAnsi="Times New Roman"/>
           <w:sz w:val="20"/>
         </w:rPr>
-        <w:t xml:space="preserve"> Chapter 27 — Autoscaling &amp; Availability Architecture (HPA &amp; PDB)</w:t>
+        <w:t xml:space="preserve"> Chapter 27 — Autoscaling &amp; Resilience Architecture (HPA &amp; PDB)</w:t>
       </w:r>
     </w:p>
     <w:p>
       <w:pPr>
         <w:pStyle w:val="ListBullet"/>
-        <w:spacing w:line="276" w:lineRule="auto" w:after="60"/>
+        <w:spacing w:line="288" w:lineRule="auto" w:after="80"/>
         <w:jc w:val="left"/>
       </w:pPr>
       <w:r>
@@ -1013,13 +1175,13 @@
           <w:rFonts w:ascii="Times New Roman" w:hAnsi="Times New Roman"/>
           <w:sz w:val="20"/>
         </w:rPr>
-        <w:t xml:space="preserve"> Chapter 28 — DevSecOps Security Architecture &amp; Scanners</w:t>
+        <w:t xml:space="preserve"> Chapter 28 — DevSecOps Security Architecture &amp; Vulnerability Scanning</w:t>
       </w:r>
     </w:p>
     <w:p>
       <w:pPr>
         <w:pStyle w:val="ListBullet"/>
-        <w:spacing w:line="276" w:lineRule="auto" w:after="60"/>
+        <w:spacing w:line="288" w:lineRule="auto" w:after="80"/>
         <w:jc w:val="left"/>
       </w:pPr>
       <w:r>
@@ -1033,7 +1195,7 @@
     <w:p>
       <w:pPr>
         <w:pStyle w:val="ListBullet"/>
-        <w:spacing w:line="276" w:lineRule="auto" w:after="60"/>
+        <w:spacing w:line="288" w:lineRule="auto" w:after="80"/>
         <w:jc w:val="left"/>
       </w:pPr>
       <w:r>
@@ -1041,13 +1203,13 @@
           <w:rFonts w:ascii="Times New Roman" w:hAnsi="Times New Roman"/>
           <w:sz w:val="20"/>
         </w:rPr>
-        <w:t xml:space="preserve"> Chapter 30 — Disaster Recovery, RPO/RTO &amp; Backup Strategies</w:t>
+        <w:t xml:space="preserve"> Chapter 30 — Disaster Recovery, RPO/RTO &amp; Backup Procedures</w:t>
       </w:r>
     </w:p>
     <w:p>
       <w:pPr>
         <w:pStyle w:val="ListBullet"/>
-        <w:spacing w:line="276" w:lineRule="auto" w:after="60"/>
+        <w:spacing w:line="288" w:lineRule="auto" w:after="80"/>
         <w:jc w:val="left"/>
       </w:pPr>
       <w:r>
@@ -1061,7 +1223,7 @@
     <w:p>
       <w:pPr>
         <w:pStyle w:val="ListBullet"/>
-        <w:spacing w:line="276" w:lineRule="auto" w:after="60"/>
+        <w:spacing w:line="288" w:lineRule="auto" w:after="80"/>
         <w:jc w:val="left"/>
       </w:pPr>
       <w:r>
@@ -1075,7 +1237,7 @@
     <w:p>
       <w:pPr>
         <w:pStyle w:val="ListBullet"/>
-        <w:spacing w:line="276" w:lineRule="auto" w:after="60"/>
+        <w:spacing w:line="288" w:lineRule="auto" w:after="80"/>
         <w:jc w:val="left"/>
       </w:pPr>
       <w:r>
@@ -1083,13 +1245,13 @@
           <w:rFonts w:ascii="Times New Roman" w:hAnsi="Times New Roman"/>
           <w:sz w:val="20"/>
         </w:rPr>
-        <w:t xml:space="preserve"> Chapter 33 — AWS Cost Optimization &amp; Cleanup Procedures</w:t>
+        <w:t xml:space="preserve"> Chapter 33 — AWS Cost Optimization &amp; Infrastructure Teardown</w:t>
       </w:r>
     </w:p>
     <w:p>
       <w:pPr>
         <w:pStyle w:val="ListBullet"/>
-        <w:spacing w:line="276" w:lineRule="auto" w:after="60"/>
+        <w:spacing w:line="288" w:lineRule="auto" w:after="80"/>
         <w:jc w:val="left"/>
       </w:pPr>
       <w:r>
@@ -1097,13 +1259,13 @@
           <w:rFonts w:ascii="Times New Roman" w:hAnsi="Times New Roman"/>
           <w:sz w:val="20"/>
         </w:rPr>
-        <w:t xml:space="preserve"> Chapter 34 — Complete Step-by-Step Installation &amp; Setup Manual</w:t>
+        <w:t xml:space="preserve"> Chapter 34 — Complete Step-by-Step Setup &amp; Installation Guide</w:t>
       </w:r>
     </w:p>
     <w:p>
       <w:pPr>
         <w:pStyle w:val="ListBullet"/>
-        <w:spacing w:line="276" w:lineRule="auto" w:after="60"/>
+        <w:spacing w:line="288" w:lineRule="auto" w:after="80"/>
         <w:jc w:val="left"/>
       </w:pPr>
       <w:r>
@@ -1117,7 +1279,7 @@
     <w:p>
       <w:pPr>
         <w:pStyle w:val="ListBullet"/>
-        <w:spacing w:line="276" w:lineRule="auto" w:after="60"/>
+        <w:spacing w:line="288" w:lineRule="auto" w:after="80"/>
         <w:jc w:val="left"/>
       </w:pPr>
       <w:r>
@@ -1131,7 +1293,7 @@
     <w:p>
       <w:pPr>
         <w:pStyle w:val="ListBullet"/>
-        <w:spacing w:line="276" w:lineRule="auto" w:after="60"/>
+        <w:spacing w:line="288" w:lineRule="auto" w:after="80"/>
         <w:jc w:val="left"/>
       </w:pPr>
       <w:r>
@@ -1139,13 +1301,13 @@
           <w:rFonts w:ascii="Times New Roman" w:hAnsi="Times New Roman"/>
           <w:sz w:val="20"/>
         </w:rPr>
-        <w:t xml:space="preserve"> Chapter 37 — Day-to-Day Operations Runbook</w:t>
+        <w:t xml:space="preserve"> Chapter 37 — Day-to-Day DevOps Operations Runbook</w:t>
       </w:r>
     </w:p>
     <w:p>
       <w:pPr>
         <w:pStyle w:val="ListBullet"/>
-        <w:spacing w:line="276" w:lineRule="auto" w:after="60"/>
+        <w:spacing w:line="288" w:lineRule="auto" w:after="80"/>
         <w:jc w:val="left"/>
       </w:pPr>
       <w:r>
@@ -1153,13 +1315,13 @@
           <w:rFonts w:ascii="Times New Roman" w:hAnsi="Times New Roman"/>
           <w:sz w:val="20"/>
         </w:rPr>
-        <w:t xml:space="preserve"> Chapter 38 — Expected Project Results &amp; Benefits</w:t>
+        <w:t xml:space="preserve"> Chapter 38 — Expected Project Results &amp; Enterprise Benefits</w:t>
       </w:r>
     </w:p>
     <w:p>
       <w:pPr>
         <w:pStyle w:val="ListBullet"/>
-        <w:spacing w:line="276" w:lineRule="auto" w:after="60"/>
+        <w:spacing w:line="288" w:lineRule="auto" w:after="80"/>
         <w:jc w:val="left"/>
       </w:pPr>
       <w:r>
@@ -1167,13 +1329,13 @@
           <w:rFonts w:ascii="Times New Roman" w:hAnsi="Times New Roman"/>
           <w:sz w:val="20"/>
         </w:rPr>
-        <w:t xml:space="preserve"> Chapter 39 — Architectural Advantages &amp; Trade-Offs</w:t>
+        <w:t xml:space="preserve"> Chapter 39 — Architectural Advantages &amp; Technical Trade-offs</w:t>
       </w:r>
     </w:p>
     <w:p>
       <w:pPr>
         <w:pStyle w:val="ListBullet"/>
-        <w:spacing w:line="276" w:lineRule="auto" w:after="60"/>
+        <w:spacing w:line="288" w:lineRule="auto" w:after="80"/>
         <w:jc w:val="left"/>
       </w:pPr>
       <w:r>
@@ -1181,13 +1343,13 @@
           <w:rFonts w:ascii="Times New Roman" w:hAnsi="Times New Roman"/>
           <w:sz w:val="20"/>
         </w:rPr>
-        <w:t xml:space="preserve"> Chapter 40 — System Limitations &amp; Constraints</w:t>
+        <w:t xml:space="preserve"> Chapter 40 — System Limitations &amp; Operational Constraints</w:t>
       </w:r>
     </w:p>
     <w:p>
       <w:pPr>
         <w:pStyle w:val="ListBullet"/>
-        <w:spacing w:line="276" w:lineRule="auto" w:after="60"/>
+        <w:spacing w:line="288" w:lineRule="auto" w:after="80"/>
         <w:jc w:val="left"/>
       </w:pPr>
       <w:r>
@@ -1201,7 +1363,7 @@
     <w:p>
       <w:pPr>
         <w:pStyle w:val="ListBullet"/>
-        <w:spacing w:line="276" w:lineRule="auto" w:after="60"/>
+        <w:spacing w:line="288" w:lineRule="auto" w:after="80"/>
         <w:jc w:val="left"/>
       </w:pPr>
       <w:r>
@@ -1215,7 +1377,7 @@
     <w:p>
       <w:pPr>
         <w:pStyle w:val="ListBullet"/>
-        <w:spacing w:line="276" w:lineRule="auto" w:after="60"/>
+        <w:spacing w:line="288" w:lineRule="auto" w:after="80"/>
         <w:jc w:val="left"/>
       </w:pPr>
       <w:r>
@@ -1229,7 +1391,7 @@
     <w:p>
       <w:pPr>
         <w:pStyle w:val="ListBullet"/>
-        <w:spacing w:line="276" w:lineRule="auto" w:after="60"/>
+        <w:spacing w:line="288" w:lineRule="auto" w:after="80"/>
         <w:jc w:val="left"/>
       </w:pPr>
       <w:r>
@@ -1243,7 +1405,7 @@
     <w:p>
       <w:pPr>
         <w:pStyle w:val="ListBullet"/>
-        <w:spacing w:line="276" w:lineRule="auto" w:after="60"/>
+        <w:spacing w:line="288" w:lineRule="auto" w:after="80"/>
         <w:jc w:val="left"/>
       </w:pPr>
       <w:r>
@@ -1257,7 +1419,7 @@
     <w:p>
       <w:pPr>
         <w:pStyle w:val="ListBullet"/>
-        <w:spacing w:line="276" w:lineRule="auto" w:after="60"/>
+        <w:spacing w:line="288" w:lineRule="auto" w:after="80"/>
         <w:jc w:val="left"/>
       </w:pPr>
       <w:r>
@@ -1271,7 +1433,7 @@
     <w:p>
       <w:pPr>
         <w:pStyle w:val="ListBullet"/>
-        <w:spacing w:line="276" w:lineRule="auto" w:after="60"/>
+        <w:spacing w:line="288" w:lineRule="auto" w:after="80"/>
         <w:jc w:val="left"/>
       </w:pPr>
       <w:r>
@@ -1285,7 +1447,7 @@
     <w:p>
       <w:pPr>
         <w:pStyle w:val="ListBullet"/>
-        <w:spacing w:line="276" w:lineRule="auto" w:after="60"/>
+        <w:spacing w:line="288" w:lineRule="auto" w:after="80"/>
         <w:jc w:val="left"/>
       </w:pPr>
       <w:r>
@@ -1299,7 +1461,7 @@
     <w:p>
       <w:pPr>
         <w:pStyle w:val="ListBullet"/>
-        <w:spacing w:line="276" w:lineRule="auto" w:after="60"/>
+        <w:spacing w:line="288" w:lineRule="auto" w:after="80"/>
         <w:jc w:val="left"/>
       </w:pPr>
       <w:r>
@@ -1313,7 +1475,7 @@
     <w:p>
       <w:pPr>
         <w:pStyle w:val="ListBullet"/>
-        <w:spacing w:line="276" w:lineRule="auto" w:after="60"/>
+        <w:spacing w:line="288" w:lineRule="auto" w:after="80"/>
         <w:jc w:val="left"/>
       </w:pPr>
       <w:r>
@@ -1327,7 +1489,7 @@
     <w:p>
       <w:pPr>
         <w:pStyle w:val="ListBullet"/>
-        <w:spacing w:line="276" w:lineRule="auto" w:after="60"/>
+        <w:spacing w:line="288" w:lineRule="auto" w:after="80"/>
         <w:jc w:val="left"/>
       </w:pPr>
       <w:r>
@@ -1346,7 +1508,7 @@
     <w:p>
       <w:pPr>
         <w:keepNext/>
-        <w:spacing w:before="320" w:after="120"/>
+        <w:spacing w:before="440" w:after="160"/>
       </w:pPr>
       <w:r>
         <w:rPr>
@@ -1360,7 +1522,7 @@
     </w:p>
     <w:p>
       <w:pPr>
-        <w:spacing w:line="276" w:lineRule="auto" w:after="80"/>
+        <w:spacing w:line="288" w:lineRule="auto" w:after="120"/>
         <w:jc w:val="both"/>
       </w:pPr>
       <w:r>
@@ -1368,12 +1530,12 @@
           <w:rFonts w:ascii="Times New Roman" w:hAnsi="Times New Roman"/>
           <w:sz w:val="20"/>
         </w:rPr>
-        <w:t>Modern cloud software engineering demands automated, reliable, and secure deployment mechanisms to move application source code from local development environments to production cloud infrastructure. Traditional manual deployments suffer from configuration drift, human error, long-lived credential leakage risks, and lack of visibility. This technical document details the design, implementation, and operationalization of an enterprise-grade, cloud-native DevOps platform built on Amazon Web Services (AWS), Terraform, Amazon EKS (Kubernetes v1.30), Docker, Helm, GitHub Actions, and Prometheus/Grafana.</w:t>
+        <w:t>Modern enterprise software engineering demands highly automated, secure, resilient, and repeatable deployment workflows to transition application source code from developer workstations to production cloud environments. Historically, IT operations relied heavily on manual cloud console clicks, custom shell scripts, and static credential management. These legacy practices introduced critical failure modes, including untracked configuration drift, security breaches caused by leaked IAM access keys, extended service outages, and unrepeatable deployments.</w:t>
       </w:r>
     </w:p>
     <w:p>
       <w:pPr>
-        <w:spacing w:line="276" w:lineRule="auto" w:after="80"/>
+        <w:spacing w:line="288" w:lineRule="auto" w:after="120"/>
         <w:jc w:val="both"/>
       </w:pPr>
       <w:r>
@@ -1381,7 +1543,33 @@
           <w:rFonts w:ascii="Times New Roman" w:hAnsi="Times New Roman"/>
           <w:sz w:val="20"/>
         </w:rPr>
-        <w:t>The platform serves as the production infrastructure for the National GDP Prediction Engine—a Python 3.11 FastAPI microservice that models and forecasts national Gross Domestic Product (GDP) using a state-of-the-art hybrid approach combining statistical linear models (ARIMA) with deep learning sequence models (LSTM, GRU, and 1D CNN). The entire platform is governed by Infrastructure as Code (IaC) using HashiCorp Terraform as the single source of truth.</w:t>
+        <w:t>This technical document presents an exhaustive, enterprise-grade cloud DevOps platform designed and executed on Amazon Web Services (AWS) using Infrastructure as Code (IaC) governed by HashiCorp Terraform. The platform hosts the National GDP Prediction Engine—a production-grade Python 3.11 FastAPI microservice that ingests quarterly macro-economic observations from 1947 to 2024 (`GDP.csv`) and calculates 8-quarter economic predictions using a novel hybrid model combining statistical Autoregressive Integrated Moving Average (ARIMA) linear growth trends with deep learning sequence residual neural networks (Long Short-Term Memory / LSTM, Gated Recurrent Units / GRU, and 1D Convolutional Neural Networks / CNN).</w:t>
+      </w:r>
+    </w:p>
+    <w:p>
+      <w:pPr>
+        <w:spacing w:line="288" w:lineRule="auto" w:after="120"/>
+        <w:jc w:val="both"/>
+      </w:pPr>
+      <w:r>
+        <w:rPr>
+          <w:rFonts w:ascii="Times New Roman" w:hAnsi="Times New Roman"/>
+          <w:sz w:val="20"/>
+        </w:rPr>
+        <w:t>The infrastructure relies on Amazon Elastic Kubernetes Service (AWS EKS v1.30) for container orchestration, Amazon Elastic Container Registry (ECR) for immutable container storage, AWS RDS PostgreSQL Multi-AZ for relational audit logging, AWS ElastiCache Redis v7 for zero-latency response caching, AWS Secrets Manager for encrypted token storage, Route 53 for public DNS resolution, and ACM for TLS certificate management. Continuous Integration and Continuous Deployment (CI/CD) pipelines are engineered using GitHub Actions utilizing OpenID Connect (OIDC) federated identity mapping to eliminate static AWS access keys in source control repositories completely.</w:t>
+      </w:r>
+    </w:p>
+    <w:p>
+      <w:pPr>
+        <w:spacing w:line="288" w:lineRule="auto" w:after="120"/>
+        <w:jc w:val="both"/>
+      </w:pPr>
+      <w:r>
+        <w:rPr>
+          <w:rFonts w:ascii="Times New Roman" w:hAnsi="Times New Roman"/>
+          <w:sz w:val="20"/>
+        </w:rPr>
+        <w:t>By declaring 100% of cloud resources, Kubernetes manifests, and GitHub repository controls in Terraform, the entire DevOps platform is reproducible with a single CLI command (`make apply`). This 50-60 page master report documents every architectural decision, network topology, security rule, pipeline workflow, monitoring dashboard, disaster recovery plan, and operational runbook required to deploy and maintain the platform.</w:t>
       </w:r>
     </w:p>
     <w:tbl>
@@ -1399,15 +1587,15 @@
             <w:tcW w:type="dxa" w:w="9029"/>
             <w:shd w:fill="EBF3FA"/>
             <w:tcMar>
-              <w:top w:w="120" w:type="dxa"/>
-              <w:bottom w:w="120" w:type="dxa"/>
-              <w:left w:w="180" w:type="dxa"/>
-              <w:right w:w="180" w:type="dxa"/>
+              <w:top w:w="140" w:type="dxa"/>
+              <w:bottom w:w="140" w:type="dxa"/>
+              <w:left w:w="200" w:type="dxa"/>
+              <w:right w:w="200" w:type="dxa"/>
             </w:tcMar>
           </w:tcPr>
           <w:p>
             <w:pPr>
-              <w:spacing w:line="276" w:lineRule="auto" w:after="0"/>
+              <w:spacing w:line="288" w:lineRule="auto" w:after="0"/>
             </w:pPr>
             <w:r>
               <w:rPr>
@@ -1416,14 +1604,14 @@
                 <w:color w:val="004488"/>
                 <w:sz w:val="20"/>
               </w:rPr>
-              <w:t xml:space="preserve">📌 KEY ARCHITECTURAL HIGHLIGHT: </w:t>
+              <w:t xml:space="preserve">📌 MASTER ARCHITECTURAL PRINCIPLE: </w:t>
             </w:r>
             <w:r>
               <w:rPr>
                 <w:rFonts w:ascii="Times New Roman" w:hAnsi="Times New Roman"/>
                 <w:sz w:val="20"/>
               </w:rPr>
-              <w:t>Terraform manages AWS Cloud Infrastructure, Kubernetes Workloads, and GitHub Repository Settings in unified declarative code, enabling a complete production deployment via 'make apply'.</w:t>
+              <w:t>Terraform manages AWS Cloud Infrastructure, Kubernetes Workloads, and GitHub Repository Governance in a single source of truth, enabling one-command provisioning (`make apply`).</w:t>
             </w:r>
           </w:p>
         </w:tc>
@@ -1431,13 +1619,18 @@
     </w:tbl>
     <w:p>
       <w:pPr>
-        <w:spacing w:after="80"/>
+        <w:spacing w:after="120"/>
       </w:pPr>
     </w:p>
     <w:p>
+      <w:r>
+        <w:br w:type="page"/>
+      </w:r>
+    </w:p>
+    <w:p>
       <w:pPr>
         <w:keepNext/>
-        <w:spacing w:before="320" w:after="120"/>
+        <w:spacing w:before="440" w:after="160"/>
       </w:pPr>
       <w:r>
         <w:rPr>
@@ -1446,12 +1639,12 @@
           <w:color w:val="003366"/>
           <w:sz w:val="24"/>
         </w:rPr>
-        <w:t>Chapter 1 — Introduction to DevOps, Cloud &amp; IaC</w:t>
+        <w:t>Chapter 1 — Introduction to DevOps, Cloud Computing &amp; IaC</w:t>
       </w:r>
     </w:p>
     <w:p>
       <w:pPr>
-        <w:spacing w:line="276" w:lineRule="auto" w:after="80"/>
+        <w:spacing w:line="288" w:lineRule="auto" w:after="120"/>
         <w:jc w:val="both"/>
       </w:pPr>
       <w:r>
@@ -1459,101 +1652,52 @@
           <w:rFonts w:ascii="Times New Roman" w:hAnsi="Times New Roman"/>
           <w:sz w:val="20"/>
         </w:rPr>
-        <w:t>DevOps is a set of cultural philosophies, practices, and tools that increases an organization's ability to deliver applications and services at high velocity. By merging software development (Dev) and IT operations (Ops), organizations can automate infrastructure provisioning, testing, security, and continuous delivery.</w:t>
+        <w:t>DevOps represents an integrated software engineering philosophy that unifies software development (Dev) and IT operations (Ops). The core objective of DevOps is to accelerate the software delivery lifecycle while ensuring system stability, security, and scalability. In traditional IT models, developers wrote code independently of operational realities, passing built artifacts to operations teams for manual deployment. This separation created friction, delayed releases, and caused unexpected production outages due to mismatched runtime environments.</w:t>
       </w:r>
     </w:p>
     <w:p>
       <w:pPr>
-        <w:pStyle w:val="ListBullet"/>
-        <w:spacing w:line="276" w:lineRule="auto" w:after="60"/>
-        <w:jc w:val="left"/>
-      </w:pPr>
-      <w:r>
-        <w:rPr>
-          <w:rFonts w:ascii="Times New Roman" w:hAnsi="Times New Roman"/>
-          <w:b/>
-          <w:sz w:val="20"/>
-        </w:rPr>
-        <w:t xml:space="preserve">Core Concept 1: </w:t>
-      </w:r>
+        <w:spacing w:line="288" w:lineRule="auto" w:after="120"/>
+        <w:jc w:val="both"/>
+      </w:pPr>
       <w:r>
         <w:rPr>
           <w:rFonts w:ascii="Times New Roman" w:hAnsi="Times New Roman"/>
           <w:sz w:val="20"/>
         </w:rPr>
-        <w:t>Infrastructure as Code (IaC): Declaring cloud infrastructure using machine-readable configuration files (Terraform HCL).</w:t>
+        <w:t>Cloud computing revolutionized infrastructure delivery by offering on-demand virtualized computing resources accessible via REST APIs. Amazon Web Services (AWS) provides foundational cloud primitives, including Elastic Compute Cloud (EC2), Virtual Private Cloud (VPC), and Managed Kubernetes (EKS). However, manually creating infrastructure using web management consoles reintroduces human error and configuration drift.</w:t>
       </w:r>
     </w:p>
     <w:p>
       <w:pPr>
-        <w:pStyle w:val="ListBullet"/>
-        <w:spacing w:line="276" w:lineRule="auto" w:after="60"/>
-        <w:jc w:val="left"/>
-      </w:pPr>
-      <w:r>
-        <w:rPr>
-          <w:rFonts w:ascii="Times New Roman" w:hAnsi="Times New Roman"/>
-          <w:b/>
-          <w:sz w:val="20"/>
-        </w:rPr>
-        <w:t xml:space="preserve">Core Concept 2: </w:t>
-      </w:r>
+        <w:spacing w:line="288" w:lineRule="auto" w:after="120"/>
+        <w:jc w:val="both"/>
+      </w:pPr>
       <w:r>
         <w:rPr>
           <w:rFonts w:ascii="Times New Roman" w:hAnsi="Times New Roman"/>
           <w:sz w:val="20"/>
         </w:rPr>
-        <w:t>Containerization: Packaging application code and runtime dependencies into immutable containers (Docker).</w:t>
+        <w:t>Infrastructure as Code (IaC) solves these challenges by expressing hardware topologies, networking, security policies, and application configurations in machine-readable code definitions stored in version control repositories. HashiCorp Terraform is the leading IaC solution, utilizing declarative HashiCorp Configuration Language (HCL) to compile resource dependency graphs and idempotently apply infrastructure state changes.</w:t>
       </w:r>
     </w:p>
     <w:p>
       <w:pPr>
-        <w:pStyle w:val="ListBullet"/>
-        <w:spacing w:line="276" w:lineRule="auto" w:after="60"/>
-        <w:jc w:val="left"/>
-      </w:pPr>
-      <w:r>
-        <w:rPr>
-          <w:rFonts w:ascii="Times New Roman" w:hAnsi="Times New Roman"/>
-          <w:b/>
-          <w:sz w:val="20"/>
-        </w:rPr>
-        <w:t xml:space="preserve">Core Concept 3: </w:t>
-      </w:r>
+        <w:spacing w:line="288" w:lineRule="auto" w:after="120"/>
+        <w:jc w:val="both"/>
+      </w:pPr>
       <w:r>
         <w:rPr>
           <w:rFonts w:ascii="Times New Roman" w:hAnsi="Times New Roman"/>
           <w:sz w:val="20"/>
         </w:rPr>
-        <w:t>Container Orchestration: Managing container lifecycle, scaling, and networking at scale (Amazon EKS / Kubernetes).</w:t>
+        <w:t>Containerization, pioneered by Docker, encapsulates application source code, runtime binaries, system libraries, and configuration settings into immutable container images. Containers eliminate environment discrepancies across development, staging, and production environments. When deployed onto container orchestration engines like Kubernetes, applications benefit from automated container placement, self-healing pod restarts, dynamic scaling, and zero-downtime rolling updates.</w:t>
       </w:r>
     </w:p>
     <w:p>
       <w:pPr>
-        <w:pStyle w:val="ListBullet"/>
-        <w:spacing w:line="276" w:lineRule="auto" w:after="60"/>
-        <w:jc w:val="left"/>
-      </w:pPr>
-      <w:r>
-        <w:rPr>
-          <w:rFonts w:ascii="Times New Roman" w:hAnsi="Times New Roman"/>
-          <w:b/>
-          <w:sz w:val="20"/>
-        </w:rPr>
-        <w:t xml:space="preserve">Core Concept 4: </w:t>
-      </w:r>
-      <w:r>
-        <w:rPr>
-          <w:rFonts w:ascii="Times New Roman" w:hAnsi="Times New Roman"/>
-          <w:sz w:val="20"/>
-        </w:rPr>
-        <w:t>Continuous Integration / Continuous Delivery (CI/CD): Automating code validation, security scanning, container image publishing, and cluster deployment (GitHub Actions).</w:t>
-      </w:r>
-    </w:p>
-    <w:p>
-      <w:pPr>
         <w:keepNext/>
-        <w:spacing w:before="320" w:after="120"/>
+        <w:spacing w:before="440" w:after="160"/>
       </w:pPr>
       <w:r>
         <w:rPr>
@@ -1562,12 +1706,12 @@
           <w:color w:val="003366"/>
           <w:sz w:val="24"/>
         </w:rPr>
-        <w:t>Chapter 2 — Project Overview &amp; Target Architecture</w:t>
+        <w:t>Chapter 2 — Project Overview &amp; Target Platform Architecture</w:t>
       </w:r>
     </w:p>
     <w:p>
       <w:pPr>
-        <w:spacing w:line="276" w:lineRule="auto" w:after="80"/>
+        <w:spacing w:line="288" w:lineRule="auto" w:after="120"/>
         <w:jc w:val="both"/>
       </w:pPr>
       <w:r>
@@ -1575,56 +1719,44 @@
           <w:rFonts w:ascii="Times New Roman" w:hAnsi="Times New Roman"/>
           <w:sz w:val="20"/>
         </w:rPr>
-        <w:t>The National GDP Prediction Platform is designed to take a statistical and machine learning forecasting model from raw research scripts (`capstone project-3.ipynb` and historical dataset `GDP.csv`) to a production-hardened microservice running on AWS EKS.</w:t>
+        <w:t>The National GDP Prediction Platform transitions a complex analytical machine learning model from experimental data science scripts to a production-grade cloud microservice. The underlying machine learning model ingests historical quarterly GDP observations (`GDP.csv`) spanning 1947 to 2024 to model macroeconomic growth trajectories.</w:t>
       </w:r>
     </w:p>
-    <w:tbl>
-      <w:tblPr>
-        <w:tblW w:type="auto" w:w="0"/>
-        <w:jc w:val="center"/>
-        <w:tblLook w:firstColumn="1" w:firstRow="1" w:lastColumn="0" w:lastRow="0" w:noHBand="0" w:noVBand="1" w:val="04A0"/>
-      </w:tblPr>
-      <w:tblGrid>
-        <w:gridCol w:w="9029"/>
-      </w:tblGrid>
-      <w:tr>
-        <w:tc>
-          <w:tcPr>
-            <w:tcW w:type="dxa" w:w="9029"/>
-            <w:shd w:fill="F4F6F9"/>
-            <w:tcMar>
-              <w:top w:w="100" w:type="dxa"/>
-              <w:bottom w:w="100" w:type="dxa"/>
-              <w:left w:w="150" w:type="dxa"/>
-              <w:right w:w="150" w:type="dxa"/>
-            </w:tcMar>
-          </w:tcPr>
-          <w:p>
-            <w:pPr>
-              <w:spacing w:line="240" w:lineRule="auto" w:after="0"/>
-              <w:jc w:val="left"/>
-            </w:pPr>
-            <w:r>
-              <w:rPr>
-                <w:rFonts w:ascii="Consolas" w:hAnsi="Consolas"/>
-                <w:color w:val="112244"/>
-                <w:sz w:val="18"/>
-              </w:rPr>
-              <w:t>Developer -&gt; Git Push -&gt; GitHub -&gt; GitHub Actions CI/CD -&gt; Security Scan -&gt; Docker Build -&gt; ECR -&gt; EKS Deployment -&gt; ALB -&gt; Users</w:t>
-            </w:r>
-          </w:p>
-        </w:tc>
-      </w:tr>
-    </w:tbl>
     <w:p>
       <w:pPr>
-        <w:spacing w:after="80"/>
-      </w:pPr>
+        <w:spacing w:line="288" w:lineRule="auto" w:after="120"/>
+        <w:jc w:val="both"/>
+      </w:pPr>
+      <w:r>
+        <w:rPr>
+          <w:rFonts w:ascii="Times New Roman" w:hAnsi="Times New Roman"/>
+          <w:sz w:val="20"/>
+        </w:rPr>
+        <w:t>The production backend is built in Python 3.11 using the asynchronous FastAPI framework (`src/app/main.py`). The microservice exposes structured RESTful JSON endpoints: `/health` for Liveness probes, `/ready` for Readiness probes, `/metrics` for Prometheus scraping, `/api/v1/latest` for observation queries, and `/api/v1/forecast` for generating 8-quarter GDP forecasts using a hybrid ARIMA-LSTM algorithm.</w:t>
+      </w:r>
     </w:p>
     <w:p>
       <w:pPr>
+        <w:spacing w:line="288" w:lineRule="auto" w:after="120"/>
+        <w:jc w:val="both"/>
+      </w:pPr>
+      <w:r>
+        <w:rPr>
+          <w:rFonts w:ascii="Times New Roman" w:hAnsi="Times New Roman"/>
+          <w:sz w:val="20"/>
+        </w:rPr>
+        <w:t>The target architecture is fully automated by Terraform across three provider domains: AWS Cloud Infrastructure (`aws/`), Kubernetes Workloads (`kubernetes/`), and GitHub Governance (`github/`). Pushing code to GitHub triggers automated GitHub Actions workflows (`.github/workflows/pipeline.yml`) that test, scan, build, tag, publish, and deploy the application to Amazon EKS without human intervention.</w:t>
+      </w:r>
+    </w:p>
+    <w:p>
+      <w:r>
+        <w:br w:type="page"/>
+      </w:r>
+    </w:p>
+    <w:p>
+      <w:pPr>
         <w:keepNext/>
-        <w:spacing w:before="320" w:after="120"/>
+        <w:spacing w:before="440" w:after="160"/>
       </w:pPr>
       <w:r>
         <w:rPr>
@@ -1633,12 +1765,12 @@
           <w:color w:val="003366"/>
           <w:sz w:val="24"/>
         </w:rPr>
-        <w:t>Chapter 3 — Problem Statement &amp; Solution Analysis</w:t>
+        <w:t>Chapter 3 — Problem Statement &amp; Legacy Infrastructure Bottlenecks</w:t>
       </w:r>
     </w:p>
     <w:p>
       <w:pPr>
-        <w:spacing w:line="276" w:lineRule="auto" w:after="80"/>
+        <w:spacing w:line="288" w:lineRule="auto" w:after="120"/>
         <w:jc w:val="both"/>
       </w:pPr>
       <w:r>
@@ -1646,13 +1778,47 @@
           <w:rFonts w:ascii="Times New Roman" w:hAnsi="Times New Roman"/>
           <w:sz w:val="20"/>
         </w:rPr>
-        <w:t>Traditional infrastructure management relying on manual cloud console clicks creates significant operational vulnerabilities: untracked configuration drift, hardcoded IAM keys in script files, unvalidated deployment pushes, and single points of failure. The proposed platform resolves these challenges by establishing Terraform as the single source of truth across cloud infrastructure, Kubernetes workloads, and GitHub repository controls.</w:t>
+        <w:t>Traditional cloud deployment strategies suffer from critical operational vulnerabilities that impede business agility and compromise availability:</w:t>
       </w:r>
     </w:p>
     <w:p>
       <w:pPr>
+        <w:spacing w:line="288" w:lineRule="auto" w:after="120"/>
+        <w:jc w:val="both"/>
+      </w:pPr>
+      <w:r>
+        <w:rPr>
+          <w:rFonts w:ascii="Times New Roman" w:hAnsi="Times New Roman"/>
+          <w:sz w:val="20"/>
+        </w:rPr>
+        <w:t>1. Manual Configuration Drift: Uncontrolled manual tweaks in AWS web consoles cause staging and production environments to diverge over time.</w:t>
+        <w:br/>
+        <w:t>2. Static Credential Security Risks: Hardcoding static AWS IAM access keys in CI/CD settings exposes cloud accounts to credential theft.</w:t>
+        <w:br/>
+        <w:t>3. Untested Code Releases: Deploying code without automated linting, unit testing, and container vulnerability scanning leads to frequent outages.</w:t>
+        <w:br/>
+        <w:t>4. Single Point of Failure (SPOF): Hosting applications on standalone virtual machines without Multi-AZ database backups results in extended downtime.</w:t>
+        <w:br/>
+        <w:t>5. Opaque Observability: Lack of centralized metrics and structured logging makes incident diagnosis slow and error-prone.</w:t>
+      </w:r>
+    </w:p>
+    <w:p>
+      <w:pPr>
+        <w:spacing w:line="288" w:lineRule="auto" w:after="120"/>
+        <w:jc w:val="both"/>
+      </w:pPr>
+      <w:r>
+        <w:rPr>
+          <w:rFonts w:ascii="Times New Roman" w:hAnsi="Times New Roman"/>
+          <w:sz w:val="20"/>
+        </w:rPr>
+        <w:t>The proposed Terraform DevOps platform addresses every legacy bottleneck by implementing declarative IaC, OIDC federated security, automated quality gates, Multi-AZ database redundancy, and full-stack Prometheus/Grafana observability.</w:t>
+      </w:r>
+    </w:p>
+    <w:p>
+      <w:pPr>
         <w:keepNext/>
-        <w:spacing w:before="320" w:after="120"/>
+        <w:spacing w:before="440" w:after="160"/>
       </w:pPr>
       <w:r>
         <w:rPr>
@@ -1661,101 +1827,83 @@
           <w:color w:val="003366"/>
           <w:sz w:val="24"/>
         </w:rPr>
-        <w:t>Chapter 4 — Project Objectives &amp; Governance Principles</w:t>
+        <w:t>Chapter 4 — Project Objectives &amp; Operational Principles</w:t>
       </w:r>
     </w:p>
     <w:p>
       <w:pPr>
-        <w:pStyle w:val="ListBullet"/>
-        <w:spacing w:line="276" w:lineRule="auto" w:after="60"/>
-        <w:jc w:val="left"/>
-      </w:pPr>
-      <w:r>
-        <w:rPr>
-          <w:rFonts w:ascii="Times New Roman" w:hAnsi="Times New Roman"/>
-          <w:b/>
-          <w:sz w:val="20"/>
-        </w:rPr>
-        <w:t xml:space="preserve">Objective 1: </w:t>
-      </w:r>
+        <w:spacing w:line="288" w:lineRule="auto" w:after="120"/>
+        <w:jc w:val="both"/>
+      </w:pPr>
       <w:r>
         <w:rPr>
           <w:rFonts w:ascii="Times New Roman" w:hAnsi="Times New Roman"/>
           <w:sz w:val="20"/>
         </w:rPr>
-        <w:t>Achieve 100% Infrastructure as Code automation for all AWS, Kubernetes, and GitHub resources.</w:t>
+        <w:t>The platform engineering team established four primary architectural objectives to guide system implementation:</w:t>
       </w:r>
     </w:p>
     <w:p>
       <w:pPr>
-        <w:pStyle w:val="ListBullet"/>
-        <w:spacing w:line="276" w:lineRule="auto" w:after="60"/>
-        <w:jc w:val="left"/>
-      </w:pPr>
-      <w:r>
-        <w:rPr>
-          <w:rFonts w:ascii="Times New Roman" w:hAnsi="Times New Roman"/>
-          <w:b/>
-          <w:sz w:val="20"/>
-        </w:rPr>
-        <w:t xml:space="preserve">Objective 2: </w:t>
-      </w:r>
+        <w:spacing w:line="288" w:lineRule="auto" w:after="120"/>
+        <w:jc w:val="both"/>
+      </w:pPr>
       <w:r>
         <w:rPr>
           <w:rFonts w:ascii="Times New Roman" w:hAnsi="Times New Roman"/>
           <w:sz w:val="20"/>
         </w:rPr>
-        <w:t>Eliminate static AWS IAM access keys in CI/CD using GitHub OIDC federated authentication.</w:t>
+        <w:t>Objective 1 — 100% Infrastructure as Code Automation: All AWS cloud resources, Kubernetes manifests, and GitHub repository rules must be declared in Terraform HCL files. Running 'make apply' must fully provision the entire platform.</w:t>
       </w:r>
     </w:p>
     <w:p>
       <w:pPr>
-        <w:pStyle w:val="ListBullet"/>
-        <w:spacing w:line="276" w:lineRule="auto" w:after="60"/>
-        <w:jc w:val="left"/>
-      </w:pPr>
-      <w:r>
-        <w:rPr>
-          <w:rFonts w:ascii="Times New Roman" w:hAnsi="Times New Roman"/>
-          <w:b/>
-          <w:sz w:val="20"/>
-        </w:rPr>
-        <w:t xml:space="preserve">Objective 3: </w:t>
-      </w:r>
+        <w:spacing w:line="288" w:lineRule="auto" w:after="120"/>
+        <w:jc w:val="both"/>
+      </w:pPr>
       <w:r>
         <w:rPr>
           <w:rFonts w:ascii="Times New Roman" w:hAnsi="Times New Roman"/>
           <w:sz w:val="20"/>
         </w:rPr>
-        <w:t>Enforce zero-downtime rolling updates with Horizontal Pod Autoscaling (HPA) and Pod Disruption Budgets (PDB).</w:t>
+        <w:t>Objective 2 — Zero Static Credentials Security Model: Static AWS IAM access keys must be eliminated from CI/CD runners by configuring AWS OpenID Connect (OIDC) identity federation.</w:t>
       </w:r>
     </w:p>
     <w:p>
       <w:pPr>
-        <w:pStyle w:val="ListBullet"/>
-        <w:spacing w:line="276" w:lineRule="auto" w:after="60"/>
-        <w:jc w:val="left"/>
-      </w:pPr>
-      <w:r>
-        <w:rPr>
-          <w:rFonts w:ascii="Times New Roman" w:hAnsi="Times New Roman"/>
-          <w:b/>
-          <w:sz w:val="20"/>
-        </w:rPr>
-        <w:t xml:space="preserve">Objective 4: </w:t>
-      </w:r>
+        <w:spacing w:line="288" w:lineRule="auto" w:after="120"/>
+        <w:jc w:val="both"/>
+      </w:pPr>
       <w:r>
         <w:rPr>
           <w:rFonts w:ascii="Times New Roman" w:hAnsi="Times New Roman"/>
           <w:sz w:val="20"/>
         </w:rPr>
-        <w:t>Integrate comprehensive security scanning across code (Bandit), dependencies (Pip-Audit), secrets (Gitleaks), container images (Trivy), and IaC (TFSec).</w:t>
+        <w:t>Objective 3 — Zero-Downtime Resilience &amp; Autoscaling: Application workloads must utilize Horizontal Pod Autoscaler (HPA) and Pod Disruption Budgets (PDB) to auto-scale between 2 and 15 replicas based on CPU/Memory thresholds while maintaining minimum pod counts during node maintenance.</w:t>
       </w:r>
     </w:p>
     <w:p>
       <w:pPr>
+        <w:spacing w:line="288" w:lineRule="auto" w:after="120"/>
+        <w:jc w:val="both"/>
+      </w:pPr>
+      <w:r>
+        <w:rPr>
+          <w:rFonts w:ascii="Times New Roman" w:hAnsi="Times New Roman"/>
+          <w:sz w:val="20"/>
+        </w:rPr>
+        <w:t>Objective 4 — DevSecOps Pipeline Compliance: Security scanners must analyze Python code (Bandit), secrets (Gitleaks), container layers (Trivy), and IaC definitions (TFSec) prior to production deployment.</w:t>
+      </w:r>
+    </w:p>
+    <w:p>
+      <w:r>
+        <w:br w:type="page"/>
+      </w:r>
+    </w:p>
+    <w:p>
+      <w:pPr>
         <w:keepNext/>
-        <w:spacing w:before="320" w:after="120"/>
+        <w:spacing w:before="440" w:after="160"/>
       </w:pPr>
       <w:r>
         <w:rPr>
@@ -1765,6 +1913,19 @@
           <w:sz w:val="24"/>
         </w:rPr>
         <w:t>Chapter 5 — Existing System vs. Proposed Platform Comparison</w:t>
+      </w:r>
+    </w:p>
+    <w:p>
+      <w:pPr>
+        <w:spacing w:line="288" w:lineRule="auto" w:after="120"/>
+        <w:jc w:val="both"/>
+      </w:pPr>
+      <w:r>
+        <w:rPr>
+          <w:rFonts w:ascii="Times New Roman" w:hAnsi="Times New Roman"/>
+          <w:sz w:val="20"/>
+        </w:rPr>
+        <w:t>A comprehensive technical comparison illustrates the operational capabilities of the proposed platform over traditional deployment models:</w:t>
       </w:r>
     </w:p>
     <w:tbl>
@@ -1784,10 +1945,10 @@
             <w:tcW w:type="dxa" w:w="3010"/>
             <w:shd w:fill="003366"/>
             <w:tcMar>
-              <w:top w:w="100" w:type="dxa"/>
-              <w:bottom w:w="100" w:type="dxa"/>
-              <w:left w:w="120" w:type="dxa"/>
-              <w:right w:w="120" w:type="dxa"/>
+              <w:top w:w="120" w:type="dxa"/>
+              <w:bottom w:w="120" w:type="dxa"/>
+              <w:left w:w="140" w:type="dxa"/>
+              <w:right w:w="140" w:type="dxa"/>
             </w:tcMar>
           </w:tcPr>
           <w:p>
@@ -1802,7 +1963,7 @@
                 <w:color w:val="FFFFFF"/>
                 <w:sz w:val="19"/>
               </w:rPr>
-              <w:t>System Feature / Capability</w:t>
+              <w:t>Architecture Dimension</w:t>
             </w:r>
           </w:p>
         </w:tc>
@@ -1811,10 +1972,10 @@
             <w:tcW w:type="dxa" w:w="3010"/>
             <w:shd w:fill="003366"/>
             <w:tcMar>
-              <w:top w:w="100" w:type="dxa"/>
-              <w:bottom w:w="100" w:type="dxa"/>
-              <w:left w:w="120" w:type="dxa"/>
-              <w:right w:w="120" w:type="dxa"/>
+              <w:top w:w="120" w:type="dxa"/>
+              <w:bottom w:w="120" w:type="dxa"/>
+              <w:left w:w="140" w:type="dxa"/>
+              <w:right w:w="140" w:type="dxa"/>
             </w:tcMar>
           </w:tcPr>
           <w:p>
@@ -1829,7 +1990,7 @@
                 <w:color w:val="FFFFFF"/>
                 <w:sz w:val="19"/>
               </w:rPr>
-              <w:t>Traditional / Existing Approach</w:t>
+              <w:t>Traditional / Legacy Deployment</w:t>
             </w:r>
           </w:p>
         </w:tc>
@@ -1838,10 +1999,10 @@
             <w:tcW w:type="dxa" w:w="3010"/>
             <w:shd w:fill="003366"/>
             <w:tcMar>
-              <w:top w:w="100" w:type="dxa"/>
-              <w:bottom w:w="100" w:type="dxa"/>
-              <w:left w:w="120" w:type="dxa"/>
-              <w:right w:w="120" w:type="dxa"/>
+              <w:top w:w="120" w:type="dxa"/>
+              <w:bottom w:w="120" w:type="dxa"/>
+              <w:left w:w="140" w:type="dxa"/>
+              <w:right w:w="140" w:type="dxa"/>
             </w:tcMar>
           </w:tcPr>
           <w:p>
@@ -1867,10 +2028,10 @@
             <w:tcW w:type="dxa" w:w="3010"/>
             <w:shd w:fill="FFFFFF"/>
             <w:tcMar>
-              <w:top w:w="80" w:type="dxa"/>
-              <w:bottom w:w="80" w:type="dxa"/>
-              <w:left w:w="120" w:type="dxa"/>
-              <w:right w:w="120" w:type="dxa"/>
+              <w:top w:w="100" w:type="dxa"/>
+              <w:bottom w:w="100" w:type="dxa"/>
+              <w:left w:w="140" w:type="dxa"/>
+              <w:right w:w="140" w:type="dxa"/>
             </w:tcMar>
           </w:tcPr>
           <w:p>
@@ -1884,7 +2045,7 @@
                 <w:color w:val="222222"/>
                 <w:sz w:val="18"/>
               </w:rPr>
-              <w:t>Infrastructure Provisioning</w:t>
+              <w:t>Provisioning Method</w:t>
             </w:r>
           </w:p>
         </w:tc>
@@ -1893,10 +2054,10 @@
             <w:tcW w:type="dxa" w:w="3010"/>
             <w:shd w:fill="FFFFFF"/>
             <w:tcMar>
-              <w:top w:w="80" w:type="dxa"/>
-              <w:bottom w:w="80" w:type="dxa"/>
-              <w:left w:w="120" w:type="dxa"/>
-              <w:right w:w="120" w:type="dxa"/>
+              <w:top w:w="100" w:type="dxa"/>
+              <w:bottom w:w="100" w:type="dxa"/>
+              <w:left w:w="140" w:type="dxa"/>
+              <w:right w:w="140" w:type="dxa"/>
             </w:tcMar>
           </w:tcPr>
           <w:p>
@@ -1910,7 +2071,7 @@
                 <w:color w:val="222222"/>
                 <w:sz w:val="18"/>
               </w:rPr>
-              <w:t>Manual AWS Management Console clicks</w:t>
+              <w:t>Manual AWS Web Console Clicks</w:t>
             </w:r>
           </w:p>
         </w:tc>
@@ -1919,10 +2080,10 @@
             <w:tcW w:type="dxa" w:w="3010"/>
             <w:shd w:fill="FFFFFF"/>
             <w:tcMar>
-              <w:top w:w="80" w:type="dxa"/>
-              <w:bottom w:w="80" w:type="dxa"/>
-              <w:left w:w="120" w:type="dxa"/>
-              <w:right w:w="120" w:type="dxa"/>
+              <w:top w:w="100" w:type="dxa"/>
+              <w:bottom w:w="100" w:type="dxa"/>
+              <w:left w:w="140" w:type="dxa"/>
+              <w:right w:w="140" w:type="dxa"/>
             </w:tcMar>
           </w:tcPr>
           <w:p>
@@ -1936,7 +2097,7 @@
                 <w:color w:val="222222"/>
                 <w:sz w:val="18"/>
               </w:rPr>
-              <w:t>Automated Terraform IaC (`make apply`)</w:t>
+              <w:t>Declarative Terraform IaC (`make apply`)</w:t>
             </w:r>
           </w:p>
         </w:tc>
@@ -1947,10 +2108,10 @@
             <w:tcW w:type="dxa" w:w="3010"/>
             <w:shd w:fill="F9FAFC"/>
             <w:tcMar>
-              <w:top w:w="80" w:type="dxa"/>
-              <w:bottom w:w="80" w:type="dxa"/>
-              <w:left w:w="120" w:type="dxa"/>
-              <w:right w:w="120" w:type="dxa"/>
+              <w:top w:w="100" w:type="dxa"/>
+              <w:bottom w:w="100" w:type="dxa"/>
+              <w:left w:w="140" w:type="dxa"/>
+              <w:right w:w="140" w:type="dxa"/>
             </w:tcMar>
           </w:tcPr>
           <w:p>
@@ -1964,7 +2125,7 @@
                 <w:color w:val="222222"/>
                 <w:sz w:val="18"/>
               </w:rPr>
-              <w:t>Deployment Process</w:t>
+              <w:t>Environment Drift</w:t>
             </w:r>
           </w:p>
         </w:tc>
@@ -1973,10 +2134,10 @@
             <w:tcW w:type="dxa" w:w="3010"/>
             <w:shd w:fill="F9FAFC"/>
             <w:tcMar>
-              <w:top w:w="80" w:type="dxa"/>
-              <w:bottom w:w="80" w:type="dxa"/>
-              <w:left w:w="120" w:type="dxa"/>
-              <w:right w:w="120" w:type="dxa"/>
+              <w:top w:w="100" w:type="dxa"/>
+              <w:bottom w:w="100" w:type="dxa"/>
+              <w:left w:w="140" w:type="dxa"/>
+              <w:right w:w="140" w:type="dxa"/>
             </w:tcMar>
           </w:tcPr>
           <w:p>
@@ -1990,7 +2151,7 @@
                 <w:color w:val="222222"/>
                 <w:sz w:val="18"/>
               </w:rPr>
-              <w:t>Manual SSH &amp; script execution</w:t>
+              <w:t>High drift; untracked manual changes</w:t>
             </w:r>
           </w:p>
         </w:tc>
@@ -1999,10 +2160,10 @@
             <w:tcW w:type="dxa" w:w="3010"/>
             <w:shd w:fill="F9FAFC"/>
             <w:tcMar>
-              <w:top w:w="80" w:type="dxa"/>
-              <w:bottom w:w="80" w:type="dxa"/>
-              <w:left w:w="120" w:type="dxa"/>
-              <w:right w:w="120" w:type="dxa"/>
+              <w:top w:w="100" w:type="dxa"/>
+              <w:bottom w:w="100" w:type="dxa"/>
+              <w:left w:w="140" w:type="dxa"/>
+              <w:right w:w="140" w:type="dxa"/>
             </w:tcMar>
           </w:tcPr>
           <w:p>
@@ -2016,7 +2177,7 @@
                 <w:color w:val="222222"/>
                 <w:sz w:val="18"/>
               </w:rPr>
-              <w:t>Automated GitHub Actions CI/CD Pipeline</w:t>
+              <w:t>Zero drift; identical Dev/Staging/Prod templates</w:t>
             </w:r>
           </w:p>
         </w:tc>
@@ -2027,10 +2188,90 @@
             <w:tcW w:type="dxa" w:w="3010"/>
             <w:shd w:fill="FFFFFF"/>
             <w:tcMar>
-              <w:top w:w="80" w:type="dxa"/>
-              <w:bottom w:w="80" w:type="dxa"/>
-              <w:left w:w="120" w:type="dxa"/>
-              <w:right w:w="120" w:type="dxa"/>
+              <w:top w:w="100" w:type="dxa"/>
+              <w:bottom w:w="100" w:type="dxa"/>
+              <w:left w:w="140" w:type="dxa"/>
+              <w:right w:w="140" w:type="dxa"/>
+            </w:tcMar>
+          </w:tcPr>
+          <w:p>
+            <w:pPr>
+              <w:spacing w:after="0"/>
+              <w:jc w:val="left"/>
+            </w:pPr>
+            <w:r>
+              <w:rPr>
+                <w:rFonts w:ascii="Times New Roman" w:hAnsi="Times New Roman"/>
+                <w:color w:val="222222"/>
+                <w:sz w:val="18"/>
+              </w:rPr>
+              <w:t>CI/CD Authentication</w:t>
+            </w:r>
+          </w:p>
+        </w:tc>
+        <w:tc>
+          <w:tcPr>
+            <w:tcW w:type="dxa" w:w="3010"/>
+            <w:shd w:fill="FFFFFF"/>
+            <w:tcMar>
+              <w:top w:w="100" w:type="dxa"/>
+              <w:bottom w:w="100" w:type="dxa"/>
+              <w:left w:w="140" w:type="dxa"/>
+              <w:right w:w="140" w:type="dxa"/>
+            </w:tcMar>
+          </w:tcPr>
+          <w:p>
+            <w:pPr>
+              <w:spacing w:after="0"/>
+              <w:jc w:val="left"/>
+            </w:pPr>
+            <w:r>
+              <w:rPr>
+                <w:rFonts w:ascii="Times New Roman" w:hAnsi="Times New Roman"/>
+                <w:color w:val="222222"/>
+                <w:sz w:val="18"/>
+              </w:rPr>
+              <w:t>Static IAM Access Keys in GitHub Secrets</w:t>
+            </w:r>
+          </w:p>
+        </w:tc>
+        <w:tc>
+          <w:tcPr>
+            <w:tcW w:type="dxa" w:w="3010"/>
+            <w:shd w:fill="FFFFFF"/>
+            <w:tcMar>
+              <w:top w:w="100" w:type="dxa"/>
+              <w:bottom w:w="100" w:type="dxa"/>
+              <w:left w:w="140" w:type="dxa"/>
+              <w:right w:w="140" w:type="dxa"/>
+            </w:tcMar>
+          </w:tcPr>
+          <w:p>
+            <w:pPr>
+              <w:spacing w:after="0"/>
+              <w:jc w:val="left"/>
+            </w:pPr>
+            <w:r>
+              <w:rPr>
+                <w:rFonts w:ascii="Times New Roman" w:hAnsi="Times New Roman"/>
+                <w:color w:val="222222"/>
+                <w:sz w:val="18"/>
+              </w:rPr>
+              <w:t>Zero-Key AWS OIDC Federated Token Exchange</w:t>
+            </w:r>
+          </w:p>
+        </w:tc>
+      </w:tr>
+      <w:tr>
+        <w:tc>
+          <w:tcPr>
+            <w:tcW w:type="dxa" w:w="3010"/>
+            <w:shd w:fill="F9FAFC"/>
+            <w:tcMar>
+              <w:top w:w="100" w:type="dxa"/>
+              <w:bottom w:w="100" w:type="dxa"/>
+              <w:left w:w="140" w:type="dxa"/>
+              <w:right w:w="140" w:type="dxa"/>
             </w:tcMar>
           </w:tcPr>
           <w:p>
@@ -2051,12 +2292,12 @@
         <w:tc>
           <w:tcPr>
             <w:tcW w:type="dxa" w:w="3010"/>
-            <w:shd w:fill="FFFFFF"/>
+            <w:shd w:fill="F9FAFC"/>
             <w:tcMar>
-              <w:top w:w="80" w:type="dxa"/>
-              <w:bottom w:w="80" w:type="dxa"/>
-              <w:left w:w="120" w:type="dxa"/>
-              <w:right w:w="120" w:type="dxa"/>
+              <w:top w:w="100" w:type="dxa"/>
+              <w:bottom w:w="100" w:type="dxa"/>
+              <w:left w:w="140" w:type="dxa"/>
+              <w:right w:w="140" w:type="dxa"/>
             </w:tcMar>
           </w:tcPr>
           <w:p>
@@ -2070,19 +2311,19 @@
                 <w:color w:val="222222"/>
                 <w:sz w:val="18"/>
               </w:rPr>
-              <w:t>Unmanaged or local storage</w:t>
+              <w:t>Unencrypted / public hub storage</w:t>
             </w:r>
           </w:p>
         </w:tc>
         <w:tc>
           <w:tcPr>
             <w:tcW w:type="dxa" w:w="3010"/>
-            <w:shd w:fill="FFFFFF"/>
+            <w:shd w:fill="F9FAFC"/>
             <w:tcMar>
-              <w:top w:w="80" w:type="dxa"/>
-              <w:bottom w:w="80" w:type="dxa"/>
-              <w:left w:w="120" w:type="dxa"/>
-              <w:right w:w="120" w:type="dxa"/>
+              <w:top w:w="100" w:type="dxa"/>
+              <w:bottom w:w="100" w:type="dxa"/>
+              <w:left w:w="140" w:type="dxa"/>
+              <w:right w:w="140" w:type="dxa"/>
             </w:tcMar>
           </w:tcPr>
           <w:p>
@@ -2105,12 +2346,12 @@
         <w:tc>
           <w:tcPr>
             <w:tcW w:type="dxa" w:w="3010"/>
-            <w:shd w:fill="F9FAFC"/>
+            <w:shd w:fill="FFFFFF"/>
             <w:tcMar>
-              <w:top w:w="80" w:type="dxa"/>
-              <w:bottom w:w="80" w:type="dxa"/>
-              <w:left w:w="120" w:type="dxa"/>
-              <w:right w:w="120" w:type="dxa"/>
+              <w:top w:w="100" w:type="dxa"/>
+              <w:bottom w:w="100" w:type="dxa"/>
+              <w:left w:w="140" w:type="dxa"/>
+              <w:right w:w="140" w:type="dxa"/>
             </w:tcMar>
           </w:tcPr>
           <w:p>
@@ -2124,19 +2365,19 @@
                 <w:color w:val="222222"/>
                 <w:sz w:val="18"/>
               </w:rPr>
-              <w:t>Orchestration &amp; Scaling</w:t>
+              <w:t>Orchestration Engine</w:t>
             </w:r>
           </w:p>
         </w:tc>
         <w:tc>
           <w:tcPr>
             <w:tcW w:type="dxa" w:w="3010"/>
-            <w:shd w:fill="F9FAFC"/>
+            <w:shd w:fill="FFFFFF"/>
             <w:tcMar>
-              <w:top w:w="80" w:type="dxa"/>
-              <w:bottom w:w="80" w:type="dxa"/>
-              <w:left w:w="120" w:type="dxa"/>
-              <w:right w:w="120" w:type="dxa"/>
+              <w:top w:w="100" w:type="dxa"/>
+              <w:bottom w:w="100" w:type="dxa"/>
+              <w:left w:w="140" w:type="dxa"/>
+              <w:right w:w="140" w:type="dxa"/>
             </w:tcMar>
           </w:tcPr>
           <w:p>
@@ -2150,19 +2391,19 @@
                 <w:color w:val="222222"/>
                 <w:sz w:val="18"/>
               </w:rPr>
-              <w:t>Single VM / Docker Compose</w:t>
+              <w:t>Single EC2 Instance / Docker Compose</w:t>
             </w:r>
           </w:p>
         </w:tc>
         <w:tc>
           <w:tcPr>
             <w:tcW w:type="dxa" w:w="3010"/>
-            <w:shd w:fill="F9FAFC"/>
+            <w:shd w:fill="FFFFFF"/>
             <w:tcMar>
-              <w:top w:w="80" w:type="dxa"/>
-              <w:bottom w:w="80" w:type="dxa"/>
-              <w:left w:w="120" w:type="dxa"/>
-              <w:right w:w="120" w:type="dxa"/>
+              <w:top w:w="100" w:type="dxa"/>
+              <w:bottom w:w="100" w:type="dxa"/>
+              <w:left w:w="140" w:type="dxa"/>
+              <w:right w:w="140" w:type="dxa"/>
             </w:tcMar>
           </w:tcPr>
           <w:p>
@@ -2176,7 +2417,7 @@
                 <w:color w:val="222222"/>
                 <w:sz w:val="18"/>
               </w:rPr>
-              <w:t>AWS EKS Cluster with HPA (2 to 15 pods)</w:t>
+              <w:t>AWS EKS Cluster v1.30 with multi-AZ node groups</w:t>
             </w:r>
           </w:p>
         </w:tc>
@@ -2185,12 +2426,12 @@
         <w:tc>
           <w:tcPr>
             <w:tcW w:type="dxa" w:w="3010"/>
-            <w:shd w:fill="FFFFFF"/>
+            <w:shd w:fill="F9FAFC"/>
             <w:tcMar>
-              <w:top w:w="80" w:type="dxa"/>
-              <w:bottom w:w="80" w:type="dxa"/>
-              <w:left w:w="120" w:type="dxa"/>
-              <w:right w:w="120" w:type="dxa"/>
+              <w:top w:w="100" w:type="dxa"/>
+              <w:bottom w:w="100" w:type="dxa"/>
+              <w:left w:w="140" w:type="dxa"/>
+              <w:right w:w="140" w:type="dxa"/>
             </w:tcMar>
           </w:tcPr>
           <w:p>
@@ -2204,19 +2445,19 @@
                 <w:color w:val="222222"/>
                 <w:sz w:val="18"/>
               </w:rPr>
-              <w:t>Security &amp; Secret Management</w:t>
+              <w:t>Scaling Mechanism</w:t>
             </w:r>
           </w:p>
         </w:tc>
         <w:tc>
           <w:tcPr>
             <w:tcW w:type="dxa" w:w="3010"/>
-            <w:shd w:fill="FFFFFF"/>
+            <w:shd w:fill="F9FAFC"/>
             <w:tcMar>
-              <w:top w:w="80" w:type="dxa"/>
-              <w:bottom w:w="80" w:type="dxa"/>
-              <w:left w:w="120" w:type="dxa"/>
-              <w:right w:w="120" w:type="dxa"/>
+              <w:top w:w="100" w:type="dxa"/>
+              <w:bottom w:w="100" w:type="dxa"/>
+              <w:left w:w="140" w:type="dxa"/>
+              <w:right w:w="140" w:type="dxa"/>
             </w:tcMar>
           </w:tcPr>
           <w:p>
@@ -2230,19 +2471,19 @@
                 <w:color w:val="222222"/>
                 <w:sz w:val="18"/>
               </w:rPr>
-              <w:t>Hardcoded credentials in code/.env</w:t>
+              <w:t>Manual instance resizing</w:t>
             </w:r>
           </w:p>
         </w:tc>
         <w:tc>
           <w:tcPr>
             <w:tcW w:type="dxa" w:w="3010"/>
-            <w:shd w:fill="FFFFFF"/>
+            <w:shd w:fill="F9FAFC"/>
             <w:tcMar>
-              <w:top w:w="80" w:type="dxa"/>
-              <w:bottom w:w="80" w:type="dxa"/>
-              <w:left w:w="120" w:type="dxa"/>
-              <w:right w:w="120" w:type="dxa"/>
+              <w:top w:w="100" w:type="dxa"/>
+              <w:bottom w:w="100" w:type="dxa"/>
+              <w:left w:w="140" w:type="dxa"/>
+              <w:right w:w="140" w:type="dxa"/>
             </w:tcMar>
           </w:tcPr>
           <w:p>
@@ -2256,7 +2497,7 @@
                 <w:color w:val="222222"/>
                 <w:sz w:val="18"/>
               </w:rPr>
-              <w:t>AWS Secrets Manager &amp; IRSA dynamic injection</w:t>
+              <w:t>Kubernetes HPA (Autoscaling 2 to 15 pods)</w:t>
             </w:r>
           </w:p>
         </w:tc>
@@ -2265,12 +2506,12 @@
         <w:tc>
           <w:tcPr>
             <w:tcW w:type="dxa" w:w="3010"/>
-            <w:shd w:fill="F9FAFC"/>
+            <w:shd w:fill="FFFFFF"/>
             <w:tcMar>
-              <w:top w:w="80" w:type="dxa"/>
-              <w:bottom w:w="80" w:type="dxa"/>
-              <w:left w:w="120" w:type="dxa"/>
-              <w:right w:w="120" w:type="dxa"/>
+              <w:top w:w="100" w:type="dxa"/>
+              <w:bottom w:w="100" w:type="dxa"/>
+              <w:left w:w="140" w:type="dxa"/>
+              <w:right w:w="140" w:type="dxa"/>
             </w:tcMar>
           </w:tcPr>
           <w:p>
@@ -2284,19 +2525,19 @@
                 <w:color w:val="222222"/>
                 <w:sz w:val="18"/>
               </w:rPr>
-              <w:t>Authentication in CI/CD</w:t>
+              <w:t>Secrets Management</w:t>
             </w:r>
           </w:p>
         </w:tc>
         <w:tc>
           <w:tcPr>
             <w:tcW w:type="dxa" w:w="3010"/>
-            <w:shd w:fill="F9FAFC"/>
+            <w:shd w:fill="FFFFFF"/>
             <w:tcMar>
-              <w:top w:w="80" w:type="dxa"/>
-              <w:bottom w:w="80" w:type="dxa"/>
-              <w:left w:w="120" w:type="dxa"/>
-              <w:right w:w="120" w:type="dxa"/>
+              <w:top w:w="100" w:type="dxa"/>
+              <w:bottom w:w="100" w:type="dxa"/>
+              <w:left w:w="140" w:type="dxa"/>
+              <w:right w:w="140" w:type="dxa"/>
             </w:tcMar>
           </w:tcPr>
           <w:p>
@@ -2310,19 +2551,19 @@
                 <w:color w:val="222222"/>
                 <w:sz w:val="18"/>
               </w:rPr>
-              <w:t>Static IAM Access Keys in GitHub</w:t>
+              <w:t>Plain-text .env files on disk</w:t>
             </w:r>
           </w:p>
         </w:tc>
         <w:tc>
           <w:tcPr>
             <w:tcW w:type="dxa" w:w="3010"/>
-            <w:shd w:fill="F9FAFC"/>
+            <w:shd w:fill="FFFFFF"/>
             <w:tcMar>
-              <w:top w:w="80" w:type="dxa"/>
-              <w:bottom w:w="80" w:type="dxa"/>
-              <w:left w:w="120" w:type="dxa"/>
-              <w:right w:w="120" w:type="dxa"/>
+              <w:top w:w="100" w:type="dxa"/>
+              <w:bottom w:w="100" w:type="dxa"/>
+              <w:left w:w="140" w:type="dxa"/>
+              <w:right w:w="140" w:type="dxa"/>
             </w:tcMar>
           </w:tcPr>
           <w:p>
@@ -2336,7 +2577,7 @@
                 <w:color w:val="222222"/>
                 <w:sz w:val="18"/>
               </w:rPr>
-              <w:t>Zero-key AWS OIDC federated token exchange</w:t>
+              <w:t>AWS Secrets Manager &amp; IRSA dynamic pod injection</w:t>
             </w:r>
           </w:p>
         </w:tc>
@@ -2345,12 +2586,12 @@
         <w:tc>
           <w:tcPr>
             <w:tcW w:type="dxa" w:w="3010"/>
-            <w:shd w:fill="FFFFFF"/>
+            <w:shd w:fill="F9FAFC"/>
             <w:tcMar>
-              <w:top w:w="80" w:type="dxa"/>
-              <w:bottom w:w="80" w:type="dxa"/>
-              <w:left w:w="120" w:type="dxa"/>
-              <w:right w:w="120" w:type="dxa"/>
+              <w:top w:w="100" w:type="dxa"/>
+              <w:bottom w:w="100" w:type="dxa"/>
+              <w:left w:w="140" w:type="dxa"/>
+              <w:right w:w="140" w:type="dxa"/>
             </w:tcMar>
           </w:tcPr>
           <w:p>
@@ -2364,19 +2605,19 @@
                 <w:color w:val="222222"/>
                 <w:sz w:val="18"/>
               </w:rPr>
-              <w:t>Observability &amp; Logging</w:t>
+              <w:t>Database Architecture</w:t>
             </w:r>
           </w:p>
         </w:tc>
         <w:tc>
           <w:tcPr>
             <w:tcW w:type="dxa" w:w="3010"/>
-            <w:shd w:fill="FFFFFF"/>
+            <w:shd w:fill="F9FAFC"/>
             <w:tcMar>
-              <w:top w:w="80" w:type="dxa"/>
-              <w:bottom w:w="80" w:type="dxa"/>
-              <w:left w:w="120" w:type="dxa"/>
-              <w:right w:w="120" w:type="dxa"/>
+              <w:top w:w="100" w:type="dxa"/>
+              <w:bottom w:w="100" w:type="dxa"/>
+              <w:left w:w="140" w:type="dxa"/>
+              <w:right w:w="140" w:type="dxa"/>
             </w:tcMar>
           </w:tcPr>
           <w:p>
@@ -2390,19 +2631,19 @@
                 <w:color w:val="222222"/>
                 <w:sz w:val="18"/>
               </w:rPr>
-              <w:t>Local text log files</w:t>
+              <w:t>Single-node MySQL/PostgreSQL</w:t>
             </w:r>
           </w:p>
         </w:tc>
         <w:tc>
           <w:tcPr>
             <w:tcW w:type="dxa" w:w="3010"/>
-            <w:shd w:fill="FFFFFF"/>
+            <w:shd w:fill="F9FAFC"/>
             <w:tcMar>
-              <w:top w:w="80" w:type="dxa"/>
-              <w:bottom w:w="80" w:type="dxa"/>
-              <w:left w:w="120" w:type="dxa"/>
-              <w:right w:w="120" w:type="dxa"/>
+              <w:top w:w="100" w:type="dxa"/>
+              <w:bottom w:w="100" w:type="dxa"/>
+              <w:left w:w="140" w:type="dxa"/>
+              <w:right w:w="140" w:type="dxa"/>
             </w:tcMar>
           </w:tcPr>
           <w:p>
@@ -2416,7 +2657,7 @@
                 <w:color w:val="222222"/>
                 <w:sz w:val="18"/>
               </w:rPr>
-              <w:t>CloudWatch JSON logs &amp; Prometheus/Grafana dashboards</w:t>
+              <w:t>AWS RDS PostgreSQL Multi-AZ with auto-failover</w:t>
             </w:r>
           </w:p>
         </w:tc>
@@ -2425,12 +2666,12 @@
         <w:tc>
           <w:tcPr>
             <w:tcW w:type="dxa" w:w="3010"/>
-            <w:shd w:fill="F9FAFC"/>
+            <w:shd w:fill="FFFFFF"/>
             <w:tcMar>
-              <w:top w:w="80" w:type="dxa"/>
-              <w:bottom w:w="80" w:type="dxa"/>
-              <w:left w:w="120" w:type="dxa"/>
-              <w:right w:w="120" w:type="dxa"/>
+              <w:top w:w="100" w:type="dxa"/>
+              <w:bottom w:w="100" w:type="dxa"/>
+              <w:left w:w="140" w:type="dxa"/>
+              <w:right w:w="140" w:type="dxa"/>
             </w:tcMar>
           </w:tcPr>
           <w:p>
@@ -2444,7 +2685,87 @@
                 <w:color w:val="222222"/>
                 <w:sz w:val="18"/>
               </w:rPr>
-              <w:t>Rollback Strategy</w:t>
+              <w:t>Observability Stack</w:t>
+            </w:r>
+          </w:p>
+        </w:tc>
+        <w:tc>
+          <w:tcPr>
+            <w:tcW w:type="dxa" w:w="3010"/>
+            <w:shd w:fill="FFFFFF"/>
+            <w:tcMar>
+              <w:top w:w="100" w:type="dxa"/>
+              <w:bottom w:w="100" w:type="dxa"/>
+              <w:left w:w="140" w:type="dxa"/>
+              <w:right w:w="140" w:type="dxa"/>
+            </w:tcMar>
+          </w:tcPr>
+          <w:p>
+            <w:pPr>
+              <w:spacing w:after="0"/>
+              <w:jc w:val="left"/>
+            </w:pPr>
+            <w:r>
+              <w:rPr>
+                <w:rFonts w:ascii="Times New Roman" w:hAnsi="Times New Roman"/>
+                <w:color w:val="222222"/>
+                <w:sz w:val="18"/>
+              </w:rPr>
+              <w:t>Local log files on disk</w:t>
+            </w:r>
+          </w:p>
+        </w:tc>
+        <w:tc>
+          <w:tcPr>
+            <w:tcW w:type="dxa" w:w="3010"/>
+            <w:shd w:fill="FFFFFF"/>
+            <w:tcMar>
+              <w:top w:w="100" w:type="dxa"/>
+              <w:bottom w:w="100" w:type="dxa"/>
+              <w:left w:w="140" w:type="dxa"/>
+              <w:right w:w="140" w:type="dxa"/>
+            </w:tcMar>
+          </w:tcPr>
+          <w:p>
+            <w:pPr>
+              <w:spacing w:after="0"/>
+              <w:jc w:val="left"/>
+            </w:pPr>
+            <w:r>
+              <w:rPr>
+                <w:rFonts w:ascii="Times New Roman" w:hAnsi="Times New Roman"/>
+                <w:color w:val="222222"/>
+                <w:sz w:val="18"/>
+              </w:rPr>
+              <w:t>CloudWatch JSON logs &amp; Prometheus/Grafana metrics</w:t>
+            </w:r>
+          </w:p>
+        </w:tc>
+      </w:tr>
+      <w:tr>
+        <w:tc>
+          <w:tcPr>
+            <w:tcW w:type="dxa" w:w="3010"/>
+            <w:shd w:fill="F9FAFC"/>
+            <w:tcMar>
+              <w:top w:w="100" w:type="dxa"/>
+              <w:bottom w:w="100" w:type="dxa"/>
+              <w:left w:w="140" w:type="dxa"/>
+              <w:right w:w="140" w:type="dxa"/>
+            </w:tcMar>
+          </w:tcPr>
+          <w:p>
+            <w:pPr>
+              <w:spacing w:after="0"/>
+              <w:jc w:val="left"/>
+            </w:pPr>
+            <w:r>
+              <w:rPr>
+                <w:rFonts w:ascii="Times New Roman" w:hAnsi="Times New Roman"/>
+                <w:color w:val="222222"/>
+                <w:sz w:val="18"/>
+              </w:rPr>
+              <w:t>Rollback Procedure</w:t>
             </w:r>
           </w:p>
         </w:tc>
@@ -2453,10 +2774,10 @@
             <w:tcW w:type="dxa" w:w="3010"/>
             <w:shd w:fill="F9FAFC"/>
             <w:tcMar>
-              <w:top w:w="80" w:type="dxa"/>
-              <w:bottom w:w="80" w:type="dxa"/>
-              <w:left w:w="120" w:type="dxa"/>
-              <w:right w:w="120" w:type="dxa"/>
+              <w:top w:w="100" w:type="dxa"/>
+              <w:bottom w:w="100" w:type="dxa"/>
+              <w:left w:w="140" w:type="dxa"/>
+              <w:right w:w="140" w:type="dxa"/>
             </w:tcMar>
           </w:tcPr>
           <w:p>
@@ -2479,10 +2800,10 @@
             <w:tcW w:type="dxa" w:w="3010"/>
             <w:shd w:fill="F9FAFC"/>
             <w:tcMar>
-              <w:top w:w="80" w:type="dxa"/>
-              <w:bottom w:w="80" w:type="dxa"/>
-              <w:left w:w="120" w:type="dxa"/>
-              <w:right w:w="120" w:type="dxa"/>
+              <w:top w:w="100" w:type="dxa"/>
+              <w:bottom w:w="100" w:type="dxa"/>
+              <w:left w:w="140" w:type="dxa"/>
+              <w:right w:w="140" w:type="dxa"/>
             </w:tcMar>
           </w:tcPr>
           <w:p>
@@ -2496,7 +2817,7 @@
                 <w:color w:val="222222"/>
                 <w:sz w:val="18"/>
               </w:rPr>
-              <w:t>Automated Helm rollback (`helm rollback 0`)</w:t>
+              <w:t>Instant Helm rollback (`helm rollback gdp-app-prod 0`)</w:t>
             </w:r>
           </w:p>
         </w:tc>
@@ -2504,13 +2825,18 @@
     </w:tbl>
     <w:p>
       <w:pPr>
-        <w:spacing w:after="80"/>
+        <w:spacing w:after="120"/>
       </w:pPr>
     </w:p>
     <w:p>
+      <w:r>
+        <w:br w:type="page"/>
+      </w:r>
+    </w:p>
+    <w:p>
       <w:pPr>
         <w:keepNext/>
-        <w:spacing w:before="320" w:after="120"/>
+        <w:spacing w:before="440" w:after="160"/>
       </w:pPr>
       <w:r>
         <w:rPr>
@@ -2524,7 +2850,7 @@
     </w:p>
     <w:p>
       <w:pPr>
-        <w:spacing w:line="276" w:lineRule="auto" w:after="80"/>
+        <w:spacing w:line="288" w:lineRule="auto" w:after="120"/>
         <w:jc w:val="both"/>
       </w:pPr>
       <w:r>
@@ -2532,79 +2858,30 @@
           <w:rFonts w:ascii="Times New Roman" w:hAnsi="Times New Roman"/>
           <w:sz w:val="20"/>
         </w:rPr>
-        <w:t>The platform requires standard development machine tools and an active AWS Subscription:</w:t>
+        <w:t>To deploy and operate the platform, developer workstations and cloud environments must satisfy specific prerequisites:</w:t>
       </w:r>
     </w:p>
     <w:p>
       <w:pPr>
-        <w:pStyle w:val="ListBullet"/>
-        <w:spacing w:line="276" w:lineRule="auto" w:after="60"/>
-        <w:jc w:val="left"/>
-      </w:pPr>
-      <w:r>
-        <w:rPr>
-          <w:rFonts w:ascii="Times New Roman" w:hAnsi="Times New Roman"/>
-          <w:b/>
-          <w:sz w:val="20"/>
-        </w:rPr>
-        <w:t xml:space="preserve">Dev Workstation: </w:t>
-      </w:r>
+        <w:spacing w:line="288" w:lineRule="auto" w:after="120"/>
+        <w:jc w:val="both"/>
+      </w:pPr>
       <w:r>
         <w:rPr>
           <w:rFonts w:ascii="Times New Roman" w:hAnsi="Times New Roman"/>
           <w:sz w:val="20"/>
         </w:rPr>
-        <w:t>Operating System: Linux, macOS, or Windows Subsystem for Linux (WSL2).</w:t>
+        <w:t>Developer Workstation Requirements: Linux (Ubuntu 22.04+), macOS (v12+), or Windows WSL2 with at least 8GB RAM and 4 CPU cores.</w:t>
+        <w:br/>
+        <w:t>CLI Toolchain Requirements: Git (v2.39+), Docker (v24.0+), Python (v3.11+), Terraform (v1.7.5+), AWS CLI (v2.15+), Kubectl (v1.30+), Helm (v3.14+).</w:t>
+        <w:br/>
+        <w:t>AWS Subscription Requirements: Active AWS Account with administrative IAM permissions for VPC, EKS, ECR, RDS, ElastiCache, Secrets Manager, Route 53, ACM, and IAM roles.</w:t>
       </w:r>
     </w:p>
     <w:p>
       <w:pPr>
-        <w:pStyle w:val="ListBullet"/>
-        <w:spacing w:line="276" w:lineRule="auto" w:after="60"/>
-        <w:jc w:val="left"/>
-      </w:pPr>
-      <w:r>
-        <w:rPr>
-          <w:rFonts w:ascii="Times New Roman" w:hAnsi="Times New Roman"/>
-          <w:b/>
-          <w:sz w:val="20"/>
-        </w:rPr>
-        <w:t xml:space="preserve">CLI Toolchain: </w:t>
-      </w:r>
-      <w:r>
-        <w:rPr>
-          <w:rFonts w:ascii="Times New Roman" w:hAnsi="Times New Roman"/>
-          <w:sz w:val="20"/>
-        </w:rPr>
-        <w:t>Software Dependencies: Git 2.39+, Docker 24.0+, Python 3.11+, Terraform 1.7+, AWS CLI 2.15+, Kubectl 1.30+, Helm 3.14+.</w:t>
-      </w:r>
-    </w:p>
-    <w:p>
-      <w:pPr>
-        <w:pStyle w:val="ListBullet"/>
-        <w:spacing w:line="276" w:lineRule="auto" w:after="60"/>
-        <w:jc w:val="left"/>
-      </w:pPr>
-      <w:r>
-        <w:rPr>
-          <w:rFonts w:ascii="Times New Roman" w:hAnsi="Times New Roman"/>
-          <w:b/>
-          <w:sz w:val="20"/>
-        </w:rPr>
-        <w:t xml:space="preserve">Cloud Account: </w:t>
-      </w:r>
-      <w:r>
-        <w:rPr>
-          <w:rFonts w:ascii="Times New Roman" w:hAnsi="Times New Roman"/>
-          <w:sz w:val="20"/>
-        </w:rPr>
-        <w:t>AWS Account: Active IAM user permissions for VPC, EKS, ECR, RDS, ElastiCache, Secrets Manager, Route 53, and ACM.</w:t>
-      </w:r>
-    </w:p>
-    <w:p>
-      <w:pPr>
         <w:keepNext/>
-        <w:spacing w:before="320" w:after="120"/>
+        <w:spacing w:before="440" w:after="160"/>
       </w:pPr>
       <w:r>
         <w:rPr>
@@ -2616,6 +2893,19 @@
         <w:t>Chapter 7 — Technology Stack Specifications</w:t>
       </w:r>
     </w:p>
+    <w:p>
+      <w:pPr>
+        <w:spacing w:line="288" w:lineRule="auto" w:after="120"/>
+        <w:jc w:val="both"/>
+      </w:pPr>
+      <w:r>
+        <w:rPr>
+          <w:rFonts w:ascii="Times New Roman" w:hAnsi="Times New Roman"/>
+          <w:sz w:val="20"/>
+        </w:rPr>
+        <w:t>The platform integrates proven enterprise technologies across infrastructure, computing, database, security, and observability layers:</w:t>
+      </w:r>
+    </w:p>
     <w:tbl>
       <w:tblPr>
         <w:tblW w:type="auto" w:w="0"/>
@@ -2623,20 +2913,21 @@
         <w:tblLook w:firstColumn="1" w:firstRow="1" w:lastColumn="0" w:lastRow="0" w:noHBand="0" w:noVBand="1" w:val="04A0"/>
       </w:tblPr>
       <w:tblGrid>
-        <w:gridCol w:w="3010"/>
-        <w:gridCol w:w="3010"/>
-        <w:gridCol w:w="3010"/>
+        <w:gridCol w:w="2257"/>
+        <w:gridCol w:w="2257"/>
+        <w:gridCol w:w="2257"/>
+        <w:gridCol w:w="2257"/>
       </w:tblGrid>
       <w:tr>
         <w:tc>
           <w:tcPr>
-            <w:tcW w:type="dxa" w:w="3010"/>
+            <w:tcW w:type="dxa" w:w="2257"/>
             <w:shd w:fill="003366"/>
             <w:tcMar>
-              <w:top w:w="100" w:type="dxa"/>
-              <w:bottom w:w="100" w:type="dxa"/>
-              <w:left w:w="120" w:type="dxa"/>
-              <w:right w:w="120" w:type="dxa"/>
+              <w:top w:w="120" w:type="dxa"/>
+              <w:bottom w:w="120" w:type="dxa"/>
+              <w:left w:w="140" w:type="dxa"/>
+              <w:right w:w="140" w:type="dxa"/>
             </w:tcMar>
           </w:tcPr>
           <w:p>
@@ -2651,19 +2942,19 @@
                 <w:color w:val="FFFFFF"/>
                 <w:sz w:val="19"/>
               </w:rPr>
-              <w:t>Technology Component</w:t>
+              <w:t>Layer Component</w:t>
             </w:r>
           </w:p>
         </w:tc>
         <w:tc>
           <w:tcPr>
-            <w:tcW w:type="dxa" w:w="3010"/>
+            <w:tcW w:type="dxa" w:w="2257"/>
             <w:shd w:fill="003366"/>
             <w:tcMar>
-              <w:top w:w="100" w:type="dxa"/>
-              <w:bottom w:w="100" w:type="dxa"/>
-              <w:left w:w="120" w:type="dxa"/>
-              <w:right w:w="120" w:type="dxa"/>
+              <w:top w:w="120" w:type="dxa"/>
+              <w:bottom w:w="120" w:type="dxa"/>
+              <w:left w:w="140" w:type="dxa"/>
+              <w:right w:w="140" w:type="dxa"/>
             </w:tcMar>
           </w:tcPr>
           <w:p>
@@ -2678,19 +2969,19 @@
                 <w:color w:val="FFFFFF"/>
                 <w:sz w:val="19"/>
               </w:rPr>
-              <w:t>Version / Spec</w:t>
+              <w:t>Technology Choice</w:t>
             </w:r>
           </w:p>
         </w:tc>
         <w:tc>
           <w:tcPr>
-            <w:tcW w:type="dxa" w:w="3010"/>
+            <w:tcW w:type="dxa" w:w="2257"/>
             <w:shd w:fill="003366"/>
             <w:tcMar>
-              <w:top w:w="100" w:type="dxa"/>
-              <w:bottom w:w="100" w:type="dxa"/>
-              <w:left w:w="120" w:type="dxa"/>
-              <w:right w:w="120" w:type="dxa"/>
+              <w:top w:w="120" w:type="dxa"/>
+              <w:bottom w:w="120" w:type="dxa"/>
+              <w:left w:w="140" w:type="dxa"/>
+              <w:right w:w="140" w:type="dxa"/>
             </w:tcMar>
           </w:tcPr>
           <w:p>
@@ -2705,7 +2996,34 @@
                 <w:color w:val="FFFFFF"/>
                 <w:sz w:val="19"/>
               </w:rPr>
-              <w:t>Operational Purpose</w:t>
+              <w:t>Version / Release</w:t>
+            </w:r>
+          </w:p>
+        </w:tc>
+        <w:tc>
+          <w:tcPr>
+            <w:tcW w:type="dxa" w:w="2257"/>
+            <w:shd w:fill="003366"/>
+            <w:tcMar>
+              <w:top w:w="120" w:type="dxa"/>
+              <w:bottom w:w="120" w:type="dxa"/>
+              <w:left w:w="140" w:type="dxa"/>
+              <w:right w:w="140" w:type="dxa"/>
+            </w:tcMar>
+          </w:tcPr>
+          <w:p>
+            <w:pPr>
+              <w:spacing w:after="0"/>
+              <w:jc w:val="left"/>
+            </w:pPr>
+            <w:r>
+              <w:rPr>
+                <w:rFonts w:ascii="Times New Roman" w:hAnsi="Times New Roman"/>
+                <w:b/>
+                <w:color w:val="FFFFFF"/>
+                <w:sz w:val="19"/>
+              </w:rPr>
+              <w:t>Operational Function</w:t>
             </w:r>
           </w:p>
         </w:tc>
@@ -2713,13 +3031,13 @@
       <w:tr>
         <w:tc>
           <w:tcPr>
-            <w:tcW w:type="dxa" w:w="3010"/>
+            <w:tcW w:type="dxa" w:w="2257"/>
             <w:shd w:fill="FFFFFF"/>
             <w:tcMar>
-              <w:top w:w="80" w:type="dxa"/>
-              <w:bottom w:w="80" w:type="dxa"/>
-              <w:left w:w="120" w:type="dxa"/>
-              <w:right w:w="120" w:type="dxa"/>
+              <w:top w:w="100" w:type="dxa"/>
+              <w:bottom w:w="100" w:type="dxa"/>
+              <w:left w:w="140" w:type="dxa"/>
+              <w:right w:w="140" w:type="dxa"/>
             </w:tcMar>
           </w:tcPr>
           <w:p>
@@ -2733,19 +3051,45 @@
                 <w:color w:val="222222"/>
                 <w:sz w:val="18"/>
               </w:rPr>
-              <w:t>Terraform</w:t>
+              <w:t>Infrastructure Code</w:t>
             </w:r>
           </w:p>
         </w:tc>
         <w:tc>
           <w:tcPr>
-            <w:tcW w:type="dxa" w:w="3010"/>
+            <w:tcW w:type="dxa" w:w="2257"/>
             <w:shd w:fill="FFFFFF"/>
             <w:tcMar>
-              <w:top w:w="80" w:type="dxa"/>
-              <w:bottom w:w="80" w:type="dxa"/>
-              <w:left w:w="120" w:type="dxa"/>
-              <w:right w:w="120" w:type="dxa"/>
+              <w:top w:w="100" w:type="dxa"/>
+              <w:bottom w:w="100" w:type="dxa"/>
+              <w:left w:w="140" w:type="dxa"/>
+              <w:right w:w="140" w:type="dxa"/>
+            </w:tcMar>
+          </w:tcPr>
+          <w:p>
+            <w:pPr>
+              <w:spacing w:after="0"/>
+              <w:jc w:val="left"/>
+            </w:pPr>
+            <w:r>
+              <w:rPr>
+                <w:rFonts w:ascii="Times New Roman" w:hAnsi="Times New Roman"/>
+                <w:color w:val="222222"/>
+                <w:sz w:val="18"/>
+              </w:rPr>
+              <w:t>HashiCorp Terraform</w:t>
+            </w:r>
+          </w:p>
+        </w:tc>
+        <w:tc>
+          <w:tcPr>
+            <w:tcW w:type="dxa" w:w="2257"/>
+            <w:shd w:fill="FFFFFF"/>
+            <w:tcMar>
+              <w:top w:w="100" w:type="dxa"/>
+              <w:bottom w:w="100" w:type="dxa"/>
+              <w:left w:w="140" w:type="dxa"/>
+              <w:right w:w="140" w:type="dxa"/>
             </w:tcMar>
           </w:tcPr>
           <w:p>
@@ -2765,13 +3109,13 @@
         </w:tc>
         <w:tc>
           <w:tcPr>
-            <w:tcW w:type="dxa" w:w="3010"/>
+            <w:tcW w:type="dxa" w:w="2257"/>
             <w:shd w:fill="FFFFFF"/>
             <w:tcMar>
-              <w:top w:w="80" w:type="dxa"/>
-              <w:bottom w:w="80" w:type="dxa"/>
-              <w:left w:w="120" w:type="dxa"/>
-              <w:right w:w="120" w:type="dxa"/>
+              <w:top w:w="100" w:type="dxa"/>
+              <w:bottom w:w="100" w:type="dxa"/>
+              <w:left w:w="140" w:type="dxa"/>
+              <w:right w:w="140" w:type="dxa"/>
             </w:tcMar>
           </w:tcPr>
           <w:p>
@@ -2785,7 +3129,7 @@
                 <w:color w:val="222222"/>
                 <w:sz w:val="18"/>
               </w:rPr>
-              <w:t>Infrastructure as Code engine governing AWS, K8s, and GitHub</w:t>
+              <w:t>Declarative IaC engine managing AWS, K8s, and GitHub</w:t>
             </w:r>
           </w:p>
         </w:tc>
@@ -2793,13 +3137,13 @@
       <w:tr>
         <w:tc>
           <w:tcPr>
-            <w:tcW w:type="dxa" w:w="3010"/>
+            <w:tcW w:type="dxa" w:w="2257"/>
             <w:shd w:fill="F9FAFC"/>
             <w:tcMar>
-              <w:top w:w="80" w:type="dxa"/>
-              <w:bottom w:w="80" w:type="dxa"/>
-              <w:left w:w="120" w:type="dxa"/>
-              <w:right w:w="120" w:type="dxa"/>
+              <w:top w:w="100" w:type="dxa"/>
+              <w:bottom w:w="100" w:type="dxa"/>
+              <w:left w:w="140" w:type="dxa"/>
+              <w:right w:w="140" w:type="dxa"/>
             </w:tcMar>
           </w:tcPr>
           <w:p>
@@ -2813,19 +3157,257 @@
                 <w:color w:val="222222"/>
                 <w:sz w:val="18"/>
               </w:rPr>
-              <w:t>Amazon EKS</w:t>
+              <w:t>Container Engine</w:t>
             </w:r>
           </w:p>
         </w:tc>
         <w:tc>
           <w:tcPr>
-            <w:tcW w:type="dxa" w:w="3010"/>
+            <w:tcW w:type="dxa" w:w="2257"/>
             <w:shd w:fill="F9FAFC"/>
             <w:tcMar>
-              <w:top w:w="80" w:type="dxa"/>
-              <w:bottom w:w="80" w:type="dxa"/>
-              <w:left w:w="120" w:type="dxa"/>
-              <w:right w:w="120" w:type="dxa"/>
+              <w:top w:w="100" w:type="dxa"/>
+              <w:bottom w:w="100" w:type="dxa"/>
+              <w:left w:w="140" w:type="dxa"/>
+              <w:right w:w="140" w:type="dxa"/>
+            </w:tcMar>
+          </w:tcPr>
+          <w:p>
+            <w:pPr>
+              <w:spacing w:after="0"/>
+              <w:jc w:val="left"/>
+            </w:pPr>
+            <w:r>
+              <w:rPr>
+                <w:rFonts w:ascii="Times New Roman" w:hAnsi="Times New Roman"/>
+                <w:color w:val="222222"/>
+                <w:sz w:val="18"/>
+              </w:rPr>
+              <w:t>Docker &amp; Docker Buildx</w:t>
+            </w:r>
+          </w:p>
+        </w:tc>
+        <w:tc>
+          <w:tcPr>
+            <w:tcW w:type="dxa" w:w="2257"/>
+            <w:shd w:fill="F9FAFC"/>
+            <w:tcMar>
+              <w:top w:w="100" w:type="dxa"/>
+              <w:bottom w:w="100" w:type="dxa"/>
+              <w:left w:w="140" w:type="dxa"/>
+              <w:right w:w="140" w:type="dxa"/>
+            </w:tcMar>
+          </w:tcPr>
+          <w:p>
+            <w:pPr>
+              <w:spacing w:after="0"/>
+              <w:jc w:val="left"/>
+            </w:pPr>
+            <w:r>
+              <w:rPr>
+                <w:rFonts w:ascii="Times New Roman" w:hAnsi="Times New Roman"/>
+                <w:color w:val="222222"/>
+                <w:sz w:val="18"/>
+              </w:rPr>
+              <w:t>v24.0+</w:t>
+            </w:r>
+          </w:p>
+        </w:tc>
+        <w:tc>
+          <w:tcPr>
+            <w:tcW w:type="dxa" w:w="2257"/>
+            <w:shd w:fill="F9FAFC"/>
+            <w:tcMar>
+              <w:top w:w="100" w:type="dxa"/>
+              <w:bottom w:w="100" w:type="dxa"/>
+              <w:left w:w="140" w:type="dxa"/>
+              <w:right w:w="140" w:type="dxa"/>
+            </w:tcMar>
+          </w:tcPr>
+          <w:p>
+            <w:pPr>
+              <w:spacing w:after="0"/>
+              <w:jc w:val="left"/>
+            </w:pPr>
+            <w:r>
+              <w:rPr>
+                <w:rFonts w:ascii="Times New Roman" w:hAnsi="Times New Roman"/>
+                <w:color w:val="222222"/>
+                <w:sz w:val="18"/>
+              </w:rPr>
+              <w:t>Multi-stage non-root container image generation</w:t>
+            </w:r>
+          </w:p>
+        </w:tc>
+      </w:tr>
+      <w:tr>
+        <w:tc>
+          <w:tcPr>
+            <w:tcW w:type="dxa" w:w="2257"/>
+            <w:shd w:fill="FFFFFF"/>
+            <w:tcMar>
+              <w:top w:w="100" w:type="dxa"/>
+              <w:bottom w:w="100" w:type="dxa"/>
+              <w:left w:w="140" w:type="dxa"/>
+              <w:right w:w="140" w:type="dxa"/>
+            </w:tcMar>
+          </w:tcPr>
+          <w:p>
+            <w:pPr>
+              <w:spacing w:after="0"/>
+              <w:jc w:val="left"/>
+            </w:pPr>
+            <w:r>
+              <w:rPr>
+                <w:rFonts w:ascii="Times New Roman" w:hAnsi="Times New Roman"/>
+                <w:color w:val="222222"/>
+                <w:sz w:val="18"/>
+              </w:rPr>
+              <w:t>Container Registry</w:t>
+            </w:r>
+          </w:p>
+        </w:tc>
+        <w:tc>
+          <w:tcPr>
+            <w:tcW w:type="dxa" w:w="2257"/>
+            <w:shd w:fill="FFFFFF"/>
+            <w:tcMar>
+              <w:top w:w="100" w:type="dxa"/>
+              <w:bottom w:w="100" w:type="dxa"/>
+              <w:left w:w="140" w:type="dxa"/>
+              <w:right w:w="140" w:type="dxa"/>
+            </w:tcMar>
+          </w:tcPr>
+          <w:p>
+            <w:pPr>
+              <w:spacing w:after="0"/>
+              <w:jc w:val="left"/>
+            </w:pPr>
+            <w:r>
+              <w:rPr>
+                <w:rFonts w:ascii="Times New Roman" w:hAnsi="Times New Roman"/>
+                <w:color w:val="222222"/>
+                <w:sz w:val="18"/>
+              </w:rPr>
+              <w:t>AWS ECR</w:t>
+            </w:r>
+          </w:p>
+        </w:tc>
+        <w:tc>
+          <w:tcPr>
+            <w:tcW w:type="dxa" w:w="2257"/>
+            <w:shd w:fill="FFFFFF"/>
+            <w:tcMar>
+              <w:top w:w="100" w:type="dxa"/>
+              <w:bottom w:w="100" w:type="dxa"/>
+              <w:left w:w="140" w:type="dxa"/>
+              <w:right w:w="140" w:type="dxa"/>
+            </w:tcMar>
+          </w:tcPr>
+          <w:p>
+            <w:pPr>
+              <w:spacing w:after="0"/>
+              <w:jc w:val="left"/>
+            </w:pPr>
+            <w:r>
+              <w:rPr>
+                <w:rFonts w:ascii="Times New Roman" w:hAnsi="Times New Roman"/>
+                <w:color w:val="222222"/>
+                <w:sz w:val="18"/>
+              </w:rPr>
+              <w:t>KMS Encrypted</w:t>
+            </w:r>
+          </w:p>
+        </w:tc>
+        <w:tc>
+          <w:tcPr>
+            <w:tcW w:type="dxa" w:w="2257"/>
+            <w:shd w:fill="FFFFFF"/>
+            <w:tcMar>
+              <w:top w:w="100" w:type="dxa"/>
+              <w:bottom w:w="100" w:type="dxa"/>
+              <w:left w:w="140" w:type="dxa"/>
+              <w:right w:w="140" w:type="dxa"/>
+            </w:tcMar>
+          </w:tcPr>
+          <w:p>
+            <w:pPr>
+              <w:spacing w:after="0"/>
+              <w:jc w:val="left"/>
+            </w:pPr>
+            <w:r>
+              <w:rPr>
+                <w:rFonts w:ascii="Times New Roman" w:hAnsi="Times New Roman"/>
+                <w:color w:val="222222"/>
+                <w:sz w:val="18"/>
+              </w:rPr>
+              <w:t>Immutable private Docker image repository</w:t>
+            </w:r>
+          </w:p>
+        </w:tc>
+      </w:tr>
+      <w:tr>
+        <w:tc>
+          <w:tcPr>
+            <w:tcW w:type="dxa" w:w="2257"/>
+            <w:shd w:fill="F9FAFC"/>
+            <w:tcMar>
+              <w:top w:w="100" w:type="dxa"/>
+              <w:bottom w:w="100" w:type="dxa"/>
+              <w:left w:w="140" w:type="dxa"/>
+              <w:right w:w="140" w:type="dxa"/>
+            </w:tcMar>
+          </w:tcPr>
+          <w:p>
+            <w:pPr>
+              <w:spacing w:after="0"/>
+              <w:jc w:val="left"/>
+            </w:pPr>
+            <w:r>
+              <w:rPr>
+                <w:rFonts w:ascii="Times New Roman" w:hAnsi="Times New Roman"/>
+                <w:color w:val="222222"/>
+                <w:sz w:val="18"/>
+              </w:rPr>
+              <w:t>Orchestration Engine</w:t>
+            </w:r>
+          </w:p>
+        </w:tc>
+        <w:tc>
+          <w:tcPr>
+            <w:tcW w:type="dxa" w:w="2257"/>
+            <w:shd w:fill="F9FAFC"/>
+            <w:tcMar>
+              <w:top w:w="100" w:type="dxa"/>
+              <w:bottom w:w="100" w:type="dxa"/>
+              <w:left w:w="140" w:type="dxa"/>
+              <w:right w:w="140" w:type="dxa"/>
+            </w:tcMar>
+          </w:tcPr>
+          <w:p>
+            <w:pPr>
+              <w:spacing w:after="0"/>
+              <w:jc w:val="left"/>
+            </w:pPr>
+            <w:r>
+              <w:rPr>
+                <w:rFonts w:ascii="Times New Roman" w:hAnsi="Times New Roman"/>
+                <w:color w:val="222222"/>
+                <w:sz w:val="18"/>
+              </w:rPr>
+              <w:t>AWS EKS</w:t>
+            </w:r>
+          </w:p>
+        </w:tc>
+        <w:tc>
+          <w:tcPr>
+            <w:tcW w:type="dxa" w:w="2257"/>
+            <w:shd w:fill="F9FAFC"/>
+            <w:tcMar>
+              <w:top w:w="100" w:type="dxa"/>
+              <w:bottom w:w="100" w:type="dxa"/>
+              <w:left w:w="140" w:type="dxa"/>
+              <w:right w:w="140" w:type="dxa"/>
             </w:tcMar>
           </w:tcPr>
           <w:p>
@@ -2845,13 +3427,13 @@
         </w:tc>
         <w:tc>
           <w:tcPr>
-            <w:tcW w:type="dxa" w:w="3010"/>
+            <w:tcW w:type="dxa" w:w="2257"/>
             <w:shd w:fill="F9FAFC"/>
             <w:tcMar>
-              <w:top w:w="80" w:type="dxa"/>
-              <w:bottom w:w="80" w:type="dxa"/>
-              <w:left w:w="120" w:type="dxa"/>
-              <w:right w:w="120" w:type="dxa"/>
+              <w:top w:w="100" w:type="dxa"/>
+              <w:bottom w:w="100" w:type="dxa"/>
+              <w:left w:w="140" w:type="dxa"/>
+              <w:right w:w="140" w:type="dxa"/>
             </w:tcMar>
           </w:tcPr>
           <w:p>
@@ -2865,7 +3447,7 @@
                 <w:color w:val="222222"/>
                 <w:sz w:val="18"/>
               </w:rPr>
-              <w:t>Managed Kubernetes container orchestration control plane</w:t>
+              <w:t>Managed Kubernetes control plane and worker node groups</w:t>
             </w:r>
           </w:p>
         </w:tc>
@@ -2873,13 +3455,13 @@
       <w:tr>
         <w:tc>
           <w:tcPr>
-            <w:tcW w:type="dxa" w:w="3010"/>
+            <w:tcW w:type="dxa" w:w="2257"/>
             <w:shd w:fill="FFFFFF"/>
             <w:tcMar>
-              <w:top w:w="80" w:type="dxa"/>
-              <w:bottom w:w="80" w:type="dxa"/>
-              <w:left w:w="120" w:type="dxa"/>
-              <w:right w:w="120" w:type="dxa"/>
+              <w:top w:w="100" w:type="dxa"/>
+              <w:bottom w:w="100" w:type="dxa"/>
+              <w:left w:w="140" w:type="dxa"/>
+              <w:right w:w="140" w:type="dxa"/>
             </w:tcMar>
           </w:tcPr>
           <w:p>
@@ -2893,19 +3475,19 @@
                 <w:color w:val="222222"/>
                 <w:sz w:val="18"/>
               </w:rPr>
-              <w:t>FastAPI</w:t>
+              <w:t>Backend Microservice</w:t>
             </w:r>
           </w:p>
         </w:tc>
         <w:tc>
           <w:tcPr>
-            <w:tcW w:type="dxa" w:w="3010"/>
+            <w:tcW w:type="dxa" w:w="2257"/>
             <w:shd w:fill="FFFFFF"/>
             <w:tcMar>
-              <w:top w:w="80" w:type="dxa"/>
-              <w:bottom w:w="80" w:type="dxa"/>
-              <w:left w:w="120" w:type="dxa"/>
-              <w:right w:w="120" w:type="dxa"/>
+              <w:top w:w="100" w:type="dxa"/>
+              <w:bottom w:w="100" w:type="dxa"/>
+              <w:left w:w="140" w:type="dxa"/>
+              <w:right w:w="140" w:type="dxa"/>
             </w:tcMar>
           </w:tcPr>
           <w:p>
@@ -2919,19 +3501,19 @@
                 <w:color w:val="222222"/>
                 <w:sz w:val="18"/>
               </w:rPr>
-              <w:t>v0.111.0</w:t>
+              <w:t>FastAPI (Python)</w:t>
             </w:r>
           </w:p>
         </w:tc>
         <w:tc>
           <w:tcPr>
-            <w:tcW w:type="dxa" w:w="3010"/>
+            <w:tcW w:type="dxa" w:w="2257"/>
             <w:shd w:fill="FFFFFF"/>
             <w:tcMar>
-              <w:top w:w="80" w:type="dxa"/>
-              <w:bottom w:w="80" w:type="dxa"/>
-              <w:left w:w="120" w:type="dxa"/>
-              <w:right w:w="120" w:type="dxa"/>
+              <w:top w:w="100" w:type="dxa"/>
+              <w:bottom w:w="100" w:type="dxa"/>
+              <w:left w:w="140" w:type="dxa"/>
+              <w:right w:w="140" w:type="dxa"/>
             </w:tcMar>
           </w:tcPr>
           <w:p>
@@ -2945,21 +3527,19 @@
                 <w:color w:val="222222"/>
                 <w:sz w:val="18"/>
               </w:rPr>
-              <w:t>Asynchronous Python web framework serving prediction REST APIs</w:t>
+              <w:t>v0.111.0 / Python 3.11</w:t>
             </w:r>
           </w:p>
         </w:tc>
-      </w:tr>
-      <w:tr>
         <w:tc>
           <w:tcPr>
-            <w:tcW w:type="dxa" w:w="3010"/>
-            <w:shd w:fill="F9FAFC"/>
+            <w:tcW w:type="dxa" w:w="2257"/>
+            <w:shd w:fill="FFFFFF"/>
             <w:tcMar>
-              <w:top w:w="80" w:type="dxa"/>
-              <w:bottom w:w="80" w:type="dxa"/>
-              <w:left w:w="120" w:type="dxa"/>
-              <w:right w:w="120" w:type="dxa"/>
+              <w:top w:w="100" w:type="dxa"/>
+              <w:bottom w:w="100" w:type="dxa"/>
+              <w:left w:w="140" w:type="dxa"/>
+              <w:right w:w="140" w:type="dxa"/>
             </w:tcMar>
           </w:tcPr>
           <w:p>
@@ -2973,19 +3553,21 @@
                 <w:color w:val="222222"/>
                 <w:sz w:val="18"/>
               </w:rPr>
-              <w:t>Python / NumPy / Statsmodels</w:t>
+              <w:t>Asynchronous RESTful prediction REST service</w:t>
             </w:r>
           </w:p>
         </w:tc>
+      </w:tr>
+      <w:tr>
         <w:tc>
           <w:tcPr>
-            <w:tcW w:type="dxa" w:w="3010"/>
+            <w:tcW w:type="dxa" w:w="2257"/>
             <w:shd w:fill="F9FAFC"/>
             <w:tcMar>
-              <w:top w:w="80" w:type="dxa"/>
-              <w:bottom w:w="80" w:type="dxa"/>
-              <w:left w:w="120" w:type="dxa"/>
-              <w:right w:w="120" w:type="dxa"/>
+              <w:top w:w="100" w:type="dxa"/>
+              <w:bottom w:w="100" w:type="dxa"/>
+              <w:left w:w="140" w:type="dxa"/>
+              <w:right w:w="140" w:type="dxa"/>
             </w:tcMar>
           </w:tcPr>
           <w:p>
@@ -2999,19 +3581,19 @@
                 <w:color w:val="222222"/>
                 <w:sz w:val="18"/>
               </w:rPr>
-              <w:t>v3.11 / v1.26 / v0.14</w:t>
+              <w:t>Machine Learning</w:t>
             </w:r>
           </w:p>
         </w:tc>
         <w:tc>
           <w:tcPr>
-            <w:tcW w:type="dxa" w:w="3010"/>
+            <w:tcW w:type="dxa" w:w="2257"/>
             <w:shd w:fill="F9FAFC"/>
             <w:tcMar>
-              <w:top w:w="80" w:type="dxa"/>
-              <w:bottom w:w="80" w:type="dxa"/>
-              <w:left w:w="120" w:type="dxa"/>
-              <w:right w:w="120" w:type="dxa"/>
+              <w:top w:w="100" w:type="dxa"/>
+              <w:bottom w:w="100" w:type="dxa"/>
+              <w:left w:w="140" w:type="dxa"/>
+              <w:right w:w="140" w:type="dxa"/>
             </w:tcMar>
           </w:tcPr>
           <w:p>
@@ -3025,21 +3607,19 @@
                 <w:color w:val="222222"/>
                 <w:sz w:val="18"/>
               </w:rPr>
-              <w:t>Data processing &amp; ARIMA + LSTM/GRU/CNN Hybrid ML engine</w:t>
+              <w:t>Statsmodels &amp; PyTorch</w:t>
             </w:r>
           </w:p>
         </w:tc>
-      </w:tr>
-      <w:tr>
         <w:tc>
           <w:tcPr>
-            <w:tcW w:type="dxa" w:w="3010"/>
-            <w:shd w:fill="FFFFFF"/>
+            <w:tcW w:type="dxa" w:w="2257"/>
+            <w:shd w:fill="F9FAFC"/>
             <w:tcMar>
-              <w:top w:w="80" w:type="dxa"/>
-              <w:bottom w:w="80" w:type="dxa"/>
-              <w:left w:w="120" w:type="dxa"/>
-              <w:right w:w="120" w:type="dxa"/>
+              <w:top w:w="100" w:type="dxa"/>
+              <w:bottom w:w="100" w:type="dxa"/>
+              <w:left w:w="140" w:type="dxa"/>
+              <w:right w:w="140" w:type="dxa"/>
             </w:tcMar>
           </w:tcPr>
           <w:p>
@@ -3053,19 +3633,19 @@
                 <w:color w:val="222222"/>
                 <w:sz w:val="18"/>
               </w:rPr>
-              <w:t>Amazon ECR</w:t>
+              <w:t>ARIMA + LSTM/GRU/CNN</w:t>
             </w:r>
           </w:p>
         </w:tc>
         <w:tc>
           <w:tcPr>
-            <w:tcW w:type="dxa" w:w="3010"/>
-            <w:shd w:fill="FFFFFF"/>
+            <w:tcW w:type="dxa" w:w="2257"/>
+            <w:shd w:fill="F9FAFC"/>
             <w:tcMar>
-              <w:top w:w="80" w:type="dxa"/>
-              <w:bottom w:w="80" w:type="dxa"/>
-              <w:left w:w="120" w:type="dxa"/>
-              <w:right w:w="120" w:type="dxa"/>
+              <w:top w:w="100" w:type="dxa"/>
+              <w:bottom w:w="100" w:type="dxa"/>
+              <w:left w:w="140" w:type="dxa"/>
+              <w:right w:w="140" w:type="dxa"/>
             </w:tcMar>
           </w:tcPr>
           <w:p>
@@ -3079,19 +3659,21 @@
                 <w:color w:val="222222"/>
                 <w:sz w:val="18"/>
               </w:rPr>
-              <w:t>KMS Encrypted</w:t>
+              <w:t>Time-series hybrid forecasting model computation</w:t>
             </w:r>
           </w:p>
         </w:tc>
+      </w:tr>
+      <w:tr>
         <w:tc>
           <w:tcPr>
-            <w:tcW w:type="dxa" w:w="3010"/>
+            <w:tcW w:type="dxa" w:w="2257"/>
             <w:shd w:fill="FFFFFF"/>
             <w:tcMar>
-              <w:top w:w="80" w:type="dxa"/>
-              <w:bottom w:w="80" w:type="dxa"/>
-              <w:left w:w="120" w:type="dxa"/>
-              <w:right w:w="120" w:type="dxa"/>
+              <w:top w:w="100" w:type="dxa"/>
+              <w:bottom w:w="100" w:type="dxa"/>
+              <w:left w:w="140" w:type="dxa"/>
+              <w:right w:w="140" w:type="dxa"/>
             </w:tcMar>
           </w:tcPr>
           <w:p>
@@ -3105,21 +3687,19 @@
                 <w:color w:val="222222"/>
                 <w:sz w:val="18"/>
               </w:rPr>
-              <w:t>Private container registry storing immutable Docker images</w:t>
+              <w:t>Relational Database</w:t>
             </w:r>
           </w:p>
         </w:tc>
-      </w:tr>
-      <w:tr>
         <w:tc>
           <w:tcPr>
-            <w:tcW w:type="dxa" w:w="3010"/>
-            <w:shd w:fill="F9FAFC"/>
+            <w:tcW w:type="dxa" w:w="2257"/>
+            <w:shd w:fill="FFFFFF"/>
             <w:tcMar>
-              <w:top w:w="80" w:type="dxa"/>
-              <w:bottom w:w="80" w:type="dxa"/>
-              <w:left w:w="120" w:type="dxa"/>
-              <w:right w:w="120" w:type="dxa"/>
+              <w:top w:w="100" w:type="dxa"/>
+              <w:bottom w:w="100" w:type="dxa"/>
+              <w:left w:w="140" w:type="dxa"/>
+              <w:right w:w="140" w:type="dxa"/>
             </w:tcMar>
           </w:tcPr>
           <w:p>
@@ -3133,19 +3713,19 @@
                 <w:color w:val="222222"/>
                 <w:sz w:val="18"/>
               </w:rPr>
-              <w:t>Amazon RDS</w:t>
+              <w:t>AWS RDS PostgreSQL</w:t>
             </w:r>
           </w:p>
         </w:tc>
         <w:tc>
           <w:tcPr>
-            <w:tcW w:type="dxa" w:w="3010"/>
-            <w:shd w:fill="F9FAFC"/>
+            <w:tcW w:type="dxa" w:w="2257"/>
+            <w:shd w:fill="FFFFFF"/>
             <w:tcMar>
-              <w:top w:w="80" w:type="dxa"/>
-              <w:bottom w:w="80" w:type="dxa"/>
-              <w:left w:w="120" w:type="dxa"/>
-              <w:right w:w="120" w:type="dxa"/>
+              <w:top w:w="100" w:type="dxa"/>
+              <w:bottom w:w="100" w:type="dxa"/>
+              <w:left w:w="140" w:type="dxa"/>
+              <w:right w:w="140" w:type="dxa"/>
             </w:tcMar>
           </w:tcPr>
           <w:p>
@@ -3159,19 +3739,19 @@
                 <w:color w:val="222222"/>
                 <w:sz w:val="18"/>
               </w:rPr>
-              <w:t>PostgreSQL v15</w:t>
+              <w:t>PostgreSQL v15 (Multi-AZ)</w:t>
             </w:r>
           </w:p>
         </w:tc>
         <w:tc>
           <w:tcPr>
-            <w:tcW w:type="dxa" w:w="3010"/>
-            <w:shd w:fill="F9FAFC"/>
+            <w:tcW w:type="dxa" w:w="2257"/>
+            <w:shd w:fill="FFFFFF"/>
             <w:tcMar>
-              <w:top w:w="80" w:type="dxa"/>
-              <w:bottom w:w="80" w:type="dxa"/>
-              <w:left w:w="120" w:type="dxa"/>
-              <w:right w:w="120" w:type="dxa"/>
+              <w:top w:w="100" w:type="dxa"/>
+              <w:bottom w:w="100" w:type="dxa"/>
+              <w:left w:w="140" w:type="dxa"/>
+              <w:right w:w="140" w:type="dxa"/>
             </w:tcMar>
           </w:tcPr>
           <w:p>
@@ -3185,7 +3765,7 @@
                 <w:color w:val="222222"/>
                 <w:sz w:val="18"/>
               </w:rPr>
-              <w:t>Multi-AZ relational database for prediction audit records</w:t>
+              <w:t>Persistent storage for forecast history and audit logs</w:t>
             </w:r>
           </w:p>
         </w:tc>
@@ -3193,13 +3773,13 @@
       <w:tr>
         <w:tc>
           <w:tcPr>
-            <w:tcW w:type="dxa" w:w="3010"/>
-            <w:shd w:fill="FFFFFF"/>
+            <w:tcW w:type="dxa" w:w="2257"/>
+            <w:shd w:fill="F9FAFC"/>
             <w:tcMar>
-              <w:top w:w="80" w:type="dxa"/>
-              <w:bottom w:w="80" w:type="dxa"/>
-              <w:left w:w="120" w:type="dxa"/>
-              <w:right w:w="120" w:type="dxa"/>
+              <w:top w:w="100" w:type="dxa"/>
+              <w:bottom w:w="100" w:type="dxa"/>
+              <w:left w:w="140" w:type="dxa"/>
+              <w:right w:w="140" w:type="dxa"/>
             </w:tcMar>
           </w:tcPr>
           <w:p>
@@ -3213,19 +3793,45 @@
                 <w:color w:val="222222"/>
                 <w:sz w:val="18"/>
               </w:rPr>
-              <w:t>Amazon ElastiCache</w:t>
+              <w:t>In-Memory Cache</w:t>
             </w:r>
           </w:p>
         </w:tc>
         <w:tc>
           <w:tcPr>
-            <w:tcW w:type="dxa" w:w="3010"/>
-            <w:shd w:fill="FFFFFF"/>
+            <w:tcW w:type="dxa" w:w="2257"/>
+            <w:shd w:fill="F9FAFC"/>
             <w:tcMar>
-              <w:top w:w="80" w:type="dxa"/>
-              <w:bottom w:w="80" w:type="dxa"/>
-              <w:left w:w="120" w:type="dxa"/>
-              <w:right w:w="120" w:type="dxa"/>
+              <w:top w:w="100" w:type="dxa"/>
+              <w:bottom w:w="100" w:type="dxa"/>
+              <w:left w:w="140" w:type="dxa"/>
+              <w:right w:w="140" w:type="dxa"/>
+            </w:tcMar>
+          </w:tcPr>
+          <w:p>
+            <w:pPr>
+              <w:spacing w:after="0"/>
+              <w:jc w:val="left"/>
+            </w:pPr>
+            <w:r>
+              <w:rPr>
+                <w:rFonts w:ascii="Times New Roman" w:hAnsi="Times New Roman"/>
+                <w:color w:val="222222"/>
+                <w:sz w:val="18"/>
+              </w:rPr>
+              <w:t>AWS ElastiCache Redis</w:t>
+            </w:r>
+          </w:p>
+        </w:tc>
+        <w:tc>
+          <w:tcPr>
+            <w:tcW w:type="dxa" w:w="2257"/>
+            <w:shd w:fill="F9FAFC"/>
+            <w:tcMar>
+              <w:top w:w="100" w:type="dxa"/>
+              <w:bottom w:w="100" w:type="dxa"/>
+              <w:left w:w="140" w:type="dxa"/>
+              <w:right w:w="140" w:type="dxa"/>
             </w:tcMar>
           </w:tcPr>
           <w:p>
@@ -3245,13 +3851,13 @@
         </w:tc>
         <w:tc>
           <w:tcPr>
-            <w:tcW w:type="dxa" w:w="3010"/>
-            <w:shd w:fill="FFFFFF"/>
+            <w:tcW w:type="dxa" w:w="2257"/>
+            <w:shd w:fill="F9FAFC"/>
             <w:tcMar>
-              <w:top w:w="80" w:type="dxa"/>
-              <w:bottom w:w="80" w:type="dxa"/>
-              <w:left w:w="120" w:type="dxa"/>
-              <w:right w:w="120" w:type="dxa"/>
+              <w:top w:w="100" w:type="dxa"/>
+              <w:bottom w:w="100" w:type="dxa"/>
+              <w:left w:w="140" w:type="dxa"/>
+              <w:right w:w="140" w:type="dxa"/>
             </w:tcMar>
           </w:tcPr>
           <w:p>
@@ -3265,7 +3871,7 @@
                 <w:color w:val="222222"/>
                 <w:sz w:val="18"/>
               </w:rPr>
-              <w:t>In-memory replication group caching forecast query results</w:t>
+              <w:t>Low-latency response caching layer for API responses</w:t>
             </w:r>
           </w:p>
         </w:tc>
@@ -3273,13 +3879,39 @@
       <w:tr>
         <w:tc>
           <w:tcPr>
-            <w:tcW w:type="dxa" w:w="3010"/>
-            <w:shd w:fill="F9FAFC"/>
+            <w:tcW w:type="dxa" w:w="2257"/>
+            <w:shd w:fill="FFFFFF"/>
             <w:tcMar>
-              <w:top w:w="80" w:type="dxa"/>
-              <w:bottom w:w="80" w:type="dxa"/>
-              <w:left w:w="120" w:type="dxa"/>
-              <w:right w:w="120" w:type="dxa"/>
+              <w:top w:w="100" w:type="dxa"/>
+              <w:bottom w:w="100" w:type="dxa"/>
+              <w:left w:w="140" w:type="dxa"/>
+              <w:right w:w="140" w:type="dxa"/>
+            </w:tcMar>
+          </w:tcPr>
+          <w:p>
+            <w:pPr>
+              <w:spacing w:after="0"/>
+              <w:jc w:val="left"/>
+            </w:pPr>
+            <w:r>
+              <w:rPr>
+                <w:rFonts w:ascii="Times New Roman" w:hAnsi="Times New Roman"/>
+                <w:color w:val="222222"/>
+                <w:sz w:val="18"/>
+              </w:rPr>
+              <w:t>CI/CD Engine</w:t>
+            </w:r>
+          </w:p>
+        </w:tc>
+        <w:tc>
+          <w:tcPr>
+            <w:tcW w:type="dxa" w:w="2257"/>
+            <w:shd w:fill="FFFFFF"/>
+            <w:tcMar>
+              <w:top w:w="100" w:type="dxa"/>
+              <w:bottom w:w="100" w:type="dxa"/>
+              <w:left w:w="140" w:type="dxa"/>
+              <w:right w:w="140" w:type="dxa"/>
             </w:tcMar>
           </w:tcPr>
           <w:p>
@@ -3299,13 +3931,13 @@
         </w:tc>
         <w:tc>
           <w:tcPr>
-            <w:tcW w:type="dxa" w:w="3010"/>
-            <w:shd w:fill="F9FAFC"/>
+            <w:tcW w:type="dxa" w:w="2257"/>
+            <w:shd w:fill="FFFFFF"/>
             <w:tcMar>
-              <w:top w:w="80" w:type="dxa"/>
-              <w:bottom w:w="80" w:type="dxa"/>
-              <w:left w:w="120" w:type="dxa"/>
-              <w:right w:w="120" w:type="dxa"/>
+              <w:top w:w="100" w:type="dxa"/>
+              <w:bottom w:w="100" w:type="dxa"/>
+              <w:left w:w="140" w:type="dxa"/>
+              <w:right w:w="140" w:type="dxa"/>
             </w:tcMar>
           </w:tcPr>
           <w:p>
@@ -3325,13 +3957,13 @@
         </w:tc>
         <w:tc>
           <w:tcPr>
-            <w:tcW w:type="dxa" w:w="3010"/>
-            <w:shd w:fill="F9FAFC"/>
+            <w:tcW w:type="dxa" w:w="2257"/>
+            <w:shd w:fill="FFFFFF"/>
             <w:tcMar>
-              <w:top w:w="80" w:type="dxa"/>
-              <w:bottom w:w="80" w:type="dxa"/>
-              <w:left w:w="120" w:type="dxa"/>
-              <w:right w:w="120" w:type="dxa"/>
+              <w:top w:w="100" w:type="dxa"/>
+              <w:bottom w:w="100" w:type="dxa"/>
+              <w:left w:w="140" w:type="dxa"/>
+              <w:right w:w="140" w:type="dxa"/>
             </w:tcMar>
           </w:tcPr>
           <w:p>
@@ -3345,7 +3977,7 @@
                 <w:color w:val="222222"/>
                 <w:sz w:val="18"/>
               </w:rPr>
-              <w:t>Automated multi-environment CI/CD deployment runner</w:t>
+              <w:t>Automated code testing, scanning, and EKS deployment</w:t>
             </w:r>
           </w:p>
         </w:tc>
@@ -3353,13 +3985,39 @@
       <w:tr>
         <w:tc>
           <w:tcPr>
-            <w:tcW w:type="dxa" w:w="3010"/>
-            <w:shd w:fill="FFFFFF"/>
+            <w:tcW w:type="dxa" w:w="2257"/>
+            <w:shd w:fill="F9FAFC"/>
             <w:tcMar>
-              <w:top w:w="80" w:type="dxa"/>
-              <w:bottom w:w="80" w:type="dxa"/>
-              <w:left w:w="120" w:type="dxa"/>
-              <w:right w:w="120" w:type="dxa"/>
+              <w:top w:w="100" w:type="dxa"/>
+              <w:bottom w:w="100" w:type="dxa"/>
+              <w:left w:w="140" w:type="dxa"/>
+              <w:right w:w="140" w:type="dxa"/>
+            </w:tcMar>
+          </w:tcPr>
+          <w:p>
+            <w:pPr>
+              <w:spacing w:after="0"/>
+              <w:jc w:val="left"/>
+            </w:pPr>
+            <w:r>
+              <w:rPr>
+                <w:rFonts w:ascii="Times New Roman" w:hAnsi="Times New Roman"/>
+                <w:color w:val="222222"/>
+                <w:sz w:val="18"/>
+              </w:rPr>
+              <w:t>Observability</w:t>
+            </w:r>
+          </w:p>
+        </w:tc>
+        <w:tc>
+          <w:tcPr>
+            <w:tcW w:type="dxa" w:w="2257"/>
+            <w:shd w:fill="F9FAFC"/>
+            <w:tcMar>
+              <w:top w:w="100" w:type="dxa"/>
+              <w:bottom w:w="100" w:type="dxa"/>
+              <w:left w:w="140" w:type="dxa"/>
+              <w:right w:w="140" w:type="dxa"/>
             </w:tcMar>
           </w:tcPr>
           <w:p>
@@ -3379,13 +4037,13 @@
         </w:tc>
         <w:tc>
           <w:tcPr>
-            <w:tcW w:type="dxa" w:w="3010"/>
-            <w:shd w:fill="FFFFFF"/>
+            <w:tcW w:type="dxa" w:w="2257"/>
+            <w:shd w:fill="F9FAFC"/>
             <w:tcMar>
-              <w:top w:w="80" w:type="dxa"/>
-              <w:bottom w:w="80" w:type="dxa"/>
-              <w:left w:w="120" w:type="dxa"/>
-              <w:right w:w="120" w:type="dxa"/>
+              <w:top w:w="100" w:type="dxa"/>
+              <w:bottom w:w="100" w:type="dxa"/>
+              <w:left w:w="140" w:type="dxa"/>
+              <w:right w:w="140" w:type="dxa"/>
             </w:tcMar>
           </w:tcPr>
           <w:p>
@@ -3405,13 +4063,13 @@
         </w:tc>
         <w:tc>
           <w:tcPr>
-            <w:tcW w:type="dxa" w:w="3010"/>
-            <w:shd w:fill="FFFFFF"/>
+            <w:tcW w:type="dxa" w:w="2257"/>
+            <w:shd w:fill="F9FAFC"/>
             <w:tcMar>
-              <w:top w:w="80" w:type="dxa"/>
-              <w:bottom w:w="80" w:type="dxa"/>
-              <w:left w:w="120" w:type="dxa"/>
-              <w:right w:w="120" w:type="dxa"/>
+              <w:top w:w="100" w:type="dxa"/>
+              <w:bottom w:w="100" w:type="dxa"/>
+              <w:left w:w="140" w:type="dxa"/>
+              <w:right w:w="140" w:type="dxa"/>
             </w:tcMar>
           </w:tcPr>
           <w:p>
@@ -3433,13 +4091,18 @@
     </w:tbl>
     <w:p>
       <w:pPr>
-        <w:spacing w:after="80"/>
+        <w:spacing w:after="120"/>
       </w:pPr>
     </w:p>
     <w:p>
+      <w:r>
+        <w:br w:type="page"/>
+      </w:r>
+    </w:p>
+    <w:p>
       <w:pPr>
         <w:keepNext/>
-        <w:spacing w:before="320" w:after="120"/>
+        <w:spacing w:before="440" w:after="160"/>
       </w:pPr>
       <w:r>
         <w:rPr>
@@ -3448,12 +4111,12 @@
           <w:color w:val="003366"/>
           <w:sz w:val="24"/>
         </w:rPr>
-        <w:t>Chapter 8 — Overall System Architecture</w:t>
+        <w:t>Chapter 8 — Overall System Architecture &amp; Data Flow</w:t>
       </w:r>
     </w:p>
     <w:p>
       <w:pPr>
-        <w:spacing w:line="276" w:lineRule="auto" w:after="80"/>
+        <w:spacing w:line="288" w:lineRule="auto" w:after="120"/>
         <w:jc w:val="both"/>
       </w:pPr>
       <w:r>
@@ -3461,56 +4124,38 @@
           <w:rFonts w:ascii="Times New Roman" w:hAnsi="Times New Roman"/>
           <w:sz w:val="20"/>
         </w:rPr>
-        <w:t>The overall platform architecture integrates developer workflows, continuous integration pipelines, AWS managed services, and Kubernetes cluster orchestration into a cohesive unit.</w:t>
+        <w:t>The platform architecture enforces strict operational separation between external client ingress traffic, computing node groups, private database subnets, and out-of-band operational tools.</w:t>
       </w:r>
     </w:p>
-    <w:tbl>
-      <w:tblPr>
-        <w:tblW w:type="auto" w:w="0"/>
-        <w:jc w:val="center"/>
-        <w:tblLook w:firstColumn="1" w:firstRow="1" w:lastColumn="0" w:lastRow="0" w:noHBand="0" w:noVBand="1" w:val="04A0"/>
-      </w:tblPr>
-      <w:tblGrid>
-        <w:gridCol w:w="9029"/>
-      </w:tblGrid>
-      <w:tr>
-        <w:tc>
-          <w:tcPr>
-            <w:tcW w:type="dxa" w:w="9029"/>
-            <w:shd w:fill="F4F6F9"/>
-            <w:tcMar>
-              <w:top w:w="100" w:type="dxa"/>
-              <w:bottom w:w="100" w:type="dxa"/>
-              <w:left w:w="150" w:type="dxa"/>
-              <w:right w:w="150" w:type="dxa"/>
-            </w:tcMar>
-          </w:tcPr>
-          <w:p>
-            <w:pPr>
-              <w:spacing w:line="240" w:lineRule="auto" w:after="0"/>
-              <w:jc w:val="left"/>
-            </w:pPr>
-            <w:r>
-              <w:rPr>
-                <w:rFonts w:ascii="Consolas" w:hAnsi="Consolas"/>
-                <w:color w:val="112244"/>
-                <w:sz w:val="18"/>
-              </w:rPr>
-              <w:t>Client Request -&gt; Route 53 DNS -&gt; AWS ALB -&gt; EKS Ingress -&gt; ClusterIP Service -&gt; FastAPI Pod -&gt; Redis / RDS / S3</w:t>
-            </w:r>
-          </w:p>
-        </w:tc>
-      </w:tr>
-    </w:tbl>
     <w:p>
       <w:pPr>
-        <w:spacing w:after="80"/>
-      </w:pPr>
+        <w:spacing w:line="288" w:lineRule="auto" w:after="120"/>
+        <w:jc w:val="both"/>
+      </w:pPr>
+      <w:r>
+        <w:rPr>
+          <w:rFonts w:ascii="Times New Roman" w:hAnsi="Times New Roman"/>
+          <w:sz w:val="20"/>
+        </w:rPr>
+        <w:t>Complete Request Sequence:</w:t>
+        <w:br/>
+        <w:t>1. Client browser sends HTTPS GET request to `https://gdp.api.domain.com/api/v1/forecast?quarters=8`.</w:t>
+        <w:br/>
+        <w:t>2. Amazon Route 53 resolves the domain name to the public IP of the AWS Application Load Balancer (ALB).</w:t>
+        <w:br/>
+        <w:t>3. The ALB terminates TLS encryption using an ACM certificate and forwards plaintext HTTP traffic to EKS worker nodes.</w:t>
+        <w:br/>
+        <w:t>4. AWS Load Balancer Controller routes traffic through Kubernetes Ingress to the `gdp-prediction-service` ClusterIP Service.</w:t>
+        <w:br/>
+        <w:t>5. The Service balances requests across active FastAPI Pods.</w:t>
+        <w:br/>
+        <w:t>6. FastAPI checks AWS ElastiCache Redis for cached query results; on a cache miss, it runs the ARIMA-LSTM engine, saves audit logs to AWS RDS PostgreSQL, caches the forecast in Redis, and returns JSON predictions to the user.</w:t>
+      </w:r>
     </w:p>
     <w:p>
       <w:pPr>
         <w:keepNext/>
-        <w:spacing w:before="320" w:after="120"/>
+        <w:spacing w:before="440" w:after="160"/>
       </w:pPr>
       <w:r>
         <w:rPr>
@@ -3524,7 +4169,7 @@
     </w:p>
     <w:p>
       <w:pPr>
-        <w:spacing w:line="276" w:lineRule="auto" w:after="80"/>
+        <w:spacing w:line="288" w:lineRule="auto" w:after="120"/>
         <w:jc w:val="both"/>
       </w:pPr>
       <w:r>
@@ -3532,13 +4177,13 @@
           <w:rFonts w:ascii="Times New Roman" w:hAnsi="Times New Roman"/>
           <w:sz w:val="20"/>
         </w:rPr>
-        <w:t>AWS managed services provide enterprise reliability, high availability, and operational efficiency. By leveraging AWS EKS for Kubernetes master nodes, RDS Multi-AZ for PostgreSQL, and ElastiCache for Redis, the infrastructure minimizes operational management overhead.</w:t>
+        <w:t>AWS managed cloud services eliminate low-level server administration while providing high availability. By leveraging AWS EKS for Kubernetes master nodes, RDS Multi-AZ for database replication, and ElastiCache for Redis caching, the platform achieves enterprise reliability without requiring dedicated database administration teams.</w:t>
       </w:r>
     </w:p>
     <w:p>
       <w:pPr>
         <w:keepNext/>
-        <w:spacing w:before="320" w:after="120"/>
+        <w:spacing w:before="440" w:after="160"/>
       </w:pPr>
       <w:r>
         <w:rPr>
@@ -3547,12 +4192,12 @@
           <w:color w:val="003366"/>
           <w:sz w:val="24"/>
         </w:rPr>
-        <w:t>Chapter 10 — VPC Network &amp; Subnet Topology</w:t>
+        <w:t>Chapter 10 — VPC Network Topology &amp; 3-Tier Subnet Isolation</w:t>
       </w:r>
     </w:p>
     <w:p>
       <w:pPr>
-        <w:spacing w:line="276" w:lineRule="auto" w:after="80"/>
+        <w:spacing w:line="288" w:lineRule="auto" w:after="120"/>
         <w:jc w:val="both"/>
       </w:pPr>
       <w:r>
@@ -3560,876 +4205,7 @@
           <w:rFonts w:ascii="Times New Roman" w:hAnsi="Times New Roman"/>
           <w:sz w:val="20"/>
         </w:rPr>
-        <w:t>The Amazon VPC network (`10.30.0.0/16`) spans 3 Availability Zones (us-east-1a, us-east-1b, us-east-1c) and implements strict 3-tier subnet separation:</w:t>
-      </w:r>
-    </w:p>
-    <w:p>
-      <w:pPr>
-        <w:pStyle w:val="ListBullet"/>
-        <w:spacing w:line="276" w:lineRule="auto" w:after="60"/>
-        <w:jc w:val="left"/>
-      </w:pPr>
-      <w:r>
-        <w:rPr>
-          <w:rFonts w:ascii="Times New Roman" w:hAnsi="Times New Roman"/>
-          <w:b/>
-          <w:sz w:val="20"/>
-        </w:rPr>
-        <w:t xml:space="preserve">Tier 1 — Public: </w:t>
-      </w:r>
-      <w:r>
-        <w:rPr>
-          <w:rFonts w:ascii="Times New Roman" w:hAnsi="Times New Roman"/>
-          <w:sz w:val="20"/>
-        </w:rPr>
-        <w:t>Public Subnets (10.30.0.0/20, 10.30.16.0/20, 10.30.32.0/20): Host AWS Application Load Balancers and NAT Gateways.</w:t>
-      </w:r>
-    </w:p>
-    <w:p>
-      <w:pPr>
-        <w:pStyle w:val="ListBullet"/>
-        <w:spacing w:line="276" w:lineRule="auto" w:after="60"/>
-        <w:jc w:val="left"/>
-      </w:pPr>
-      <w:r>
-        <w:rPr>
-          <w:rFonts w:ascii="Times New Roman" w:hAnsi="Times New Roman"/>
-          <w:b/>
-          <w:sz w:val="20"/>
-        </w:rPr>
-        <w:t xml:space="preserve">Tier 2 — Private: </w:t>
-      </w:r>
-      <w:r>
-        <w:rPr>
-          <w:rFonts w:ascii="Times New Roman" w:hAnsi="Times New Roman"/>
-          <w:sz w:val="20"/>
-        </w:rPr>
-        <w:t>Private Subnets (10.30.48.0/20, 10.30.64.0/20, 10.30.80.0/20): Host EKS Worker Node instances. Internet egress routes via NAT Gateways.</w:t>
-      </w:r>
-    </w:p>
-    <w:p>
-      <w:pPr>
-        <w:pStyle w:val="ListBullet"/>
-        <w:spacing w:line="276" w:lineRule="auto" w:after="60"/>
-        <w:jc w:val="left"/>
-      </w:pPr>
-      <w:r>
-        <w:rPr>
-          <w:rFonts w:ascii="Times New Roman" w:hAnsi="Times New Roman"/>
-          <w:b/>
-          <w:sz w:val="20"/>
-        </w:rPr>
-        <w:t xml:space="preserve">Tier 3 — Isolated DB: </w:t>
-      </w:r>
-      <w:r>
-        <w:rPr>
-          <w:rFonts w:ascii="Times New Roman" w:hAnsi="Times New Roman"/>
-          <w:sz w:val="20"/>
-        </w:rPr>
-        <w:t>Database Subnets (10.30.96.0/20, 10.30.112.0/20, 10.30.128.0/20): Isolated database subnets without internet access. Restrict access to EKS nodes.</w:t>
-      </w:r>
-    </w:p>
-    <w:p>
-      <w:pPr>
-        <w:keepNext/>
-        <w:spacing w:before="320" w:after="120"/>
-      </w:pPr>
-      <w:r>
-        <w:rPr>
-          <w:rFonts w:ascii="Times New Roman" w:hAnsi="Times New Roman"/>
-          <w:b/>
-          <w:color w:val="003366"/>
-          <w:sz w:val="24"/>
-        </w:rPr>
-        <w:t>Chapter 11 — Terraform Infrastructure as Code Engine</w:t>
-      </w:r>
-    </w:p>
-    <w:p>
-      <w:pPr>
-        <w:spacing w:line="276" w:lineRule="auto" w:after="80"/>
-        <w:jc w:val="both"/>
-      </w:pPr>
-      <w:r>
-        <w:rPr>
-          <w:rFonts w:ascii="Times New Roman" w:hAnsi="Times New Roman"/>
-          <w:sz w:val="20"/>
-        </w:rPr>
-        <w:t>HashiCorp Terraform executes declarative configuration files to provision, update, and manage cloud resources idempotently. Terraform reads `.tf` code, calculates execution diffs (`terraform plan`), and executes targeted AWS API calls (`terraform apply`).</w:t>
-      </w:r>
-    </w:p>
-    <w:tbl>
-      <w:tblPr>
-        <w:tblW w:type="auto" w:w="0"/>
-        <w:jc w:val="center"/>
-        <w:tblLook w:firstColumn="1" w:firstRow="1" w:lastColumn="0" w:lastRow="0" w:noHBand="0" w:noVBand="1" w:val="04A0"/>
-      </w:tblPr>
-      <w:tblGrid>
-        <w:gridCol w:w="9029"/>
-      </w:tblGrid>
-      <w:tr>
-        <w:tc>
-          <w:tcPr>
-            <w:tcW w:type="dxa" w:w="9029"/>
-            <w:shd w:fill="F4F6F9"/>
-            <w:tcMar>
-              <w:top w:w="100" w:type="dxa"/>
-              <w:bottom w:w="100" w:type="dxa"/>
-              <w:left w:w="150" w:type="dxa"/>
-              <w:right w:w="150" w:type="dxa"/>
-            </w:tcMar>
-          </w:tcPr>
-          <w:p>
-            <w:pPr>
-              <w:spacing w:line="240" w:lineRule="auto" w:after="0"/>
-              <w:jc w:val="left"/>
-            </w:pPr>
-            <w:r>
-              <w:rPr>
-                <w:rFonts w:ascii="Consolas" w:hAnsi="Consolas"/>
-                <w:color w:val="112244"/>
-                <w:sz w:val="18"/>
-              </w:rPr>
-              <w:t># Example Terraform Provider Configuration</w:t>
-              <w:br/>
-              <w:t>provider "aws" {</w:t>
-              <w:br/>
-              <w:t xml:space="preserve">  region = var.aws_region</w:t>
-              <w:br/>
-              <w:t xml:space="preserve">  default_tags {</w:t>
-              <w:br/>
-              <w:t xml:space="preserve">    tags = { Environment = var.environment, ManagedBy = "Terraform" }</w:t>
-              <w:br/>
-              <w:t xml:space="preserve">  }</w:t>
-              <w:br/>
-              <w:t>}</w:t>
-            </w:r>
-          </w:p>
-        </w:tc>
-      </w:tr>
-    </w:tbl>
-    <w:p>
-      <w:pPr>
-        <w:spacing w:after="80"/>
-      </w:pPr>
-    </w:p>
-    <w:p>
-      <w:pPr>
-        <w:keepNext/>
-        <w:spacing w:before="320" w:after="120"/>
-      </w:pPr>
-      <w:r>
-        <w:rPr>
-          <w:rFonts w:ascii="Times New Roman" w:hAnsi="Times New Roman"/>
-          <w:b/>
-          <w:color w:val="003366"/>
-          <w:sz w:val="24"/>
-        </w:rPr>
-        <w:t>Chapter 12 — Terraform Project Architecture &amp; File Hierarchy</w:t>
-      </w:r>
-    </w:p>
-    <w:p>
-      <w:pPr>
-        <w:spacing w:line="276" w:lineRule="auto" w:after="80"/>
-        <w:jc w:val="both"/>
-      </w:pPr>
-      <w:r>
-        <w:rPr>
-          <w:rFonts w:ascii="Times New Roman" w:hAnsi="Times New Roman"/>
-          <w:sz w:val="20"/>
-        </w:rPr>
-        <w:t>The project provides a clean, flat, file-by-file `terraform/` directory matching enterprise standards:</w:t>
-      </w:r>
-    </w:p>
-    <w:p>
-      <w:pPr>
-        <w:pStyle w:val="ListBullet"/>
-        <w:spacing w:line="276" w:lineRule="auto" w:after="60"/>
-        <w:jc w:val="left"/>
-      </w:pPr>
-      <w:r>
-        <w:rPr>
-          <w:rFonts w:ascii="Times New Roman" w:hAnsi="Times New Roman"/>
-          <w:b/>
-          <w:sz w:val="20"/>
-        </w:rPr>
-        <w:t xml:space="preserve">Core Files: </w:t>
-      </w:r>
-      <w:r>
-        <w:rPr>
-          <w:rFonts w:ascii="Times New Roman" w:hAnsi="Times New Roman"/>
-          <w:sz w:val="20"/>
-        </w:rPr>
-        <w:t>provider.tf, variables.tf, outputs.tf, locals.tf: Top-level provider and configuration definitions.</w:t>
-      </w:r>
-    </w:p>
-    <w:p>
-      <w:pPr>
-        <w:pStyle w:val="ListBullet"/>
-        <w:spacing w:line="276" w:lineRule="auto" w:after="60"/>
-        <w:jc w:val="left"/>
-      </w:pPr>
-      <w:r>
-        <w:rPr>
-          <w:rFonts w:ascii="Times New Roman" w:hAnsi="Times New Roman"/>
-          <w:b/>
-          <w:sz w:val="20"/>
-        </w:rPr>
-        <w:t xml:space="preserve">AWS Infrastructure: </w:t>
-      </w:r>
-      <w:r>
-        <w:rPr>
-          <w:rFonts w:ascii="Times New Roman" w:hAnsi="Times New Roman"/>
-          <w:sz w:val="20"/>
-        </w:rPr>
-        <w:t>network.tf, eks.tf, ecr.tf, rds.tf, redis.tf, iam.tf, secrets.tf, dns.tf, acm.tf, monitoring.tf: AWS Cloud infrastructure files.</w:t>
-      </w:r>
-    </w:p>
-    <w:p>
-      <w:pPr>
-        <w:pStyle w:val="ListBullet"/>
-        <w:spacing w:line="276" w:lineRule="auto" w:after="60"/>
-        <w:jc w:val="left"/>
-      </w:pPr>
-      <w:r>
-        <w:rPr>
-          <w:rFonts w:ascii="Times New Roman" w:hAnsi="Times New Roman"/>
-          <w:b/>
-          <w:sz w:val="20"/>
-        </w:rPr>
-        <w:t xml:space="preserve">GitHub Governance: </w:t>
-      </w:r>
-      <w:r>
-        <w:rPr>
-          <w:rFonts w:ascii="Times New Roman" w:hAnsi="Times New Roman"/>
-          <w:sz w:val="20"/>
-        </w:rPr>
-        <w:t>github.tf, github_repository.tf, github_environment.tf, github_branch_protection.tf, github_actions.tf: GitHub governance files.</w:t>
-      </w:r>
-    </w:p>
-    <w:p>
-      <w:pPr>
-        <w:pStyle w:val="ListBullet"/>
-        <w:spacing w:line="276" w:lineRule="auto" w:after="60"/>
-        <w:jc w:val="left"/>
-      </w:pPr>
-      <w:r>
-        <w:rPr>
-          <w:rFonts w:ascii="Times New Roman" w:hAnsi="Times New Roman"/>
-          <w:b/>
-          <w:sz w:val="20"/>
-        </w:rPr>
-        <w:t xml:space="preserve">Kubernetes Workloads: </w:t>
-      </w:r>
-      <w:r>
-        <w:rPr>
-          <w:rFonts w:ascii="Times New Roman" w:hAnsi="Times New Roman"/>
-          <w:sz w:val="20"/>
-        </w:rPr>
-        <w:t>kubernetes_namespace.tf, deployment.tf, service.tf, ingress.tf, hpa.tf, pdb.tf, configmap.tf, networkpolicy.tf: Kubernetes workload files.</w:t>
-      </w:r>
-    </w:p>
-    <w:p>
-      <w:pPr>
-        <w:keepNext/>
-        <w:spacing w:before="320" w:after="120"/>
-      </w:pPr>
-      <w:r>
-        <w:rPr>
-          <w:rFonts w:ascii="Times New Roman" w:hAnsi="Times New Roman"/>
-          <w:b/>
-          <w:color w:val="003366"/>
-          <w:sz w:val="24"/>
-        </w:rPr>
-        <w:t>Chapter 13 — Remote State Management &amp; DynamoDB State Locking</w:t>
-      </w:r>
-    </w:p>
-    <w:p>
-      <w:pPr>
-        <w:spacing w:line="276" w:lineRule="auto" w:after="80"/>
-        <w:jc w:val="both"/>
-      </w:pPr>
-      <w:r>
-        <w:rPr>
-          <w:rFonts w:ascii="Times New Roman" w:hAnsi="Times New Roman"/>
-          <w:sz w:val="20"/>
-        </w:rPr>
-        <w:t>Terraform tracks provisioned infrastructure in a state file (`terraform.tfstate`). To prevent state corruption during concurrent team applies, remote state is configured using AWS S3 with server-side KMS encryption and DynamoDB table locking (`gdp-prediction-tf-locks`).</w:t>
-      </w:r>
-    </w:p>
-    <w:p>
-      <w:pPr>
-        <w:keepNext/>
-        <w:spacing w:before="320" w:after="120"/>
-      </w:pPr>
-      <w:r>
-        <w:rPr>
-          <w:rFonts w:ascii="Times New Roman" w:hAnsi="Times New Roman"/>
-          <w:b/>
-          <w:color w:val="003366"/>
-          <w:sz w:val="24"/>
-        </w:rPr>
-        <w:t>Chapter 14 — Docker Containerization &amp; Multi-Stage Builds</w:t>
-      </w:r>
-    </w:p>
-    <w:p>
-      <w:pPr>
-        <w:spacing w:line="276" w:lineRule="auto" w:after="80"/>
-        <w:jc w:val="both"/>
-      </w:pPr>
-      <w:r>
-        <w:rPr>
-          <w:rFonts w:ascii="Times New Roman" w:hAnsi="Times New Roman"/>
-          <w:sz w:val="20"/>
-        </w:rPr>
-        <w:t>The application is packaged into a multi-stage Docker image (`Dockerfile`). The builder stage compiles Python wheels, while the final runtime stage copies compiled binaries into a clean `python:3.11-slim` image, creating a small, secure 220MB container.</w:t>
-      </w:r>
-    </w:p>
-    <w:tbl>
-      <w:tblPr>
-        <w:tblW w:type="auto" w:w="0"/>
-        <w:jc w:val="center"/>
-        <w:tblLook w:firstColumn="1" w:firstRow="1" w:lastColumn="0" w:lastRow="0" w:noHBand="0" w:noVBand="1" w:val="04A0"/>
-      </w:tblPr>
-      <w:tblGrid>
-        <w:gridCol w:w="9029"/>
-      </w:tblGrid>
-      <w:tr>
-        <w:tc>
-          <w:tcPr>
-            <w:tcW w:type="dxa" w:w="9029"/>
-            <w:shd w:fill="F4F6F9"/>
-            <w:tcMar>
-              <w:top w:w="100" w:type="dxa"/>
-              <w:bottom w:w="100" w:type="dxa"/>
-              <w:left w:w="150" w:type="dxa"/>
-              <w:right w:w="150" w:type="dxa"/>
-            </w:tcMar>
-          </w:tcPr>
-          <w:p>
-            <w:pPr>
-              <w:spacing w:line="240" w:lineRule="auto" w:after="0"/>
-              <w:jc w:val="left"/>
-            </w:pPr>
-            <w:r>
-              <w:rPr>
-                <w:rFonts w:ascii="Consolas" w:hAnsi="Consolas"/>
-                <w:color w:val="112244"/>
-                <w:sz w:val="18"/>
-              </w:rPr>
-              <w:t>FROM python:3.11-slim as runtime</w:t>
-              <w:br/>
-              <w:t>WORKDIR /app</w:t>
-              <w:br/>
-              <w:t>RUN addgroup --gid 10001 appgroup &amp;&amp; adduser --uid 10001 --ingroup appgroup --disabled-password appuser</w:t>
-              <w:br/>
-              <w:t>COPY src /app/src</w:t>
-              <w:br/>
-              <w:t>USER 10001:10001</w:t>
-              <w:br/>
-              <w:t>CMD ["uvicorn", "app.main:app", "--host", "0.0.0.0", "--port", "8000"]</w:t>
-            </w:r>
-          </w:p>
-        </w:tc>
-      </w:tr>
-    </w:tbl>
-    <w:p>
-      <w:pPr>
-        <w:spacing w:after="80"/>
-      </w:pPr>
-    </w:p>
-    <w:p>
-      <w:pPr>
-        <w:keepNext/>
-        <w:spacing w:before="320" w:after="120"/>
-      </w:pPr>
-      <w:r>
-        <w:rPr>
-          <w:rFonts w:ascii="Times New Roman" w:hAnsi="Times New Roman"/>
-          <w:b/>
-          <w:color w:val="003366"/>
-          <w:sz w:val="24"/>
-        </w:rPr>
-        <w:t>Chapter 15 — Amazon Elastic Container Registry (ECR)</w:t>
-      </w:r>
-    </w:p>
-    <w:p>
-      <w:pPr>
-        <w:spacing w:line="276" w:lineRule="auto" w:after="80"/>
-        <w:jc w:val="both"/>
-      </w:pPr>
-      <w:r>
-        <w:rPr>
-          <w:rFonts w:ascii="Times New Roman" w:hAnsi="Times New Roman"/>
-          <w:sz w:val="20"/>
-        </w:rPr>
-        <w:t>AWS ECR serves as the secure private container registry. Immutability is enabled on image tags (using `&lt;git-sha&gt;` tags), preventing overwritten images. Automated scanning on push checks images for vulnerability CVEs, and lifecycle policies clean up older builds.</w:t>
-      </w:r>
-    </w:p>
-    <w:p>
-      <w:pPr>
-        <w:keepNext/>
-        <w:spacing w:before="320" w:after="120"/>
-      </w:pPr>
-      <w:r>
-        <w:rPr>
-          <w:rFonts w:ascii="Times New Roman" w:hAnsi="Times New Roman"/>
-          <w:b/>
-          <w:color w:val="003366"/>
-          <w:sz w:val="24"/>
-        </w:rPr>
-        <w:t>Chapter 16 — Kubernetes Workload Architecture</w:t>
-      </w:r>
-    </w:p>
-    <w:p>
-      <w:pPr>
-        <w:spacing w:line="276" w:lineRule="auto" w:after="80"/>
-        <w:jc w:val="both"/>
-      </w:pPr>
-      <w:r>
-        <w:rPr>
-          <w:rFonts w:ascii="Times New Roman" w:hAnsi="Times New Roman"/>
-          <w:sz w:val="20"/>
-        </w:rPr>
-        <w:t>Kubernetes workloads (`kubernetes/`) manage application pods, networking, and scaling declarative objects:</w:t>
-      </w:r>
-    </w:p>
-    <w:p>
-      <w:pPr>
-        <w:pStyle w:val="ListBullet"/>
-        <w:spacing w:line="276" w:lineRule="auto" w:after="60"/>
-        <w:jc w:val="left"/>
-      </w:pPr>
-      <w:r>
-        <w:rPr>
-          <w:rFonts w:ascii="Times New Roman" w:hAnsi="Times New Roman"/>
-          <w:b/>
-          <w:sz w:val="20"/>
-        </w:rPr>
-        <w:t xml:space="preserve">Namespace: </w:t>
-      </w:r>
-      <w:r>
-        <w:rPr>
-          <w:rFonts w:ascii="Times New Roman" w:hAnsi="Times New Roman"/>
-          <w:sz w:val="20"/>
-        </w:rPr>
-        <w:t>Namespace (`gdp-production`): Provides complete virtual isolation for production workloads.</w:t>
-      </w:r>
-    </w:p>
-    <w:p>
-      <w:pPr>
-        <w:pStyle w:val="ListBullet"/>
-        <w:spacing w:line="276" w:lineRule="auto" w:after="60"/>
-        <w:jc w:val="left"/>
-      </w:pPr>
-      <w:r>
-        <w:rPr>
-          <w:rFonts w:ascii="Times New Roman" w:hAnsi="Times New Roman"/>
-          <w:b/>
-          <w:sz w:val="20"/>
-        </w:rPr>
-        <w:t xml:space="preserve">Deployment: </w:t>
-      </w:r>
-      <w:r>
-        <w:rPr>
-          <w:rFonts w:ascii="Times New Roman" w:hAnsi="Times New Roman"/>
-          <w:sz w:val="20"/>
-        </w:rPr>
-        <w:t>Deployment: Manages rolling pod updates (`maxSurge: 25%`, `maxUnavailable: 25%`).</w:t>
-      </w:r>
-    </w:p>
-    <w:p>
-      <w:pPr>
-        <w:pStyle w:val="ListBullet"/>
-        <w:spacing w:line="276" w:lineRule="auto" w:after="60"/>
-        <w:jc w:val="left"/>
-      </w:pPr>
-      <w:r>
-        <w:rPr>
-          <w:rFonts w:ascii="Times New Roman" w:hAnsi="Times New Roman"/>
-          <w:b/>
-          <w:sz w:val="20"/>
-        </w:rPr>
-        <w:t xml:space="preserve">Service: </w:t>
-      </w:r>
-      <w:r>
-        <w:rPr>
-          <w:rFonts w:ascii="Times New Roman" w:hAnsi="Times New Roman"/>
-          <w:sz w:val="20"/>
-        </w:rPr>
-        <w:t>Service (`ClusterIP`): Exposes internal pod IP addresses on port 8000.</w:t>
-      </w:r>
-    </w:p>
-    <w:p>
-      <w:pPr>
-        <w:pStyle w:val="ListBullet"/>
-        <w:spacing w:line="276" w:lineRule="auto" w:after="60"/>
-        <w:jc w:val="left"/>
-      </w:pPr>
-      <w:r>
-        <w:rPr>
-          <w:rFonts w:ascii="Times New Roman" w:hAnsi="Times New Roman"/>
-          <w:b/>
-          <w:sz w:val="20"/>
-        </w:rPr>
-        <w:t xml:space="preserve">Ingress: </w:t>
-      </w:r>
-      <w:r>
-        <w:rPr>
-          <w:rFonts w:ascii="Times New Roman" w:hAnsi="Times New Roman"/>
-          <w:sz w:val="20"/>
-        </w:rPr>
-        <w:t>Ingress (`ALB`): Integrates with AWS Load Balancer Controller to manage external HTTPS traffic.</w:t>
-      </w:r>
-    </w:p>
-    <w:p>
-      <w:pPr>
-        <w:keepNext/>
-        <w:spacing w:before="320" w:after="120"/>
-      </w:pPr>
-      <w:r>
-        <w:rPr>
-          <w:rFonts w:ascii="Times New Roman" w:hAnsi="Times New Roman"/>
-          <w:b/>
-          <w:color w:val="003366"/>
-          <w:sz w:val="24"/>
-        </w:rPr>
-        <w:t>Chapter 17 — Amazon Elastic Kubernetes Service (EKS v1.30)</w:t>
-      </w:r>
-    </w:p>
-    <w:p>
-      <w:pPr>
-        <w:spacing w:line="276" w:lineRule="auto" w:after="80"/>
-        <w:jc w:val="both"/>
-      </w:pPr>
-      <w:r>
-        <w:rPr>
-          <w:rFonts w:ascii="Times New Roman" w:hAnsi="Times New Roman"/>
-          <w:sz w:val="20"/>
-        </w:rPr>
-        <w:t>AWS EKS v1.30 provides a highly available, managed Kubernetes control plane. Worker nodes run inside auto-scaling EC2 node groups distributed across 3 Availability Zones, utilizing AWS VPC CNI for native pod IP allocation.</w:t>
-      </w:r>
-    </w:p>
-    <w:p>
-      <w:pPr>
-        <w:keepNext/>
-        <w:spacing w:before="320" w:after="120"/>
-      </w:pPr>
-      <w:r>
-        <w:rPr>
-          <w:rFonts w:ascii="Times New Roman" w:hAnsi="Times New Roman"/>
-          <w:b/>
-          <w:color w:val="003366"/>
-          <w:sz w:val="24"/>
-        </w:rPr>
-        <w:t>Chapter 18 — Application Deployment Architecture</w:t>
-      </w:r>
-    </w:p>
-    <w:p>
-      <w:pPr>
-        <w:spacing w:line="276" w:lineRule="auto" w:after="80"/>
-        <w:jc w:val="both"/>
-      </w:pPr>
-      <w:r>
-        <w:rPr>
-          <w:rFonts w:ascii="Times New Roman" w:hAnsi="Times New Roman"/>
-          <w:sz w:val="20"/>
-        </w:rPr>
-        <w:t>Application pods execute the FastAPI microservice, loading historical GDP dataset observations (`GDP.csv`) and running the ARIMA-LSTM/GRU/CNN Hybrid ML prediction engine to calculate future quarterly economic projections.</w:t>
-      </w:r>
-    </w:p>
-    <w:p>
-      <w:pPr>
-        <w:keepNext/>
-        <w:spacing w:before="320" w:after="120"/>
-      </w:pPr>
-      <w:r>
-        <w:rPr>
-          <w:rFonts w:ascii="Times New Roman" w:hAnsi="Times New Roman"/>
-          <w:b/>
-          <w:color w:val="003366"/>
-          <w:sz w:val="24"/>
-        </w:rPr>
-        <w:t>Chapter 19 — Continuous Integration (CI) Architecture</w:t>
-      </w:r>
-    </w:p>
-    <w:p>
-      <w:pPr>
-        <w:spacing w:line="276" w:lineRule="auto" w:after="80"/>
-        <w:jc w:val="both"/>
-      </w:pPr>
-      <w:r>
-        <w:rPr>
-          <w:rFonts w:ascii="Times New Roman" w:hAnsi="Times New Roman"/>
-          <w:sz w:val="20"/>
-        </w:rPr>
-        <w:t>The CI pipeline (`.github/workflows/ci.yml`) runs quality checks on every pull request and push: Code Formatting (Black), Linting (Flake8), Unit Testing (Pytest), SAST (Bandit), Secret Scanning (Gitleaks), Helm Linting, and Container Scanning (Trivy).</w:t>
-      </w:r>
-    </w:p>
-    <w:p>
-      <w:pPr>
-        <w:keepNext/>
-        <w:spacing w:before="320" w:after="120"/>
-      </w:pPr>
-      <w:r>
-        <w:rPr>
-          <w:rFonts w:ascii="Times New Roman" w:hAnsi="Times New Roman"/>
-          <w:b/>
-          <w:color w:val="003366"/>
-          <w:sz w:val="24"/>
-        </w:rPr>
-        <w:t>Chapter 20 — Continuous Deployment (CD) &amp; Environment Promotion</w:t>
-      </w:r>
-    </w:p>
-    <w:p>
-      <w:pPr>
-        <w:spacing w:line="276" w:lineRule="auto" w:after="80"/>
-        <w:jc w:val="both"/>
-      </w:pPr>
-      <w:r>
-        <w:rPr>
-          <w:rFonts w:ascii="Times New Roman" w:hAnsi="Times New Roman"/>
-          <w:sz w:val="20"/>
-        </w:rPr>
-        <w:t>The CD pipeline promotes container builds through DEV -&gt; STAGING -&gt; PRODUCTION environments. Production deployments require explicit manual reviewer approval in GitHub Environment settings before applying Helm upgrades to EKS.</w:t>
-      </w:r>
-    </w:p>
-    <w:p>
-      <w:pPr>
-        <w:keepNext/>
-        <w:spacing w:before="320" w:after="120"/>
-      </w:pPr>
-      <w:r>
-        <w:rPr>
-          <w:rFonts w:ascii="Times New Roman" w:hAnsi="Times New Roman"/>
-          <w:b/>
-          <w:color w:val="003366"/>
-          <w:sz w:val="24"/>
-        </w:rPr>
-        <w:t>Chapter 21 — GitHub Actions Workflow Engineering</w:t>
-      </w:r>
-    </w:p>
-    <w:p>
-      <w:pPr>
-        <w:spacing w:line="276" w:lineRule="auto" w:after="80"/>
-        <w:jc w:val="both"/>
-      </w:pPr>
-      <w:r>
-        <w:rPr>
-          <w:rFonts w:ascii="Times New Roman" w:hAnsi="Times New Roman"/>
-          <w:sz w:val="20"/>
-        </w:rPr>
-        <w:t>The master pipeline (`.github/workflows/pipeline.yml`) orchestrates all CI and CD jobs in a single, visual workflow file, enforcing strict dependency gates (`needs: [ci]`, `needs: [deploy-dev]`, `needs: [deploy-staging]`).</w:t>
-      </w:r>
-    </w:p>
-    <w:p>
-      <w:pPr>
-        <w:keepNext/>
-        <w:spacing w:before="320" w:after="120"/>
-      </w:pPr>
-      <w:r>
-        <w:rPr>
-          <w:rFonts w:ascii="Times New Roman" w:hAnsi="Times New Roman"/>
-          <w:b/>
-          <w:color w:val="003366"/>
-          <w:sz w:val="24"/>
-        </w:rPr>
-        <w:t>Chapter 22 — GitHub OIDC &amp; AWS IAM Federated Authentication</w:t>
-      </w:r>
-    </w:p>
-    <w:p>
-      <w:pPr>
-        <w:spacing w:line="276" w:lineRule="auto" w:after="80"/>
-        <w:jc w:val="both"/>
-      </w:pPr>
-      <w:r>
-        <w:rPr>
-          <w:rFonts w:ascii="Times New Roman" w:hAnsi="Times New Roman"/>
-          <w:sz w:val="20"/>
-        </w:rPr>
-        <w:t>By configuring an OpenID Connect (OIDC) identity provider in AWS IAM (`github/oidc.tf`), GitHub Actions runners authenticate using temporary JSON Web Tokens (JWT) exchanged for short-lived IAM credentials, completely eliminating static AWS access keys.</w:t>
-      </w:r>
-    </w:p>
-    <w:p>
-      <w:pPr>
-        <w:keepNext/>
-        <w:spacing w:before="320" w:after="120"/>
-      </w:pPr>
-      <w:r>
-        <w:rPr>
-          <w:rFonts w:ascii="Times New Roman" w:hAnsi="Times New Roman"/>
-          <w:b/>
-          <w:color w:val="003366"/>
-          <w:sz w:val="24"/>
-        </w:rPr>
-        <w:t>Chapter 23 — AWS Secrets Manager Integration</w:t>
-      </w:r>
-    </w:p>
-    <w:p>
-      <w:pPr>
-        <w:spacing w:line="276" w:lineRule="auto" w:after="80"/>
-        <w:jc w:val="both"/>
-      </w:pPr>
-      <w:r>
-        <w:rPr>
-          <w:rFonts w:ascii="Times New Roman" w:hAnsi="Times New Roman"/>
-          <w:sz w:val="20"/>
-        </w:rPr>
-        <w:t>AWS Secrets Manager encrypts database passwords and token credentials at rest using AWS KMS. Application pods consume secrets dynamically via IAM Roles for Service Accounts (IRSA).</w:t>
-      </w:r>
-    </w:p>
-    <w:p>
-      <w:pPr>
-        <w:keepNext/>
-        <w:spacing w:before="320" w:after="120"/>
-      </w:pPr>
-      <w:r>
-        <w:rPr>
-          <w:rFonts w:ascii="Times New Roman" w:hAnsi="Times New Roman"/>
-          <w:b/>
-          <w:color w:val="003366"/>
-          <w:sz w:val="24"/>
-        </w:rPr>
-        <w:t>Chapter 24 — Database &amp; Caching Architecture (RDS PostgreSQL &amp; ElastiCache Redis)</w:t>
-      </w:r>
-    </w:p>
-    <w:p>
-      <w:pPr>
-        <w:spacing w:line="276" w:lineRule="auto" w:after="80"/>
-        <w:jc w:val="both"/>
-      </w:pPr>
-      <w:r>
-        <w:rPr>
-          <w:rFonts w:ascii="Times New Roman" w:hAnsi="Times New Roman"/>
-          <w:sz w:val="20"/>
-        </w:rPr>
-        <w:t>The data layer utilizes AWS RDS PostgreSQL Multi-AZ for persistent audit log storage and AWS ElastiCache Redis for caching computed hybrid model forecast outputs with 1-hour TTLs, reducing backend latency.</w:t>
-      </w:r>
-    </w:p>
-    <w:p>
-      <w:pPr>
-        <w:keepNext/>
-        <w:spacing w:before="320" w:after="120"/>
-      </w:pPr>
-      <w:r>
-        <w:rPr>
-          <w:rFonts w:ascii="Times New Roman" w:hAnsi="Times New Roman"/>
-          <w:b/>
-          <w:color w:val="003366"/>
-          <w:sz w:val="24"/>
-        </w:rPr>
-        <w:t>Chapter 25 — DNS Routing &amp; HTTPS Certificate Management (Route 53 &amp; ACM)</w:t>
-      </w:r>
-    </w:p>
-    <w:p>
-      <w:pPr>
-        <w:spacing w:line="276" w:lineRule="auto" w:after="80"/>
-        <w:jc w:val="both"/>
-      </w:pPr>
-      <w:r>
-        <w:rPr>
-          <w:rFonts w:ascii="Times New Roman" w:hAnsi="Times New Roman"/>
-          <w:sz w:val="20"/>
-        </w:rPr>
-        <w:t>Amazon Route 53 manages public DNS resolution (`gdp.api.domain.com`), while AWS Certificate Manager (ACM) provisions SSL/TLS certificates with automated DNS validation, terminating TLS securely at the Application Load Balancer.</w:t>
-      </w:r>
-    </w:p>
-    <w:p>
-      <w:pPr>
-        <w:keepNext/>
-        <w:spacing w:before="320" w:after="120"/>
-      </w:pPr>
-      <w:r>
-        <w:rPr>
-          <w:rFonts w:ascii="Times New Roman" w:hAnsi="Times New Roman"/>
-          <w:b/>
-          <w:color w:val="003366"/>
-          <w:sz w:val="24"/>
-        </w:rPr>
-        <w:t>Chapter 26 — Observability, Monitoring &amp; Log Management (CloudWatch &amp; Prometheus)</w:t>
-      </w:r>
-    </w:p>
-    <w:p>
-      <w:pPr>
-        <w:spacing w:line="276" w:lineRule="auto" w:after="80"/>
-        <w:jc w:val="both"/>
-      </w:pPr>
-      <w:r>
-        <w:rPr>
-          <w:rFonts w:ascii="Times New Roman" w:hAnsi="Times New Roman"/>
-          <w:sz w:val="20"/>
-        </w:rPr>
-        <w:t>The platform implements full-stack observability: Prometheus scrapes HTTP request counters and latency histograms from `/metrics`, Grafana visualizes dashboard charts (`monitoring/grafana-dashboard.json`), and CloudWatch collects structured JSON logs.</w:t>
-      </w:r>
-    </w:p>
-    <w:p>
-      <w:pPr>
-        <w:keepNext/>
-        <w:spacing w:before="320" w:after="120"/>
-      </w:pPr>
-      <w:r>
-        <w:rPr>
-          <w:rFonts w:ascii="Times New Roman" w:hAnsi="Times New Roman"/>
-          <w:b/>
-          <w:color w:val="003366"/>
-          <w:sz w:val="24"/>
-        </w:rPr>
-        <w:t>Chapter 27 — Autoscaling &amp; Availability Architecture (HPA &amp; PDB)</w:t>
-      </w:r>
-    </w:p>
-    <w:p>
-      <w:pPr>
-        <w:spacing w:line="276" w:lineRule="auto" w:after="80"/>
-        <w:jc w:val="both"/>
-      </w:pPr>
-      <w:r>
-        <w:rPr>
-          <w:rFonts w:ascii="Times New Roman" w:hAnsi="Times New Roman"/>
-          <w:sz w:val="20"/>
-        </w:rPr>
-        <w:t>Horizontal Pod Autoscaler (HPA) automatically adjusts pod replica count from 2 to 15 pods based on CPU (75%) and Memory (80%) targets, while Pod Disruption Budget (PDB) guarantees `minAvailable: 2` pods during cluster maintenance.</w:t>
-      </w:r>
-    </w:p>
-    <w:p>
-      <w:pPr>
-        <w:keepNext/>
-        <w:spacing w:before="320" w:after="120"/>
-      </w:pPr>
-      <w:r>
-        <w:rPr>
-          <w:rFonts w:ascii="Times New Roman" w:hAnsi="Times New Roman"/>
-          <w:b/>
-          <w:color w:val="003366"/>
-          <w:sz w:val="24"/>
-        </w:rPr>
-        <w:t>Chapter 28 — DevSecOps Security Architecture &amp; Scanners</w:t>
-      </w:r>
-    </w:p>
-    <w:p>
-      <w:pPr>
-        <w:spacing w:line="276" w:lineRule="auto" w:after="80"/>
-        <w:jc w:val="both"/>
-      </w:pPr>
-      <w:r>
-        <w:rPr>
-          <w:rFonts w:ascii="Times New Roman" w:hAnsi="Times New Roman"/>
-          <w:sz w:val="20"/>
-        </w:rPr>
-        <w:t>DevSecOps controls are embedded into every layer: non-root UID `10001` container contexts, read-only root filesystems, dropped Linux capabilities, strict NetworkPolicy egress rules, and automated vulnerability scanners (Gitleaks, Bandit, Trivy, TFSec).</w:t>
-      </w:r>
-    </w:p>
-    <w:p>
-      <w:pPr>
-        <w:keepNext/>
-        <w:spacing w:before="320" w:after="120"/>
-      </w:pPr>
-      <w:r>
-        <w:rPr>
-          <w:rFonts w:ascii="Times New Roman" w:hAnsi="Times New Roman"/>
-          <w:b/>
-          <w:color w:val="003366"/>
-          <w:sz w:val="24"/>
-        </w:rPr>
-        <w:t>Chapter 29 — Multi-Environment Governance (Dev, Staging, Production)</w:t>
+        <w:t>The Amazon VPC network (`10.30.0.0/16`) spans three Availability Zones (us-east-1a, us-east-1b, us-east-1c) and implements strict 3-tier logical subnet isolation:</w:t>
       </w:r>
     </w:p>
     <w:tbl>
@@ -4450,10 +4226,10 @@
             <w:tcW w:type="dxa" w:w="2257"/>
             <w:shd w:fill="003366"/>
             <w:tcMar>
-              <w:top w:w="100" w:type="dxa"/>
-              <w:bottom w:w="100" w:type="dxa"/>
-              <w:left w:w="120" w:type="dxa"/>
-              <w:right w:w="120" w:type="dxa"/>
+              <w:top w:w="120" w:type="dxa"/>
+              <w:bottom w:w="120" w:type="dxa"/>
+              <w:left w:w="140" w:type="dxa"/>
+              <w:right w:w="140" w:type="dxa"/>
             </w:tcMar>
           </w:tcPr>
           <w:p>
@@ -4468,7 +4244,7 @@
                 <w:color w:val="FFFFFF"/>
                 <w:sz w:val="19"/>
               </w:rPr>
-              <w:t>Governance Dimension</w:t>
+              <w:t>Subnet Tier</w:t>
             </w:r>
           </w:p>
         </w:tc>
@@ -4477,10 +4253,10 @@
             <w:tcW w:type="dxa" w:w="2257"/>
             <w:shd w:fill="003366"/>
             <w:tcMar>
-              <w:top w:w="100" w:type="dxa"/>
-              <w:bottom w:w="100" w:type="dxa"/>
-              <w:left w:w="120" w:type="dxa"/>
-              <w:right w:w="120" w:type="dxa"/>
+              <w:top w:w="120" w:type="dxa"/>
+              <w:bottom w:w="120" w:type="dxa"/>
+              <w:left w:w="140" w:type="dxa"/>
+              <w:right w:w="140" w:type="dxa"/>
             </w:tcMar>
           </w:tcPr>
           <w:p>
@@ -4495,7 +4271,7 @@
                 <w:color w:val="FFFFFF"/>
                 <w:sz w:val="19"/>
               </w:rPr>
-              <w:t>Development (DEV)</w:t>
+              <w:t>CIDR Allocation</w:t>
             </w:r>
           </w:p>
         </w:tc>
@@ -4504,10 +4280,10 @@
             <w:tcW w:type="dxa" w:w="2257"/>
             <w:shd w:fill="003366"/>
             <w:tcMar>
-              <w:top w:w="100" w:type="dxa"/>
-              <w:bottom w:w="100" w:type="dxa"/>
-              <w:left w:w="120" w:type="dxa"/>
-              <w:right w:w="120" w:type="dxa"/>
+              <w:top w:w="120" w:type="dxa"/>
+              <w:bottom w:w="120" w:type="dxa"/>
+              <w:left w:w="140" w:type="dxa"/>
+              <w:right w:w="140" w:type="dxa"/>
             </w:tcMar>
           </w:tcPr>
           <w:p>
@@ -4522,7 +4298,7 @@
                 <w:color w:val="FFFFFF"/>
                 <w:sz w:val="19"/>
               </w:rPr>
-              <w:t>Staging (STAGING)</w:t>
+              <w:t>Availability Zones</w:t>
             </w:r>
           </w:p>
         </w:tc>
@@ -4531,10 +4307,10 @@
             <w:tcW w:type="dxa" w:w="2257"/>
             <w:shd w:fill="003366"/>
             <w:tcMar>
-              <w:top w:w="100" w:type="dxa"/>
-              <w:bottom w:w="100" w:type="dxa"/>
-              <w:left w:w="120" w:type="dxa"/>
-              <w:right w:w="120" w:type="dxa"/>
+              <w:top w:w="120" w:type="dxa"/>
+              <w:bottom w:w="120" w:type="dxa"/>
+              <w:left w:w="140" w:type="dxa"/>
+              <w:right w:w="140" w:type="dxa"/>
             </w:tcMar>
           </w:tcPr>
           <w:p>
@@ -4549,7 +4325,7 @@
                 <w:color w:val="FFFFFF"/>
                 <w:sz w:val="19"/>
               </w:rPr>
-              <w:t>Production (PRODUCTION)</w:t>
+              <w:t>Access &amp; Egress Routing Policy</w:t>
             </w:r>
           </w:p>
         </w:tc>
@@ -4560,10 +4336,10 @@
             <w:tcW w:type="dxa" w:w="2257"/>
             <w:shd w:fill="FFFFFF"/>
             <w:tcMar>
-              <w:top w:w="80" w:type="dxa"/>
-              <w:bottom w:w="80" w:type="dxa"/>
-              <w:left w:w="120" w:type="dxa"/>
-              <w:right w:w="120" w:type="dxa"/>
+              <w:top w:w="100" w:type="dxa"/>
+              <w:bottom w:w="100" w:type="dxa"/>
+              <w:left w:w="140" w:type="dxa"/>
+              <w:right w:w="140" w:type="dxa"/>
             </w:tcMar>
           </w:tcPr>
           <w:p>
@@ -4577,7 +4353,7 @@
                 <w:color w:val="222222"/>
                 <w:sz w:val="18"/>
               </w:rPr>
-              <w:t>Kubernetes Replicas</w:t>
+              <w:t>Public Subnets</w:t>
             </w:r>
           </w:p>
         </w:tc>
@@ -4586,10 +4362,10 @@
             <w:tcW w:type="dxa" w:w="2257"/>
             <w:shd w:fill="FFFFFF"/>
             <w:tcMar>
-              <w:top w:w="80" w:type="dxa"/>
-              <w:bottom w:w="80" w:type="dxa"/>
-              <w:left w:w="120" w:type="dxa"/>
-              <w:right w:w="120" w:type="dxa"/>
+              <w:top w:w="100" w:type="dxa"/>
+              <w:bottom w:w="100" w:type="dxa"/>
+              <w:left w:w="140" w:type="dxa"/>
+              <w:right w:w="140" w:type="dxa"/>
             </w:tcMar>
           </w:tcPr>
           <w:p>
@@ -4603,7 +4379,7 @@
                 <w:color w:val="222222"/>
                 <w:sz w:val="18"/>
               </w:rPr>
-              <w:t>2 Pods</w:t>
+              <w:t>10.30.0.0/20, 10.30.16.0/20, 10.30.32.0/20</w:t>
             </w:r>
           </w:p>
         </w:tc>
@@ -4612,10 +4388,10 @@
             <w:tcW w:type="dxa" w:w="2257"/>
             <w:shd w:fill="FFFFFF"/>
             <w:tcMar>
-              <w:top w:w="80" w:type="dxa"/>
-              <w:bottom w:w="80" w:type="dxa"/>
-              <w:left w:w="120" w:type="dxa"/>
-              <w:right w:w="120" w:type="dxa"/>
+              <w:top w:w="100" w:type="dxa"/>
+              <w:bottom w:w="100" w:type="dxa"/>
+              <w:left w:w="140" w:type="dxa"/>
+              <w:right w:w="140" w:type="dxa"/>
             </w:tcMar>
           </w:tcPr>
           <w:p>
@@ -4629,7 +4405,7 @@
                 <w:color w:val="222222"/>
                 <w:sz w:val="18"/>
               </w:rPr>
-              <w:t>2 Pods</w:t>
+              <w:t>us-east-1a, 1b, 1c</w:t>
             </w:r>
           </w:p>
         </w:tc>
@@ -4638,10 +4414,10 @@
             <w:tcW w:type="dxa" w:w="2257"/>
             <w:shd w:fill="FFFFFF"/>
             <w:tcMar>
-              <w:top w:w="80" w:type="dxa"/>
-              <w:bottom w:w="80" w:type="dxa"/>
-              <w:left w:w="120" w:type="dxa"/>
-              <w:right w:w="120" w:type="dxa"/>
+              <w:top w:w="100" w:type="dxa"/>
+              <w:bottom w:w="100" w:type="dxa"/>
+              <w:left w:w="140" w:type="dxa"/>
+              <w:right w:w="140" w:type="dxa"/>
             </w:tcMar>
           </w:tcPr>
           <w:p>
@@ -4655,7 +4431,7 @@
                 <w:color w:val="222222"/>
                 <w:sz w:val="18"/>
               </w:rPr>
-              <w:t>4 to 15 Pods (HPA Auto-scaling)</w:t>
+              <w:t>Internet Gateway route; hosts Load Balancers &amp; NAT Gateways</w:t>
             </w:r>
           </w:p>
         </w:tc>
@@ -4666,10 +4442,10 @@
             <w:tcW w:type="dxa" w:w="2257"/>
             <w:shd w:fill="F9FAFC"/>
             <w:tcMar>
-              <w:top w:w="80" w:type="dxa"/>
-              <w:bottom w:w="80" w:type="dxa"/>
-              <w:left w:w="120" w:type="dxa"/>
-              <w:right w:w="120" w:type="dxa"/>
+              <w:top w:w="100" w:type="dxa"/>
+              <w:bottom w:w="100" w:type="dxa"/>
+              <w:left w:w="140" w:type="dxa"/>
+              <w:right w:w="140" w:type="dxa"/>
             </w:tcMar>
           </w:tcPr>
           <w:p>
@@ -4683,7 +4459,7 @@
                 <w:color w:val="222222"/>
                 <w:sz w:val="18"/>
               </w:rPr>
-              <w:t>RDS Sizing</w:t>
+              <w:t>Private Subnets</w:t>
             </w:r>
           </w:p>
         </w:tc>
@@ -4692,10 +4468,10 @@
             <w:tcW w:type="dxa" w:w="2257"/>
             <w:shd w:fill="F9FAFC"/>
             <w:tcMar>
-              <w:top w:w="80" w:type="dxa"/>
-              <w:bottom w:w="80" w:type="dxa"/>
-              <w:left w:w="120" w:type="dxa"/>
-              <w:right w:w="120" w:type="dxa"/>
+              <w:top w:w="100" w:type="dxa"/>
+              <w:bottom w:w="100" w:type="dxa"/>
+              <w:left w:w="140" w:type="dxa"/>
+              <w:right w:w="140" w:type="dxa"/>
             </w:tcMar>
           </w:tcPr>
           <w:p>
@@ -4709,7 +4485,7 @@
                 <w:color w:val="222222"/>
                 <w:sz w:val="18"/>
               </w:rPr>
-              <w:t>db.t4g.micro (Single-AZ)</w:t>
+              <w:t>10.30.48.0/20, 10.30.64.0/20, 10.30.80.0/20</w:t>
             </w:r>
           </w:p>
         </w:tc>
@@ -4718,10 +4494,10 @@
             <w:tcW w:type="dxa" w:w="2257"/>
             <w:shd w:fill="F9FAFC"/>
             <w:tcMar>
-              <w:top w:w="80" w:type="dxa"/>
-              <w:bottom w:w="80" w:type="dxa"/>
-              <w:left w:w="120" w:type="dxa"/>
-              <w:right w:w="120" w:type="dxa"/>
+              <w:top w:w="100" w:type="dxa"/>
+              <w:bottom w:w="100" w:type="dxa"/>
+              <w:left w:w="140" w:type="dxa"/>
+              <w:right w:w="140" w:type="dxa"/>
             </w:tcMar>
           </w:tcPr>
           <w:p>
@@ -4735,7 +4511,7 @@
                 <w:color w:val="222222"/>
                 <w:sz w:val="18"/>
               </w:rPr>
-              <w:t>db.t4g.small (Single-AZ)</w:t>
+              <w:t>us-east-1a, 1b, 1c</w:t>
             </w:r>
           </w:p>
         </w:tc>
@@ -4744,10 +4520,10 @@
             <w:tcW w:type="dxa" w:w="2257"/>
             <w:shd w:fill="F9FAFC"/>
             <w:tcMar>
-              <w:top w:w="80" w:type="dxa"/>
-              <w:bottom w:w="80" w:type="dxa"/>
-              <w:left w:w="120" w:type="dxa"/>
-              <w:right w:w="120" w:type="dxa"/>
+              <w:top w:w="100" w:type="dxa"/>
+              <w:bottom w:w="100" w:type="dxa"/>
+              <w:left w:w="140" w:type="dxa"/>
+              <w:right w:w="140" w:type="dxa"/>
             </w:tcMar>
           </w:tcPr>
           <w:p>
@@ -4761,7 +4537,7 @@
                 <w:color w:val="222222"/>
                 <w:sz w:val="18"/>
               </w:rPr>
-              <w:t>db.m6g.large (Multi-AZ High Availability)</w:t>
+              <w:t>NAT Gateway egress route; hosts EKS worker node EC2 instances</w:t>
             </w:r>
           </w:p>
         </w:tc>
@@ -4772,10 +4548,10 @@
             <w:tcW w:type="dxa" w:w="2257"/>
             <w:shd w:fill="FFFFFF"/>
             <w:tcMar>
-              <w:top w:w="80" w:type="dxa"/>
-              <w:bottom w:w="80" w:type="dxa"/>
-              <w:left w:w="120" w:type="dxa"/>
-              <w:right w:w="120" w:type="dxa"/>
+              <w:top w:w="100" w:type="dxa"/>
+              <w:bottom w:w="100" w:type="dxa"/>
+              <w:left w:w="140" w:type="dxa"/>
+              <w:right w:w="140" w:type="dxa"/>
             </w:tcMar>
           </w:tcPr>
           <w:p>
@@ -4789,7 +4565,7 @@
                 <w:color w:val="222222"/>
                 <w:sz w:val="18"/>
               </w:rPr>
-              <w:t>Redis Sizing</w:t>
+              <w:t>Database Subnets</w:t>
             </w:r>
           </w:p>
         </w:tc>
@@ -4798,10 +4574,10 @@
             <w:tcW w:type="dxa" w:w="2257"/>
             <w:shd w:fill="FFFFFF"/>
             <w:tcMar>
-              <w:top w:w="80" w:type="dxa"/>
-              <w:bottom w:w="80" w:type="dxa"/>
-              <w:left w:w="120" w:type="dxa"/>
-              <w:right w:w="120" w:type="dxa"/>
+              <w:top w:w="100" w:type="dxa"/>
+              <w:bottom w:w="100" w:type="dxa"/>
+              <w:left w:w="140" w:type="dxa"/>
+              <w:right w:w="140" w:type="dxa"/>
             </w:tcMar>
           </w:tcPr>
           <w:p>
@@ -4815,7 +4591,7 @@
                 <w:color w:val="222222"/>
                 <w:sz w:val="18"/>
               </w:rPr>
-              <w:t>cache.t4g.micro</w:t>
+              <w:t>10.30.96.0/20, 10.30.112.0/20, 10.30.128.0/20</w:t>
             </w:r>
           </w:p>
         </w:tc>
@@ -4824,10 +4600,10 @@
             <w:tcW w:type="dxa" w:w="2257"/>
             <w:shd w:fill="FFFFFF"/>
             <w:tcMar>
-              <w:top w:w="80" w:type="dxa"/>
-              <w:bottom w:w="80" w:type="dxa"/>
-              <w:left w:w="120" w:type="dxa"/>
-              <w:right w:w="120" w:type="dxa"/>
+              <w:top w:w="100" w:type="dxa"/>
+              <w:bottom w:w="100" w:type="dxa"/>
+              <w:left w:w="140" w:type="dxa"/>
+              <w:right w:w="140" w:type="dxa"/>
             </w:tcMar>
           </w:tcPr>
           <w:p>
@@ -4841,7 +4617,7 @@
                 <w:color w:val="222222"/>
                 <w:sz w:val="18"/>
               </w:rPr>
-              <w:t>cache.t4g.micro</w:t>
+              <w:t>us-east-1a, 1b, 1c</w:t>
             </w:r>
           </w:p>
         </w:tc>
@@ -4850,10 +4626,10 @@
             <w:tcW w:type="dxa" w:w="2257"/>
             <w:shd w:fill="FFFFFF"/>
             <w:tcMar>
-              <w:top w:w="80" w:type="dxa"/>
-              <w:bottom w:w="80" w:type="dxa"/>
-              <w:left w:w="120" w:type="dxa"/>
-              <w:right w:w="120" w:type="dxa"/>
+              <w:top w:w="100" w:type="dxa"/>
+              <w:bottom w:w="100" w:type="dxa"/>
+              <w:left w:w="140" w:type="dxa"/>
+              <w:right w:w="140" w:type="dxa"/>
             </w:tcMar>
           </w:tcPr>
           <w:p>
@@ -4867,113 +4643,7 @@
                 <w:color w:val="222222"/>
                 <w:sz w:val="18"/>
               </w:rPr>
-              <w:t>cache.m6g.large</w:t>
-            </w:r>
-          </w:p>
-        </w:tc>
-      </w:tr>
-      <w:tr>
-        <w:tc>
-          <w:tcPr>
-            <w:tcW w:type="dxa" w:w="2257"/>
-            <w:shd w:fill="F9FAFC"/>
-            <w:tcMar>
-              <w:top w:w="80" w:type="dxa"/>
-              <w:bottom w:w="80" w:type="dxa"/>
-              <w:left w:w="120" w:type="dxa"/>
-              <w:right w:w="120" w:type="dxa"/>
-            </w:tcMar>
-          </w:tcPr>
-          <w:p>
-            <w:pPr>
-              <w:spacing w:after="0"/>
-              <w:jc w:val="left"/>
-            </w:pPr>
-            <w:r>
-              <w:rPr>
-                <w:rFonts w:ascii="Times New Roman" w:hAnsi="Times New Roman"/>
-                <w:color w:val="222222"/>
-                <w:sz w:val="18"/>
-              </w:rPr>
-              <w:t>Approval Requirements</w:t>
-            </w:r>
-          </w:p>
-        </w:tc>
-        <w:tc>
-          <w:tcPr>
-            <w:tcW w:type="dxa" w:w="2257"/>
-            <w:shd w:fill="F9FAFC"/>
-            <w:tcMar>
-              <w:top w:w="80" w:type="dxa"/>
-              <w:bottom w:w="80" w:type="dxa"/>
-              <w:left w:w="120" w:type="dxa"/>
-              <w:right w:w="120" w:type="dxa"/>
-            </w:tcMar>
-          </w:tcPr>
-          <w:p>
-            <w:pPr>
-              <w:spacing w:after="0"/>
-              <w:jc w:val="left"/>
-            </w:pPr>
-            <w:r>
-              <w:rPr>
-                <w:rFonts w:ascii="Times New Roman" w:hAnsi="Times New Roman"/>
-                <w:color w:val="222222"/>
-                <w:sz w:val="18"/>
-              </w:rPr>
-              <w:t>Automated deployment on push</w:t>
-            </w:r>
-          </w:p>
-        </w:tc>
-        <w:tc>
-          <w:tcPr>
-            <w:tcW w:type="dxa" w:w="2257"/>
-            <w:shd w:fill="F9FAFC"/>
-            <w:tcMar>
-              <w:top w:w="80" w:type="dxa"/>
-              <w:bottom w:w="80" w:type="dxa"/>
-              <w:left w:w="120" w:type="dxa"/>
-              <w:right w:w="120" w:type="dxa"/>
-            </w:tcMar>
-          </w:tcPr>
-          <w:p>
-            <w:pPr>
-              <w:spacing w:after="0"/>
-              <w:jc w:val="left"/>
-            </w:pPr>
-            <w:r>
-              <w:rPr>
-                <w:rFonts w:ascii="Times New Roman" w:hAnsi="Times New Roman"/>
-                <w:color w:val="222222"/>
-                <w:sz w:val="18"/>
-              </w:rPr>
-              <w:t>Automated deploy on release tag</w:t>
-            </w:r>
-          </w:p>
-        </w:tc>
-        <w:tc>
-          <w:tcPr>
-            <w:tcW w:type="dxa" w:w="2257"/>
-            <w:shd w:fill="F9FAFC"/>
-            <w:tcMar>
-              <w:top w:w="80" w:type="dxa"/>
-              <w:bottom w:w="80" w:type="dxa"/>
-              <w:left w:w="120" w:type="dxa"/>
-              <w:right w:w="120" w:type="dxa"/>
-            </w:tcMar>
-          </w:tcPr>
-          <w:p>
-            <w:pPr>
-              <w:spacing w:after="0"/>
-              <w:jc w:val="left"/>
-            </w:pPr>
-            <w:r>
-              <w:rPr>
-                <w:rFonts w:ascii="Times New Roman" w:hAnsi="Times New Roman"/>
-                <w:color w:val="222222"/>
-                <w:sz w:val="18"/>
-              </w:rPr>
-              <w:t>Manual Reviewer Approval Gate required</w:t>
+              <w:t>Isolated subnets without internet routes; hosts RDS &amp; ElastiCache</w:t>
             </w:r>
           </w:p>
         </w:tc>
@@ -4981,13 +4651,18 @@
     </w:tbl>
     <w:p>
       <w:pPr>
-        <w:spacing w:after="80"/>
+        <w:spacing w:after="120"/>
       </w:pPr>
     </w:p>
     <w:p>
+      <w:r>
+        <w:br w:type="page"/>
+      </w:r>
+    </w:p>
+    <w:p>
       <w:pPr>
         <w:keepNext/>
-        <w:spacing w:before="320" w:after="120"/>
+        <w:spacing w:before="440" w:after="160"/>
       </w:pPr>
       <w:r>
         <w:rPr>
@@ -4996,12 +4671,12 @@
           <w:color w:val="003366"/>
           <w:sz w:val="24"/>
         </w:rPr>
-        <w:t>Chapter 30 — Disaster Recovery, RPO/RTO &amp; Backup Strategies</w:t>
+        <w:t>Chapter 11 — Terraform Infrastructure as Code Engine</w:t>
       </w:r>
     </w:p>
     <w:p>
       <w:pPr>
-        <w:spacing w:line="276" w:lineRule="auto" w:after="80"/>
+        <w:spacing w:line="288" w:lineRule="auto" w:after="120"/>
         <w:jc w:val="both"/>
       </w:pPr>
       <w:r>
@@ -5009,13 +4684,34 @@
           <w:rFonts w:ascii="Times New Roman" w:hAnsi="Times New Roman"/>
           <w:sz w:val="20"/>
         </w:rPr>
-        <w:t>Disaster recovery controls guarantee an RPO &lt; 15 minutes and RTO &lt; 1 hour through automated RDS point-in-time recovery, S3 object versioning, and the automated `scripts/disaster_recovery.sh` backup and restore script.</w:t>
+        <w:t>HashiCorp Terraform provisions infrastructure idempotently by comparing declarative HCL code against real-world state. The execution workflow follows five core commands:</w:t>
       </w:r>
     </w:p>
     <w:p>
       <w:pPr>
+        <w:spacing w:line="288" w:lineRule="auto" w:after="120"/>
+        <w:jc w:val="both"/>
+      </w:pPr>
+      <w:r>
+        <w:rPr>
+          <w:rFonts w:ascii="Times New Roman" w:hAnsi="Times New Roman"/>
+          <w:sz w:val="20"/>
+        </w:rPr>
+        <w:t>`terraform init`: Initializes the backend, downloads provider plugins (AWS, Kubernetes, Helm, GitHub), and installs modules.</w:t>
+        <w:br/>
+        <w:t>`terraform fmt -recursive`: Formats all HCL code files to standard indentation and syntax guidelines.</w:t>
+        <w:br/>
+        <w:t>`terraform validate`: Verifies HCL code syntax, variable types, and resource attribute references.</w:t>
+        <w:br/>
+        <w:t>`terraform plan`: Constructs a dependency graph and displays an execution diff showing resources to be created, modified, or destroyed.</w:t>
+        <w:br/>
+        <w:t>`terraform apply`: Makes concurrent API requests to AWS and Kubernetes endpoints to provision resources.</w:t>
+      </w:r>
+    </w:p>
+    <w:p>
+      <w:pPr>
         <w:keepNext/>
-        <w:spacing w:before="320" w:after="120"/>
+        <w:spacing w:before="440" w:after="160"/>
       </w:pPr>
       <w:r>
         <w:rPr>
@@ -5024,12 +4720,12 @@
           <w:color w:val="003366"/>
           <w:sz w:val="24"/>
         </w:rPr>
-        <w:t>Chapter 31 — Automated Testing &amp; Verification Suite</w:t>
+        <w:t>Chapter 12 — Terraform Project Architecture &amp; File Hierarchy</w:t>
       </w:r>
     </w:p>
     <w:p>
       <w:pPr>
-        <w:spacing w:line="276" w:lineRule="auto" w:after="80"/>
+        <w:spacing w:line="288" w:lineRule="auto" w:after="120"/>
         <w:jc w:val="both"/>
       </w:pPr>
       <w:r>
@@ -5037,144 +4733,7 @@
           <w:rFonts w:ascii="Times New Roman" w:hAnsi="Times New Roman"/>
           <w:sz w:val="20"/>
         </w:rPr>
-        <w:t>Testing includes Pytest unit/integration test suites (`tests/`), post-deployment smoke tests (`scripts/smoke_test.sh`), and deep health validation (`scripts/health_check.py`).</w:t>
-      </w:r>
-    </w:p>
-    <w:p>
-      <w:pPr>
-        <w:keepNext/>
-        <w:spacing w:before="320" w:after="120"/>
-      </w:pPr>
-      <w:r>
-        <w:rPr>
-          <w:rFonts w:ascii="Times New Roman" w:hAnsi="Times New Roman"/>
-          <w:b/>
-          <w:color w:val="003366"/>
-          <w:sz w:val="24"/>
-        </w:rPr>
-        <w:t>Chapter 32 — Operational Troubleshooting Manual</w:t>
-      </w:r>
-    </w:p>
-    <w:p>
-      <w:pPr>
-        <w:spacing w:line="276" w:lineRule="auto" w:after="80"/>
-        <w:jc w:val="both"/>
-      </w:pPr>
-      <w:r>
-        <w:rPr>
-          <w:rFonts w:ascii="Times New Roman" w:hAnsi="Times New Roman"/>
-          <w:sz w:val="20"/>
-        </w:rPr>
-        <w:t>Comprehensive troubleshooting procedures for common cloud and Kubernetes incidents:</w:t>
-      </w:r>
-    </w:p>
-    <w:p>
-      <w:pPr>
-        <w:pStyle w:val="ListBullet"/>
-        <w:spacing w:line="276" w:lineRule="auto" w:after="60"/>
-        <w:jc w:val="left"/>
-      </w:pPr>
-      <w:r>
-        <w:rPr>
-          <w:rFonts w:ascii="Times New Roman" w:hAnsi="Times New Roman"/>
-          <w:b/>
-          <w:sz w:val="20"/>
-        </w:rPr>
-        <w:t xml:space="preserve">CrashLoopBackOff: </w:t>
-      </w:r>
-      <w:r>
-        <w:rPr>
-          <w:rFonts w:ascii="Times New Roman" w:hAnsi="Times New Roman"/>
-          <w:sz w:val="20"/>
-        </w:rPr>
-        <w:t>Run 'kubectl logs -n gdp-production -l app=gdp-prediction-app' and check database connection strings.</w:t>
-      </w:r>
-    </w:p>
-    <w:p>
-      <w:pPr>
-        <w:pStyle w:val="ListBullet"/>
-        <w:spacing w:line="276" w:lineRule="auto" w:after="60"/>
-        <w:jc w:val="left"/>
-      </w:pPr>
-      <w:r>
-        <w:rPr>
-          <w:rFonts w:ascii="Times New Roman" w:hAnsi="Times New Roman"/>
-          <w:b/>
-          <w:sz w:val="20"/>
-        </w:rPr>
-        <w:t xml:space="preserve">ImagePullBackOff: </w:t>
-      </w:r>
-      <w:r>
-        <w:rPr>
-          <w:rFonts w:ascii="Times New Roman" w:hAnsi="Times New Roman"/>
-          <w:sz w:val="20"/>
-        </w:rPr>
-        <w:t>Verify ECR image tag exists and verify EKS Worker Node IAM permissions.</w:t>
-      </w:r>
-    </w:p>
-    <w:p>
-      <w:pPr>
-        <w:pStyle w:val="ListBullet"/>
-        <w:spacing w:line="276" w:lineRule="auto" w:after="60"/>
-        <w:jc w:val="left"/>
-      </w:pPr>
-      <w:r>
-        <w:rPr>
-          <w:rFonts w:ascii="Times New Roman" w:hAnsi="Times New Roman"/>
-          <w:b/>
-          <w:sz w:val="20"/>
-        </w:rPr>
-        <w:t xml:space="preserve">Terraform State Lock: </w:t>
-      </w:r>
-      <w:r>
-        <w:rPr>
-          <w:rFonts w:ascii="Times New Roman" w:hAnsi="Times New Roman"/>
-          <w:sz w:val="20"/>
-        </w:rPr>
-        <w:t>Run 'terraform force-unlock &lt;LOCK_ID&gt;' to release stale DynamoDB locks.</w:t>
-      </w:r>
-    </w:p>
-    <w:p>
-      <w:pPr>
-        <w:keepNext/>
-        <w:spacing w:before="320" w:after="120"/>
-      </w:pPr>
-      <w:r>
-        <w:rPr>
-          <w:rFonts w:ascii="Times New Roman" w:hAnsi="Times New Roman"/>
-          <w:b/>
-          <w:color w:val="003366"/>
-          <w:sz w:val="24"/>
-        </w:rPr>
-        <w:t>Chapter 33 — AWS Cost Optimization &amp; Cleanup Procedures</w:t>
-      </w:r>
-    </w:p>
-    <w:p>
-      <w:pPr>
-        <w:spacing w:line="276" w:lineRule="auto" w:after="80"/>
-        <w:jc w:val="both"/>
-      </w:pPr>
-      <w:r>
-        <w:rPr>
-          <w:rFonts w:ascii="Times New Roman" w:hAnsi="Times New Roman"/>
-          <w:sz w:val="20"/>
-        </w:rPr>
-        <w:t>Cost optimization strategies include spot instances for non-prod node groups, Graviton t4g instance types, and ECR lifecycle policies expiring tagged images past 30 builds. Run `make destroy` to teardown dev infrastructure.</w:t>
-      </w:r>
-    </w:p>
-    <w:p>
-      <w:pPr>
-        <w:keepNext/>
-        <w:spacing w:before="320" w:after="120"/>
-      </w:pPr>
-      <w:r>
-        <w:rPr>
-          <w:rFonts w:ascii="Times New Roman" w:hAnsi="Times New Roman"/>
-          <w:b/>
-          <w:color w:val="003366"/>
-          <w:sz w:val="24"/>
-        </w:rPr>
-        <w:t>Chapter 34 — Complete Step-by-Step Installation &amp; Setup Manual</w:t>
+        <w:t>The repository uses a clean, maintainable, flat module structure under `terraform/` and modular directories (`aws/`, `kubernetes/`, `github/`, `bootstrap/`):</w:t>
       </w:r>
     </w:p>
     <w:tbl>
@@ -5192,15 +4751,15 @@
             <w:tcW w:type="dxa" w:w="9029"/>
             <w:shd w:fill="F4F6F9"/>
             <w:tcMar>
-              <w:top w:w="100" w:type="dxa"/>
-              <w:bottom w:w="100" w:type="dxa"/>
-              <w:left w:w="150" w:type="dxa"/>
-              <w:right w:w="150" w:type="dxa"/>
+              <w:top w:w="120" w:type="dxa"/>
+              <w:bottom w:w="120" w:type="dxa"/>
+              <w:left w:w="160" w:type="dxa"/>
+              <w:right w:w="160" w:type="dxa"/>
             </w:tcMar>
           </w:tcPr>
           <w:p>
             <w:pPr>
-              <w:spacing w:line="240" w:lineRule="auto" w:after="0"/>
+              <w:spacing w:line="252" w:lineRule="auto" w:after="0"/>
               <w:jc w:val="left"/>
             </w:pPr>
             <w:r>
@@ -5209,26 +4768,27 @@
                 <w:color w:val="112244"/>
                 <w:sz w:val="18"/>
               </w:rPr>
-              <w:t># 1. Clone Repository</w:t>
+              <w:t>TERRAFORM/</w:t>
               <w:br/>
-              <w:t>git clone https://github.com/someshtarra/TERRAFORM.git &amp;&amp; cd TERRAFORM</w:t>
+              <w:t>├── bootstrap/                    # Remote State S3 Bucket, DynamoDB Lock Table &amp; KMS Key</w:t>
               <w:br/>
+              <w:t>├── aws/                          # AWS VPC, EKS, ECR, RDS, Redis, IAM, Secrets Manager, Route 53</w:t>
               <w:br/>
-              <w:t># 2. Configure AWS CLI</w:t>
+              <w:t>├── kubernetes/                   # K8s Namespace, ServiceAccount, RBAC, ConfigMap, Deployment, HPA, PDB</w:t>
               <w:br/>
-              <w:t>aws configure</w:t>
+              <w:t>├── github/                       # GitHub Repository, Environments, Branch Protection, OIDC Roles</w:t>
               <w:br/>
+              <w:t>├── ci-cd/                        # CI/CD Pipeline Workflow Templates</w:t>
               <w:br/>
-              <w:t># 3. Run Bootstrap (Creates S3 State Bucket &amp; DynamoDB Lock Table)</w:t>
+              <w:t>├── src/                          # Production FastAPI Machine Learning Service Code</w:t>
               <w:br/>
-              <w:t>make bootstrap</w:t>
+              <w:t>├── helm/                         # Kubernetes Helm Deployment Chart</w:t>
               <w:br/>
+              <w:t>├── monitoring/                   # Prometheus Rules &amp; Grafana Dashboards</w:t>
               <w:br/>
-              <w:t># 4. Initialize &amp; Apply Terraform Infrastructure</w:t>
+              <w:t>├── docs/                         # Comprehensive Architecture &amp; Operations Documentation</w:t>
               <w:br/>
-              <w:t>cp terraform.tfvars.example terraform.tfvars</w:t>
-              <w:br/>
-              <w:t>make init &amp;&amp; make plan &amp;&amp; make apply</w:t>
+              <w:t>└── Makefile                      # Developer Automation CLI</w:t>
             </w:r>
           </w:p>
         </w:tc>
@@ -5236,13 +4796,18 @@
     </w:tbl>
     <w:p>
       <w:pPr>
-        <w:spacing w:after="80"/>
+        <w:spacing w:after="120"/>
       </w:pPr>
     </w:p>
     <w:p>
+      <w:r>
+        <w:br w:type="page"/>
+      </w:r>
+    </w:p>
+    <w:p>
       <w:pPr>
         <w:keepNext/>
-        <w:spacing w:before="320" w:after="120"/>
+        <w:spacing w:before="440" w:after="160"/>
       </w:pPr>
       <w:r>
         <w:rPr>
@@ -5251,12 +4816,12 @@
           <w:color w:val="003366"/>
           <w:sz w:val="24"/>
         </w:rPr>
-        <w:t>Chapter 35 — Production Deployment Walkthrough</w:t>
+        <w:t>Chapter 13 — Remote State Management &amp; DynamoDB Locking</w:t>
       </w:r>
     </w:p>
     <w:p>
       <w:pPr>
-        <w:spacing w:line="276" w:lineRule="auto" w:after="80"/>
+        <w:spacing w:line="288" w:lineRule="auto" w:after="120"/>
         <w:jc w:val="both"/>
       </w:pPr>
       <w:r>
@@ -5264,7 +4829,35 @@
           <w:rFonts w:ascii="Times New Roman" w:hAnsi="Times New Roman"/>
           <w:sz w:val="20"/>
         </w:rPr>
-        <w:t>After `make apply` completes, update your local kubeconfig and verify EKS cluster nodes:</w:t>
+        <w:t>Terraform state maintains the binding between HCL resource declarations and real-world AWS resource IDs. To support team collaboration and prevent race conditions, state is stored remotely in Amazon S3 (`gdp-prediction-tf-state-bucket`) with server-side KMS encryption and state locking via Amazon DynamoDB (`gdp-prediction-tf-locks`).</w:t>
+      </w:r>
+    </w:p>
+    <w:p>
+      <w:pPr>
+        <w:keepNext/>
+        <w:spacing w:before="440" w:after="160"/>
+      </w:pPr>
+      <w:r>
+        <w:rPr>
+          <w:rFonts w:ascii="Times New Roman" w:hAnsi="Times New Roman"/>
+          <w:b/>
+          <w:color w:val="003366"/>
+          <w:sz w:val="24"/>
+        </w:rPr>
+        <w:t>Chapter 14 — Docker Containerization &amp; Multi-Stage Image Builds</w:t>
+      </w:r>
+    </w:p>
+    <w:p>
+      <w:pPr>
+        <w:spacing w:line="288" w:lineRule="auto" w:after="120"/>
+        <w:jc w:val="both"/>
+      </w:pPr>
+      <w:r>
+        <w:rPr>
+          <w:rFonts w:ascii="Times New Roman" w:hAnsi="Times New Roman"/>
+          <w:sz w:val="20"/>
+        </w:rPr>
+        <w:t>Application containers are constructed using a security-hardened multi-stage `Dockerfile`. The builder stage installs C-compiler extensions and Python wheels, while the runtime stage copies pre-built packages into a minimal `python:3.11-slim` base image, producing a small 220MB image running under non-root UID `10001`.</w:t>
       </w:r>
     </w:p>
     <w:tbl>
@@ -5282,15 +4875,15 @@
             <w:tcW w:type="dxa" w:w="9029"/>
             <w:shd w:fill="F4F6F9"/>
             <w:tcMar>
-              <w:top w:w="100" w:type="dxa"/>
-              <w:bottom w:w="100" w:type="dxa"/>
-              <w:left w:w="150" w:type="dxa"/>
-              <w:right w:w="150" w:type="dxa"/>
+              <w:top w:w="120" w:type="dxa"/>
+              <w:bottom w:w="120" w:type="dxa"/>
+              <w:left w:w="160" w:type="dxa"/>
+              <w:right w:w="160" w:type="dxa"/>
             </w:tcMar>
           </w:tcPr>
           <w:p>
             <w:pPr>
-              <w:spacing w:line="240" w:lineRule="auto" w:after="0"/>
+              <w:spacing w:line="252" w:lineRule="auto" w:after="0"/>
               <w:jc w:val="left"/>
             </w:pPr>
             <w:r>
@@ -5299,11 +4892,34 @@
                 <w:color w:val="112244"/>
                 <w:sz w:val="18"/>
               </w:rPr>
-              <w:t>aws eks update-kubeconfig --region us-east-1 --name gdp-eks-production</w:t>
+              <w:t># Stage 1: Build Dependencies</w:t>
               <w:br/>
-              <w:t>kubectl get nodes</w:t>
+              <w:t>FROM python:3.11-slim as builder</w:t>
               <w:br/>
-              <w:t>kubectl get pods -n gdp-production</w:t>
+              <w:t>WORKDIR /app</w:t>
+              <w:br/>
+              <w:t>COPY src/requirements.txt .</w:t>
+              <w:br/>
+              <w:t>RUN pip install --no-cache-dir --prefix=/install -r requirements.txt</w:t>
+              <w:br/>
+              <w:br/>
+              <w:t># Stage 2: Production Runtime Environment</w:t>
+              <w:br/>
+              <w:t>FROM python:3.11-slim as runtime</w:t>
+              <w:br/>
+              <w:t>WORKDIR /app</w:t>
+              <w:br/>
+              <w:t>RUN addgroup --gid 10001 appgroup &amp;&amp; adduser --uid 10001 --ingroup appgroup --disabled-password appuser</w:t>
+              <w:br/>
+              <w:t>COPY --from=builder /install /usr/local</w:t>
+              <w:br/>
+              <w:t>COPY src /app/src</w:t>
+              <w:br/>
+              <w:t>USER 10001:10001</w:t>
+              <w:br/>
+              <w:t>EXPOSE 8000</w:t>
+              <w:br/>
+              <w:t>CMD ["uvicorn", "app.main:app", "--host", "0.0.0.0", "--port", "8000"]</w:t>
             </w:r>
           </w:p>
         </w:tc>
@@ -5311,13 +4927,13 @@
     </w:tbl>
     <w:p>
       <w:pPr>
-        <w:spacing w:after="80"/>
+        <w:spacing w:after="120"/>
       </w:pPr>
     </w:p>
     <w:p>
       <w:pPr>
         <w:keepNext/>
-        <w:spacing w:before="320" w:after="120"/>
+        <w:spacing w:before="440" w:after="160"/>
       </w:pPr>
       <w:r>
         <w:rPr>
@@ -5326,12 +4942,12 @@
           <w:color w:val="003366"/>
           <w:sz w:val="24"/>
         </w:rPr>
-        <w:t>Chapter 36 — Application &amp; Infrastructure Rollback Procedures</w:t>
+        <w:t>Chapter 15 — Amazon Elastic Container Registry (ECR)</w:t>
       </w:r>
     </w:p>
     <w:p>
       <w:pPr>
-        <w:spacing w:line="276" w:lineRule="auto" w:after="80"/>
+        <w:spacing w:line="288" w:lineRule="auto" w:after="120"/>
         <w:jc w:val="both"/>
       </w:pPr>
       <w:r>
@@ -5339,7 +4955,279 @@
           <w:rFonts w:ascii="Times New Roman" w:hAnsi="Times New Roman"/>
           <w:sz w:val="20"/>
         </w:rPr>
-        <w:t>If a production application deployment fails, execute instant Helm rollback to revert to the previous revision:</w:t>
+        <w:t>AWS ECR provides secure, private image hosting. Immutability is enforced on image tags, requiring every build to be tagged with a unique Git commit SHA (`&lt;git-sha&gt;`). Image scanning on push automatically analyzes uploaded container layers for CVE vulnerabilities, and lifecycle rules automatically purge images older than 30 builds to optimize storage costs.</w:t>
+      </w:r>
+    </w:p>
+    <w:p>
+      <w:r>
+        <w:br w:type="page"/>
+      </w:r>
+    </w:p>
+    <w:p>
+      <w:pPr>
+        <w:keepNext/>
+        <w:spacing w:before="440" w:after="160"/>
+      </w:pPr>
+      <w:r>
+        <w:rPr>
+          <w:rFonts w:ascii="Times New Roman" w:hAnsi="Times New Roman"/>
+          <w:b/>
+          <w:color w:val="003366"/>
+          <w:sz w:val="24"/>
+        </w:rPr>
+        <w:t>Chapter 16 — Kubernetes Workload Architecture</w:t>
+      </w:r>
+    </w:p>
+    <w:p>
+      <w:pPr>
+        <w:spacing w:line="288" w:lineRule="auto" w:after="120"/>
+        <w:jc w:val="both"/>
+      </w:pPr>
+      <w:r>
+        <w:rPr>
+          <w:rFonts w:ascii="Times New Roman" w:hAnsi="Times New Roman"/>
+          <w:sz w:val="20"/>
+        </w:rPr>
+        <w:t>Kubernetes workloads (`kubernetes/`) govern container runtime execution through declarative API objects:</w:t>
+      </w:r>
+    </w:p>
+    <w:p>
+      <w:pPr>
+        <w:spacing w:line="288" w:lineRule="auto" w:after="120"/>
+        <w:jc w:val="both"/>
+      </w:pPr>
+      <w:r>
+        <w:rPr>
+          <w:rFonts w:ascii="Times New Roman" w:hAnsi="Times New Roman"/>
+          <w:sz w:val="20"/>
+        </w:rPr>
+        <w:t>Namespace (`gdp-production`): Provides complete multi-tenant network and operational isolation.</w:t>
+        <w:br/>
+        <w:t>Deployment (`gdp-prediction-app`): Controls rolling pod updates (`maxSurge: 25%`, `maxUnavailable: 25%`), replica sets, and container health probes.</w:t>
+        <w:br/>
+        <w:t>Service (`ClusterIP`): Exposes internal pod IP addresses on port 8000 across cluster nodes.</w:t>
+        <w:br/>
+        <w:t>Ingress (`ALB`): Integrates with AWS Load Balancer Controller to manage external HTTPS traffic routing.</w:t>
+        <w:br/>
+        <w:t>SecurityContext: Enforces `runAsNonRoot: true`, `readOnlyRootFilesystem: true`, and `capabilities.drop: ['ALL']`.</w:t>
+      </w:r>
+    </w:p>
+    <w:p>
+      <w:pPr>
+        <w:keepNext/>
+        <w:spacing w:before="440" w:after="160"/>
+      </w:pPr>
+      <w:r>
+        <w:rPr>
+          <w:rFonts w:ascii="Times New Roman" w:hAnsi="Times New Roman"/>
+          <w:b/>
+          <w:color w:val="003366"/>
+          <w:sz w:val="24"/>
+        </w:rPr>
+        <w:t>Chapter 17 — Amazon Elastic Kubernetes Service (EKS v1.30)</w:t>
+      </w:r>
+    </w:p>
+    <w:p>
+      <w:pPr>
+        <w:spacing w:line="288" w:lineRule="auto" w:after="120"/>
+        <w:jc w:val="both"/>
+      </w:pPr>
+      <w:r>
+        <w:rPr>
+          <w:rFonts w:ascii="Times New Roman" w:hAnsi="Times New Roman"/>
+          <w:sz w:val="20"/>
+        </w:rPr>
+        <w:t>Amazon EKS v1.30 provisions a managed, highly available Kubernetes control plane across multiple AWS Availability Zones. EKS worker nodes execute inside managed EC2 Node Groups running Amazon Linux 2, utilizing AWS VPC CNI for native pod IP routing.</w:t>
+      </w:r>
+    </w:p>
+    <w:p>
+      <w:pPr>
+        <w:keepNext/>
+        <w:spacing w:before="440" w:after="160"/>
+      </w:pPr>
+      <w:r>
+        <w:rPr>
+          <w:rFonts w:ascii="Times New Roman" w:hAnsi="Times New Roman"/>
+          <w:b/>
+          <w:color w:val="003366"/>
+          <w:sz w:val="24"/>
+        </w:rPr>
+        <w:t>Chapter 18 — Application Deployment &amp; Inference Microservice</w:t>
+      </w:r>
+    </w:p>
+    <w:p>
+      <w:pPr>
+        <w:spacing w:line="288" w:lineRule="auto" w:after="120"/>
+        <w:jc w:val="both"/>
+      </w:pPr>
+      <w:r>
+        <w:rPr>
+          <w:rFonts w:ascii="Times New Roman" w:hAnsi="Times New Roman"/>
+          <w:sz w:val="20"/>
+        </w:rPr>
+        <w:t>The FastAPI microservice initializes data models during startup by loading quarterly GDP observations (`GDP.csv`). When clients invoke the `/api/v1/forecast` endpoint, the `GDPHybridEngine` calculates linear trend projections via ARIMA and projects non-linear residual variations via deep learning neural networks (LSTM/GRU/CNN), returning 8-quarter economic forecasts.</w:t>
+      </w:r>
+    </w:p>
+    <w:p>
+      <w:r>
+        <w:br w:type="page"/>
+      </w:r>
+    </w:p>
+    <w:p>
+      <w:pPr>
+        <w:keepNext/>
+        <w:spacing w:before="440" w:after="160"/>
+      </w:pPr>
+      <w:r>
+        <w:rPr>
+          <w:rFonts w:ascii="Times New Roman" w:hAnsi="Times New Roman"/>
+          <w:b/>
+          <w:color w:val="003366"/>
+          <w:sz w:val="24"/>
+        </w:rPr>
+        <w:t>Chapter 19 — Continuous Integration (CI) Architecture &amp; Quality Gates</w:t>
+      </w:r>
+    </w:p>
+    <w:p>
+      <w:pPr>
+        <w:spacing w:line="288" w:lineRule="auto" w:after="120"/>
+        <w:jc w:val="both"/>
+      </w:pPr>
+      <w:r>
+        <w:rPr>
+          <w:rFonts w:ascii="Times New Roman" w:hAnsi="Times New Roman"/>
+          <w:sz w:val="20"/>
+        </w:rPr>
+        <w:t>The CI pipeline (`.github/workflows/ci.yml`) enforces automated code verification on all pull requests and pushes:</w:t>
+      </w:r>
+    </w:p>
+    <w:p>
+      <w:pPr>
+        <w:spacing w:line="288" w:lineRule="auto" w:after="120"/>
+        <w:jc w:val="both"/>
+      </w:pPr>
+      <w:r>
+        <w:rPr>
+          <w:rFonts w:ascii="Times New Roman" w:hAnsi="Times New Roman"/>
+          <w:sz w:val="20"/>
+        </w:rPr>
+        <w:t>1. Code Style &amp; Formatting: Black and Flake8 verify PEP 8 syntax compliance.</w:t>
+        <w:br/>
+        <w:t>2. Unit &amp; Integration Testing: Pytest executes test suites (`tests/`) with 100% path coverage reporting.</w:t>
+        <w:br/>
+        <w:t>3. Static Application Security Testing (SAST): Bandit analyzes Python AST for code vulnerabilities.</w:t>
+        <w:br/>
+        <w:t>4. Secret Leakage Detection: Gitleaks scans git commit history for hardcoded API credentials.</w:t>
+        <w:br/>
+        <w:t>5. Helm Chart Linting: Helm lint verifies Kubernetes chart syntax correctness.</w:t>
+        <w:br/>
+        <w:t>6. Container Image Scanning: Trivy scans Docker layers for high and critical CVE vulnerabilities.</w:t>
+      </w:r>
+    </w:p>
+    <w:p>
+      <w:pPr>
+        <w:keepNext/>
+        <w:spacing w:before="440" w:after="160"/>
+      </w:pPr>
+      <w:r>
+        <w:rPr>
+          <w:rFonts w:ascii="Times New Roman" w:hAnsi="Times New Roman"/>
+          <w:b/>
+          <w:color w:val="003366"/>
+          <w:sz w:val="24"/>
+        </w:rPr>
+        <w:t>Chapter 20 — Continuous Deployment (CD) &amp; Environment Promotion</w:t>
+      </w:r>
+    </w:p>
+    <w:p>
+      <w:pPr>
+        <w:spacing w:line="288" w:lineRule="auto" w:after="120"/>
+        <w:jc w:val="both"/>
+      </w:pPr>
+      <w:r>
+        <w:rPr>
+          <w:rFonts w:ascii="Times New Roman" w:hAnsi="Times New Roman"/>
+          <w:sz w:val="20"/>
+        </w:rPr>
+        <w:t>The CD pipeline promotes container builds through progressive environments:</w:t>
+      </w:r>
+    </w:p>
+    <w:p>
+      <w:pPr>
+        <w:spacing w:line="288" w:lineRule="auto" w:after="120"/>
+        <w:jc w:val="both"/>
+      </w:pPr>
+      <w:r>
+        <w:rPr>
+          <w:rFonts w:ascii="Times New Roman" w:hAnsi="Times New Roman"/>
+          <w:sz w:val="20"/>
+        </w:rPr>
+        <w:t>DEV Environment: Automatically deployed on code merge to `main`. Runs automated smoke tests.</w:t>
+        <w:br/>
+        <w:t>STAGING Environment: Automatically deployed on release candidate tags (`v*.*.*-rc*`). Runs full integration suites.</w:t>
+        <w:br/>
+        <w:t>PRODUCTION Environment: Requires manual reviewer approval in GitHub Environment settings before executing Helm upgrades.</w:t>
+      </w:r>
+    </w:p>
+    <w:p>
+      <w:r>
+        <w:br w:type="page"/>
+      </w:r>
+    </w:p>
+    <w:p>
+      <w:pPr>
+        <w:keepNext/>
+        <w:spacing w:before="440" w:after="160"/>
+      </w:pPr>
+      <w:r>
+        <w:rPr>
+          <w:rFonts w:ascii="Times New Roman" w:hAnsi="Times New Roman"/>
+          <w:b/>
+          <w:color w:val="003366"/>
+          <w:sz w:val="24"/>
+        </w:rPr>
+        <w:t>Chapter 21 — GitHub Actions Workflow Engineering</w:t>
+      </w:r>
+    </w:p>
+    <w:p>
+      <w:pPr>
+        <w:spacing w:line="288" w:lineRule="auto" w:after="120"/>
+        <w:jc w:val="both"/>
+      </w:pPr>
+      <w:r>
+        <w:rPr>
+          <w:rFonts w:ascii="Times New Roman" w:hAnsi="Times New Roman"/>
+          <w:sz w:val="20"/>
+        </w:rPr>
+        <w:t>GitHub Actions workflows (`.github/workflows/pipeline.yml`) orchestrate multi-stage CI/CD pipelines natively within GitHub. Workflows utilize job dependency trees (`needs: [ci]`, `needs: [deploy-dev]`), step conditions, and automated Slack/Email status notifications.</w:t>
+      </w:r>
+    </w:p>
+    <w:p>
+      <w:pPr>
+        <w:keepNext/>
+        <w:spacing w:before="440" w:after="160"/>
+      </w:pPr>
+      <w:r>
+        <w:rPr>
+          <w:rFonts w:ascii="Times New Roman" w:hAnsi="Times New Roman"/>
+          <w:b/>
+          <w:color w:val="003366"/>
+          <w:sz w:val="24"/>
+        </w:rPr>
+        <w:t>Chapter 22 — GitHub OIDC &amp; AWS IAM Federated Authentication</w:t>
+      </w:r>
+    </w:p>
+    <w:p>
+      <w:pPr>
+        <w:spacing w:line="288" w:lineRule="auto" w:after="120"/>
+        <w:jc w:val="both"/>
+      </w:pPr>
+      <w:r>
+        <w:rPr>
+          <w:rFonts w:ascii="Times New Roman" w:hAnsi="Times New Roman"/>
+          <w:sz w:val="20"/>
+        </w:rPr>
+        <w:t>To eliminate security risks associated with storing static AWS access keys in GitHub Secrets, the platform implements AWS OpenID Connect (OIDC) identity federation (`github/oidc.tf`). GitHub Actions runners present a short-lived JSON Web Token (JWT) to AWS STS, which exchanges it for temporary 1-hour IAM session credentials.</w:t>
       </w:r>
     </w:p>
     <w:tbl>
@@ -5357,15 +5245,15 @@
             <w:tcW w:type="dxa" w:w="9029"/>
             <w:shd w:fill="F4F6F9"/>
             <w:tcMar>
-              <w:top w:w="100" w:type="dxa"/>
-              <w:bottom w:w="100" w:type="dxa"/>
-              <w:left w:w="150" w:type="dxa"/>
-              <w:right w:w="150" w:type="dxa"/>
+              <w:top w:w="120" w:type="dxa"/>
+              <w:bottom w:w="120" w:type="dxa"/>
+              <w:left w:w="160" w:type="dxa"/>
+              <w:right w:w="160" w:type="dxa"/>
             </w:tcMar>
           </w:tcPr>
           <w:p>
             <w:pPr>
-              <w:spacing w:line="240" w:lineRule="auto" w:after="0"/>
+              <w:spacing w:line="252" w:lineRule="auto" w:after="0"/>
               <w:jc w:val="left"/>
             </w:pPr>
             <w:r>
@@ -5374,7 +5262,15 @@
                 <w:color w:val="112244"/>
                 <w:sz w:val="18"/>
               </w:rPr>
-              <w:t>helm rollback gdp-app-prod 0 --namespace gdp-production</w:t>
+              <w:t>resource "aws_iam_openid_connect_provider" "github" {</w:t>
+              <w:br/>
+              <w:t xml:space="preserve">  url             = "https://token.actions.githubusercontent.com"</w:t>
+              <w:br/>
+              <w:t xml:space="preserve">  client_id_list  = ["sts.amazonaws.com"]</w:t>
+              <w:br/>
+              <w:t xml:space="preserve">  thumbprint_list = ["6938fd4d98bab03faadb97b34396831e3780aea1"]</w:t>
+              <w:br/>
+              <w:t>}</w:t>
             </w:r>
           </w:p>
         </w:tc>
@@ -5382,13 +5278,18 @@
     </w:tbl>
     <w:p>
       <w:pPr>
-        <w:spacing w:after="80"/>
+        <w:spacing w:after="120"/>
       </w:pPr>
     </w:p>
     <w:p>
+      <w:r>
+        <w:br w:type="page"/>
+      </w:r>
+    </w:p>
+    <w:p>
       <w:pPr>
         <w:keepNext/>
-        <w:spacing w:before="320" w:after="120"/>
+        <w:spacing w:before="440" w:after="160"/>
       </w:pPr>
       <w:r>
         <w:rPr>
@@ -5397,79 +5298,26 @@
           <w:color w:val="003366"/>
           <w:sz w:val="24"/>
         </w:rPr>
-        <w:t>Chapter 37 — Day-to-Day Operations Runbook</w:t>
+        <w:t>Chapter 23 — AWS Secrets Manager &amp; IRSA Integration</w:t>
       </w:r>
     </w:p>
     <w:p>
       <w:pPr>
-        <w:pStyle w:val="ListBullet"/>
-        <w:spacing w:line="276" w:lineRule="auto" w:after="60"/>
-        <w:jc w:val="left"/>
-      </w:pPr>
-      <w:r>
-        <w:rPr>
-          <w:rFonts w:ascii="Times New Roman" w:hAnsi="Times New Roman"/>
-          <w:b/>
-          <w:sz w:val="20"/>
-        </w:rPr>
-        <w:t xml:space="preserve">Daily Check 1: </w:t>
-      </w:r>
+        <w:spacing w:line="288" w:lineRule="auto" w:after="120"/>
+        <w:jc w:val="both"/>
+      </w:pPr>
       <w:r>
         <w:rPr>
           <w:rFonts w:ascii="Times New Roman" w:hAnsi="Times New Roman"/>
           <w:sz w:val="20"/>
         </w:rPr>
-        <w:t>Monitor Pod Status: kubectl get pods -n gdp-production</w:t>
+        <w:t>Sensitive credentials (PostgreSQL passwords, Redis auth tokens) are encrypted at rest in AWS Secrets Manager using KMS keys. Kubernetes Pods authenticate via IAM Roles for Service Accounts (IRSA), reading secrets dynamically without storing credentials on disk.</w:t>
       </w:r>
     </w:p>
     <w:p>
       <w:pPr>
-        <w:pStyle w:val="ListBullet"/>
-        <w:spacing w:line="276" w:lineRule="auto" w:after="60"/>
-        <w:jc w:val="left"/>
-      </w:pPr>
-      <w:r>
-        <w:rPr>
-          <w:rFonts w:ascii="Times New Roman" w:hAnsi="Times New Roman"/>
-          <w:b/>
-          <w:sz w:val="20"/>
-        </w:rPr>
-        <w:t xml:space="preserve">Daily Check 2: </w:t>
-      </w:r>
-      <w:r>
-        <w:rPr>
-          <w:rFonts w:ascii="Times New Roman" w:hAnsi="Times New Roman"/>
-          <w:sz w:val="20"/>
-        </w:rPr>
-        <w:t>Check HPA Autoscaling: kubectl get hpa -n gdp-production</w:t>
-      </w:r>
-    </w:p>
-    <w:p>
-      <w:pPr>
-        <w:pStyle w:val="ListBullet"/>
-        <w:spacing w:line="276" w:lineRule="auto" w:after="60"/>
-        <w:jc w:val="left"/>
-      </w:pPr>
-      <w:r>
-        <w:rPr>
-          <w:rFonts w:ascii="Times New Roman" w:hAnsi="Times New Roman"/>
-          <w:b/>
-          <w:sz w:val="20"/>
-        </w:rPr>
-        <w:t xml:space="preserve">Daily Check 3: </w:t>
-      </w:r>
-      <w:r>
-        <w:rPr>
-          <w:rFonts w:ascii="Times New Roman" w:hAnsi="Times New Roman"/>
-          <w:sz w:val="20"/>
-        </w:rPr>
-        <w:t>Verify Grafana Dashboards: http://localhost:3000</w:t>
-      </w:r>
-    </w:p>
-    <w:p>
-      <w:pPr>
         <w:keepNext/>
-        <w:spacing w:before="320" w:after="120"/>
+        <w:spacing w:before="440" w:after="160"/>
       </w:pPr>
       <w:r>
         <w:rPr>
@@ -5478,79 +5326,41 @@
           <w:color w:val="003366"/>
           <w:sz w:val="24"/>
         </w:rPr>
-        <w:t>Chapter 38 — Expected Project Results &amp; Benefits</w:t>
+        <w:t>Chapter 24 — Database &amp; Caching Architecture (RDS &amp; Redis)</w:t>
       </w:r>
     </w:p>
     <w:p>
       <w:pPr>
-        <w:pStyle w:val="ListBullet"/>
-        <w:spacing w:line="276" w:lineRule="auto" w:after="60"/>
-        <w:jc w:val="left"/>
-      </w:pPr>
-      <w:r>
-        <w:rPr>
-          <w:rFonts w:ascii="Times New Roman" w:hAnsi="Times New Roman"/>
-          <w:b/>
-          <w:sz w:val="20"/>
-        </w:rPr>
-        <w:t xml:space="preserve">Result 1: </w:t>
-      </w:r>
+        <w:spacing w:line="288" w:lineRule="auto" w:after="120"/>
+        <w:jc w:val="both"/>
+      </w:pPr>
       <w:r>
         <w:rPr>
           <w:rFonts w:ascii="Times New Roman" w:hAnsi="Times New Roman"/>
           <w:sz w:val="20"/>
         </w:rPr>
-        <w:t>100% automated infrastructure provisioning via Terraform IaC.</w:t>
+        <w:t>The platform data tier separates persistent audit logging from fast in-memory caching:</w:t>
       </w:r>
     </w:p>
     <w:p>
       <w:pPr>
-        <w:pStyle w:val="ListBullet"/>
-        <w:spacing w:line="276" w:lineRule="auto" w:after="60"/>
-        <w:jc w:val="left"/>
-      </w:pPr>
-      <w:r>
-        <w:rPr>
-          <w:rFonts w:ascii="Times New Roman" w:hAnsi="Times New Roman"/>
-          <w:b/>
-          <w:sz w:val="20"/>
-        </w:rPr>
-        <w:t xml:space="preserve">Result 2: </w:t>
-      </w:r>
+        <w:spacing w:line="288" w:lineRule="auto" w:after="120"/>
+        <w:jc w:val="both"/>
+      </w:pPr>
       <w:r>
         <w:rPr>
           <w:rFonts w:ascii="Times New Roman" w:hAnsi="Times New Roman"/>
           <w:sz w:val="20"/>
         </w:rPr>
-        <w:t>Zero static AWS keys stored in GitHub Actions due to OIDC federated auth.</w:t>
+        <w:t>AWS RDS PostgreSQL Multi-AZ: Operates primary and standby database instances across two AZs with synchronous replication and automated failover.</w:t>
+        <w:br/>
+        <w:t>AWS ElastiCache Redis: Provides an in-memory replication group with transit and rest encryption, caching API response outputs to reduce latency.</w:t>
       </w:r>
     </w:p>
     <w:p>
       <w:pPr>
-        <w:pStyle w:val="ListBullet"/>
-        <w:spacing w:line="276" w:lineRule="auto" w:after="60"/>
-        <w:jc w:val="left"/>
-      </w:pPr>
-      <w:r>
-        <w:rPr>
-          <w:rFonts w:ascii="Times New Roman" w:hAnsi="Times New Roman"/>
-          <w:b/>
-          <w:sz w:val="20"/>
-        </w:rPr>
-        <w:t xml:space="preserve">Result 3: </w:t>
-      </w:r>
-      <w:r>
-        <w:rPr>
-          <w:rFonts w:ascii="Times New Roman" w:hAnsi="Times New Roman"/>
-          <w:sz w:val="20"/>
-        </w:rPr>
-        <w:t>Zero-downtime rolling updates backed by HPA and PDB availability guarantees.</w:t>
-      </w:r>
-    </w:p>
-    <w:p>
-      <w:pPr>
         <w:keepNext/>
-        <w:spacing w:before="320" w:after="120"/>
+        <w:spacing w:before="440" w:after="160"/>
       </w:pPr>
       <w:r>
         <w:rPr>
@@ -5559,12 +5369,12 @@
           <w:color w:val="003366"/>
           <w:sz w:val="24"/>
         </w:rPr>
-        <w:t>Chapter 39 — Architectural Advantages &amp; Trade-Offs</w:t>
+        <w:t>Chapter 25 — DNS Routing &amp; HTTPS Certificate Management</w:t>
       </w:r>
     </w:p>
     <w:p>
       <w:pPr>
-        <w:spacing w:line="276" w:lineRule="auto" w:after="80"/>
+        <w:spacing w:line="288" w:lineRule="auto" w:after="120"/>
         <w:jc w:val="both"/>
       </w:pPr>
       <w:r>
@@ -5572,13 +5382,18 @@
           <w:rFonts w:ascii="Times New Roman" w:hAnsi="Times New Roman"/>
           <w:sz w:val="20"/>
         </w:rPr>
-        <w:t>The unified Terraform approach guarantees complete consistency across cloud infrastructure, container registries, Kubernetes workloads, and GitHub repository controls.</w:t>
+        <w:t>Public client DNS requests to `gdp.api.domain.com` are managed by Amazon Route 53. AWS Certificate Manager (ACM) provisions SSL/TLS certificates with automated CNAME DNS validation, terminating TLS at the ALB.</w:t>
       </w:r>
     </w:p>
     <w:p>
+      <w:r>
+        <w:br w:type="page"/>
+      </w:r>
+    </w:p>
+    <w:p>
       <w:pPr>
         <w:keepNext/>
-        <w:spacing w:before="320" w:after="120"/>
+        <w:spacing w:before="440" w:after="160"/>
       </w:pPr>
       <w:r>
         <w:rPr>
@@ -5587,57 +5402,1269 @@
           <w:color w:val="003366"/>
           <w:sz w:val="24"/>
         </w:rPr>
-        <w:t>Chapter 40 — System Limitations &amp; Constraints</w:t>
+        <w:t>Chapter 26 — Observability, Monitoring &amp; Logging Architecture</w:t>
       </w:r>
     </w:p>
     <w:p>
       <w:pPr>
-        <w:pStyle w:val="ListBullet"/>
-        <w:spacing w:line="276" w:lineRule="auto" w:after="60"/>
-        <w:jc w:val="left"/>
-      </w:pPr>
-      <w:r>
-        <w:rPr>
-          <w:rFonts w:ascii="Times New Roman" w:hAnsi="Times New Roman"/>
-          <w:b/>
-          <w:sz w:val="20"/>
-        </w:rPr>
-        <w:t xml:space="preserve">Limitation 1: </w:t>
-      </w:r>
+        <w:spacing w:line="288" w:lineRule="auto" w:after="120"/>
+        <w:jc w:val="both"/>
+      </w:pPr>
       <w:r>
         <w:rPr>
           <w:rFonts w:ascii="Times New Roman" w:hAnsi="Times New Roman"/>
           <w:sz w:val="20"/>
         </w:rPr>
-        <w:t>AWS Cloud Dependency: Modules are tailored for AWS managed services.</w:t>
+        <w:t>Full-stack observability is established through three integrated systems:</w:t>
       </w:r>
     </w:p>
     <w:p>
       <w:pPr>
-        <w:pStyle w:val="ListBullet"/>
-        <w:spacing w:line="276" w:lineRule="auto" w:after="60"/>
-        <w:jc w:val="left"/>
-      </w:pPr>
-      <w:r>
-        <w:rPr>
-          <w:rFonts w:ascii="Times New Roman" w:hAnsi="Times New Roman"/>
-          <w:b/>
-          <w:sz w:val="20"/>
-        </w:rPr>
-        <w:t xml:space="preserve">Limitation 2: </w:t>
-      </w:r>
+        <w:spacing w:line="288" w:lineRule="auto" w:after="120"/>
+        <w:jc w:val="both"/>
+      </w:pPr>
       <w:r>
         <w:rPr>
           <w:rFonts w:ascii="Times New Roman" w:hAnsi="Times New Roman"/>
           <w:sz w:val="20"/>
         </w:rPr>
-        <w:t>Initial Bootstrap Step: Requires executing 'make bootstrap' prior to main terraform apply.</w:t>
+        <w:t>1. Prometheus Metrics Exporter: The FastAPI app exposes `/metrics` counters measuring request throughput (`http_requests_total`) and latency histograms.</w:t>
+        <w:br/>
+        <w:t>2. Grafana Dashboards: Visualizes real-time charts (`monitoring/grafana-dashboard.json`) for RPS, latency, and pod memory.</w:t>
+        <w:br/>
+        <w:t>3. CloudWatch Centralized Logging: Application pods stream structured JSON logs to CloudWatch Log Groups (`/aws/apps/gdp-prediction-production`).</w:t>
       </w:r>
     </w:p>
     <w:p>
       <w:pPr>
         <w:keepNext/>
-        <w:spacing w:before="320" w:after="120"/>
+        <w:spacing w:before="440" w:after="160"/>
+      </w:pPr>
+      <w:r>
+        <w:rPr>
+          <w:rFonts w:ascii="Times New Roman" w:hAnsi="Times New Roman"/>
+          <w:b/>
+          <w:color w:val="003366"/>
+          <w:sz w:val="24"/>
+        </w:rPr>
+        <w:t>Chapter 27 — Autoscaling &amp; Resilience Architecture (HPA &amp; PDB)</w:t>
+      </w:r>
+    </w:p>
+    <w:p>
+      <w:pPr>
+        <w:spacing w:line="288" w:lineRule="auto" w:after="120"/>
+        <w:jc w:val="both"/>
+      </w:pPr>
+      <w:r>
+        <w:rPr>
+          <w:rFonts w:ascii="Times New Roman" w:hAnsi="Times New Roman"/>
+          <w:sz w:val="20"/>
+        </w:rPr>
+        <w:t>Workload autoscaling and availability guarantees are declared via Kubernetes resources:</w:t>
+      </w:r>
+    </w:p>
+    <w:p>
+      <w:pPr>
+        <w:spacing w:line="288" w:lineRule="auto" w:after="120"/>
+        <w:jc w:val="both"/>
+      </w:pPr>
+      <w:r>
+        <w:rPr>
+          <w:rFonts w:ascii="Times New Roman" w:hAnsi="Times New Roman"/>
+          <w:sz w:val="20"/>
+        </w:rPr>
+        <w:t>Horizontal Pod Autoscaler (HPA): Dynamically scales pod replicas from 2 (min) to 15 (max) based on CPU (75%) and Memory (80%) thresholds.</w:t>
+        <w:br/>
+        <w:t>Pod Disruption Budget (PDB): Enforces `minAvailable: 2` replicas during node maintenance, preventing accidental cluster downtime.</w:t>
+      </w:r>
+    </w:p>
+    <w:p>
+      <w:pPr>
+        <w:keepNext/>
+        <w:spacing w:before="440" w:after="160"/>
+      </w:pPr>
+      <w:r>
+        <w:rPr>
+          <w:rFonts w:ascii="Times New Roman" w:hAnsi="Times New Roman"/>
+          <w:b/>
+          <w:color w:val="003366"/>
+          <w:sz w:val="24"/>
+        </w:rPr>
+        <w:t>Chapter 28 — DevSecOps Security Architecture &amp; Vulnerability Scanning</w:t>
+      </w:r>
+    </w:p>
+    <w:p>
+      <w:pPr>
+        <w:spacing w:line="288" w:lineRule="auto" w:after="120"/>
+        <w:jc w:val="both"/>
+      </w:pPr>
+      <w:r>
+        <w:rPr>
+          <w:rFonts w:ascii="Times New Roman" w:hAnsi="Times New Roman"/>
+          <w:sz w:val="20"/>
+        </w:rPr>
+        <w:t>DevSecOps security controls are enforced across every development and deployment boundary:</w:t>
+      </w:r>
+    </w:p>
+    <w:tbl>
+      <w:tblPr>
+        <w:tblW w:type="auto" w:w="0"/>
+        <w:jc w:val="center"/>
+        <w:tblLook w:firstColumn="1" w:firstRow="1" w:lastColumn="0" w:lastRow="0" w:noHBand="0" w:noVBand="1" w:val="04A0"/>
+      </w:tblPr>
+      <w:tblGrid>
+        <w:gridCol w:w="3010"/>
+        <w:gridCol w:w="3010"/>
+        <w:gridCol w:w="3010"/>
+      </w:tblGrid>
+      <w:tr>
+        <w:tc>
+          <w:tcPr>
+            <w:tcW w:type="dxa" w:w="3010"/>
+            <w:shd w:fill="003366"/>
+            <w:tcMar>
+              <w:top w:w="120" w:type="dxa"/>
+              <w:bottom w:w="120" w:type="dxa"/>
+              <w:left w:w="140" w:type="dxa"/>
+              <w:right w:w="140" w:type="dxa"/>
+            </w:tcMar>
+          </w:tcPr>
+          <w:p>
+            <w:pPr>
+              <w:spacing w:after="0"/>
+              <w:jc w:val="left"/>
+            </w:pPr>
+            <w:r>
+              <w:rPr>
+                <w:rFonts w:ascii="Times New Roman" w:hAnsi="Times New Roman"/>
+                <w:b/>
+                <w:color w:val="FFFFFF"/>
+                <w:sz w:val="19"/>
+              </w:rPr>
+              <w:t>Security Layer</w:t>
+            </w:r>
+          </w:p>
+        </w:tc>
+        <w:tc>
+          <w:tcPr>
+            <w:tcW w:type="dxa" w:w="3010"/>
+            <w:shd w:fill="003366"/>
+            <w:tcMar>
+              <w:top w:w="120" w:type="dxa"/>
+              <w:bottom w:w="120" w:type="dxa"/>
+              <w:left w:w="140" w:type="dxa"/>
+              <w:right w:w="140" w:type="dxa"/>
+            </w:tcMar>
+          </w:tcPr>
+          <w:p>
+            <w:pPr>
+              <w:spacing w:after="0"/>
+              <w:jc w:val="left"/>
+            </w:pPr>
+            <w:r>
+              <w:rPr>
+                <w:rFonts w:ascii="Times New Roman" w:hAnsi="Times New Roman"/>
+                <w:b/>
+                <w:color w:val="FFFFFF"/>
+                <w:sz w:val="19"/>
+              </w:rPr>
+              <w:t>Tool / Mechanism</w:t>
+            </w:r>
+          </w:p>
+        </w:tc>
+        <w:tc>
+          <w:tcPr>
+            <w:tcW w:type="dxa" w:w="3010"/>
+            <w:shd w:fill="003366"/>
+            <w:tcMar>
+              <w:top w:w="120" w:type="dxa"/>
+              <w:bottom w:w="120" w:type="dxa"/>
+              <w:left w:w="140" w:type="dxa"/>
+              <w:right w:w="140" w:type="dxa"/>
+            </w:tcMar>
+          </w:tcPr>
+          <w:p>
+            <w:pPr>
+              <w:spacing w:after="0"/>
+              <w:jc w:val="left"/>
+            </w:pPr>
+            <w:r>
+              <w:rPr>
+                <w:rFonts w:ascii="Times New Roman" w:hAnsi="Times New Roman"/>
+                <w:b/>
+                <w:color w:val="FFFFFF"/>
+                <w:sz w:val="19"/>
+              </w:rPr>
+              <w:t>Enforcement Rule &amp; Policy</w:t>
+            </w:r>
+          </w:p>
+        </w:tc>
+      </w:tr>
+      <w:tr>
+        <w:tc>
+          <w:tcPr>
+            <w:tcW w:type="dxa" w:w="3010"/>
+            <w:shd w:fill="FFFFFF"/>
+            <w:tcMar>
+              <w:top w:w="100" w:type="dxa"/>
+              <w:bottom w:w="100" w:type="dxa"/>
+              <w:left w:w="140" w:type="dxa"/>
+              <w:right w:w="140" w:type="dxa"/>
+            </w:tcMar>
+          </w:tcPr>
+          <w:p>
+            <w:pPr>
+              <w:spacing w:after="0"/>
+              <w:jc w:val="left"/>
+            </w:pPr>
+            <w:r>
+              <w:rPr>
+                <w:rFonts w:ascii="Times New Roman" w:hAnsi="Times New Roman"/>
+                <w:color w:val="222222"/>
+                <w:sz w:val="18"/>
+              </w:rPr>
+              <w:t>Static Code Analysis</w:t>
+            </w:r>
+          </w:p>
+        </w:tc>
+        <w:tc>
+          <w:tcPr>
+            <w:tcW w:type="dxa" w:w="3010"/>
+            <w:shd w:fill="FFFFFF"/>
+            <w:tcMar>
+              <w:top w:w="100" w:type="dxa"/>
+              <w:bottom w:w="100" w:type="dxa"/>
+              <w:left w:w="140" w:type="dxa"/>
+              <w:right w:w="140" w:type="dxa"/>
+            </w:tcMar>
+          </w:tcPr>
+          <w:p>
+            <w:pPr>
+              <w:spacing w:after="0"/>
+              <w:jc w:val="left"/>
+            </w:pPr>
+            <w:r>
+              <w:rPr>
+                <w:rFonts w:ascii="Times New Roman" w:hAnsi="Times New Roman"/>
+                <w:color w:val="222222"/>
+                <w:sz w:val="18"/>
+              </w:rPr>
+              <w:t>Bandit (SAST)</w:t>
+            </w:r>
+          </w:p>
+        </w:tc>
+        <w:tc>
+          <w:tcPr>
+            <w:tcW w:type="dxa" w:w="3010"/>
+            <w:shd w:fill="FFFFFF"/>
+            <w:tcMar>
+              <w:top w:w="100" w:type="dxa"/>
+              <w:bottom w:w="100" w:type="dxa"/>
+              <w:left w:w="140" w:type="dxa"/>
+              <w:right w:w="140" w:type="dxa"/>
+            </w:tcMar>
+          </w:tcPr>
+          <w:p>
+            <w:pPr>
+              <w:spacing w:after="0"/>
+              <w:jc w:val="left"/>
+            </w:pPr>
+            <w:r>
+              <w:rPr>
+                <w:rFonts w:ascii="Times New Roman" w:hAnsi="Times New Roman"/>
+                <w:color w:val="222222"/>
+                <w:sz w:val="18"/>
+              </w:rPr>
+              <w:t>Scans Python AST for dangerous functions and security flaws</w:t>
+            </w:r>
+          </w:p>
+        </w:tc>
+      </w:tr>
+      <w:tr>
+        <w:tc>
+          <w:tcPr>
+            <w:tcW w:type="dxa" w:w="3010"/>
+            <w:shd w:fill="F9FAFC"/>
+            <w:tcMar>
+              <w:top w:w="100" w:type="dxa"/>
+              <w:bottom w:w="100" w:type="dxa"/>
+              <w:left w:w="140" w:type="dxa"/>
+              <w:right w:w="140" w:type="dxa"/>
+            </w:tcMar>
+          </w:tcPr>
+          <w:p>
+            <w:pPr>
+              <w:spacing w:after="0"/>
+              <w:jc w:val="left"/>
+            </w:pPr>
+            <w:r>
+              <w:rPr>
+                <w:rFonts w:ascii="Times New Roman" w:hAnsi="Times New Roman"/>
+                <w:color w:val="222222"/>
+                <w:sz w:val="18"/>
+              </w:rPr>
+              <w:t>Secret Leakage Scan</w:t>
+            </w:r>
+          </w:p>
+        </w:tc>
+        <w:tc>
+          <w:tcPr>
+            <w:tcW w:type="dxa" w:w="3010"/>
+            <w:shd w:fill="F9FAFC"/>
+            <w:tcMar>
+              <w:top w:w="100" w:type="dxa"/>
+              <w:bottom w:w="100" w:type="dxa"/>
+              <w:left w:w="140" w:type="dxa"/>
+              <w:right w:w="140" w:type="dxa"/>
+            </w:tcMar>
+          </w:tcPr>
+          <w:p>
+            <w:pPr>
+              <w:spacing w:after="0"/>
+              <w:jc w:val="left"/>
+            </w:pPr>
+            <w:r>
+              <w:rPr>
+                <w:rFonts w:ascii="Times New Roman" w:hAnsi="Times New Roman"/>
+                <w:color w:val="222222"/>
+                <w:sz w:val="18"/>
+              </w:rPr>
+              <w:t>Gitleaks</w:t>
+            </w:r>
+          </w:p>
+        </w:tc>
+        <w:tc>
+          <w:tcPr>
+            <w:tcW w:type="dxa" w:w="3010"/>
+            <w:shd w:fill="F9FAFC"/>
+            <w:tcMar>
+              <w:top w:w="100" w:type="dxa"/>
+              <w:bottom w:w="100" w:type="dxa"/>
+              <w:left w:w="140" w:type="dxa"/>
+              <w:right w:w="140" w:type="dxa"/>
+            </w:tcMar>
+          </w:tcPr>
+          <w:p>
+            <w:pPr>
+              <w:spacing w:after="0"/>
+              <w:jc w:val="left"/>
+            </w:pPr>
+            <w:r>
+              <w:rPr>
+                <w:rFonts w:ascii="Times New Roman" w:hAnsi="Times New Roman"/>
+                <w:color w:val="222222"/>
+                <w:sz w:val="18"/>
+              </w:rPr>
+              <w:t>Prevents committed AWS keys, API tokens, and private keys in Git history</w:t>
+            </w:r>
+          </w:p>
+        </w:tc>
+      </w:tr>
+      <w:tr>
+        <w:tc>
+          <w:tcPr>
+            <w:tcW w:type="dxa" w:w="3010"/>
+            <w:shd w:fill="FFFFFF"/>
+            <w:tcMar>
+              <w:top w:w="100" w:type="dxa"/>
+              <w:bottom w:w="100" w:type="dxa"/>
+              <w:left w:w="140" w:type="dxa"/>
+              <w:right w:w="140" w:type="dxa"/>
+            </w:tcMar>
+          </w:tcPr>
+          <w:p>
+            <w:pPr>
+              <w:spacing w:after="0"/>
+              <w:jc w:val="left"/>
+            </w:pPr>
+            <w:r>
+              <w:rPr>
+                <w:rFonts w:ascii="Times New Roman" w:hAnsi="Times New Roman"/>
+                <w:color w:val="222222"/>
+                <w:sz w:val="18"/>
+              </w:rPr>
+              <w:t>Container Layer Scan</w:t>
+            </w:r>
+          </w:p>
+        </w:tc>
+        <w:tc>
+          <w:tcPr>
+            <w:tcW w:type="dxa" w:w="3010"/>
+            <w:shd w:fill="FFFFFF"/>
+            <w:tcMar>
+              <w:top w:w="100" w:type="dxa"/>
+              <w:bottom w:w="100" w:type="dxa"/>
+              <w:left w:w="140" w:type="dxa"/>
+              <w:right w:w="140" w:type="dxa"/>
+            </w:tcMar>
+          </w:tcPr>
+          <w:p>
+            <w:pPr>
+              <w:spacing w:after="0"/>
+              <w:jc w:val="left"/>
+            </w:pPr>
+            <w:r>
+              <w:rPr>
+                <w:rFonts w:ascii="Times New Roman" w:hAnsi="Times New Roman"/>
+                <w:color w:val="222222"/>
+                <w:sz w:val="18"/>
+              </w:rPr>
+              <w:t>Trivy</w:t>
+            </w:r>
+          </w:p>
+        </w:tc>
+        <w:tc>
+          <w:tcPr>
+            <w:tcW w:type="dxa" w:w="3010"/>
+            <w:shd w:fill="FFFFFF"/>
+            <w:tcMar>
+              <w:top w:w="100" w:type="dxa"/>
+              <w:bottom w:w="100" w:type="dxa"/>
+              <w:left w:w="140" w:type="dxa"/>
+              <w:right w:w="140" w:type="dxa"/>
+            </w:tcMar>
+          </w:tcPr>
+          <w:p>
+            <w:pPr>
+              <w:spacing w:after="0"/>
+              <w:jc w:val="left"/>
+            </w:pPr>
+            <w:r>
+              <w:rPr>
+                <w:rFonts w:ascii="Times New Roman" w:hAnsi="Times New Roman"/>
+                <w:color w:val="222222"/>
+                <w:sz w:val="18"/>
+              </w:rPr>
+              <w:t>Blocks Docker builds containing HIGH or CRITICAL CVE vulnerabilities</w:t>
+            </w:r>
+          </w:p>
+        </w:tc>
+      </w:tr>
+      <w:tr>
+        <w:tc>
+          <w:tcPr>
+            <w:tcW w:type="dxa" w:w="3010"/>
+            <w:shd w:fill="F9FAFC"/>
+            <w:tcMar>
+              <w:top w:w="100" w:type="dxa"/>
+              <w:bottom w:w="100" w:type="dxa"/>
+              <w:left w:w="140" w:type="dxa"/>
+              <w:right w:w="140" w:type="dxa"/>
+            </w:tcMar>
+          </w:tcPr>
+          <w:p>
+            <w:pPr>
+              <w:spacing w:after="0"/>
+              <w:jc w:val="left"/>
+            </w:pPr>
+            <w:r>
+              <w:rPr>
+                <w:rFonts w:ascii="Times New Roman" w:hAnsi="Times New Roman"/>
+                <w:color w:val="222222"/>
+                <w:sz w:val="18"/>
+              </w:rPr>
+              <w:t>IaC Security Scan</w:t>
+            </w:r>
+          </w:p>
+        </w:tc>
+        <w:tc>
+          <w:tcPr>
+            <w:tcW w:type="dxa" w:w="3010"/>
+            <w:shd w:fill="F9FAFC"/>
+            <w:tcMar>
+              <w:top w:w="100" w:type="dxa"/>
+              <w:bottom w:w="100" w:type="dxa"/>
+              <w:left w:w="140" w:type="dxa"/>
+              <w:right w:w="140" w:type="dxa"/>
+            </w:tcMar>
+          </w:tcPr>
+          <w:p>
+            <w:pPr>
+              <w:spacing w:after="0"/>
+              <w:jc w:val="left"/>
+            </w:pPr>
+            <w:r>
+              <w:rPr>
+                <w:rFonts w:ascii="Times New Roman" w:hAnsi="Times New Roman"/>
+                <w:color w:val="222222"/>
+                <w:sz w:val="18"/>
+              </w:rPr>
+              <w:t>TFSec / Checkov</w:t>
+            </w:r>
+          </w:p>
+        </w:tc>
+        <w:tc>
+          <w:tcPr>
+            <w:tcW w:type="dxa" w:w="3010"/>
+            <w:shd w:fill="F9FAFC"/>
+            <w:tcMar>
+              <w:top w:w="100" w:type="dxa"/>
+              <w:bottom w:w="100" w:type="dxa"/>
+              <w:left w:w="140" w:type="dxa"/>
+              <w:right w:w="140" w:type="dxa"/>
+            </w:tcMar>
+          </w:tcPr>
+          <w:p>
+            <w:pPr>
+              <w:spacing w:after="0"/>
+              <w:jc w:val="left"/>
+            </w:pPr>
+            <w:r>
+              <w:rPr>
+                <w:rFonts w:ascii="Times New Roman" w:hAnsi="Times New Roman"/>
+                <w:color w:val="222222"/>
+                <w:sz w:val="18"/>
+              </w:rPr>
+              <w:t>Audits Terraform code for unencrypted S3 buckets or overly open SGs</w:t>
+            </w:r>
+          </w:p>
+        </w:tc>
+      </w:tr>
+      <w:tr>
+        <w:tc>
+          <w:tcPr>
+            <w:tcW w:type="dxa" w:w="3010"/>
+            <w:shd w:fill="FFFFFF"/>
+            <w:tcMar>
+              <w:top w:w="100" w:type="dxa"/>
+              <w:bottom w:w="100" w:type="dxa"/>
+              <w:left w:w="140" w:type="dxa"/>
+              <w:right w:w="140" w:type="dxa"/>
+            </w:tcMar>
+          </w:tcPr>
+          <w:p>
+            <w:pPr>
+              <w:spacing w:after="0"/>
+              <w:jc w:val="left"/>
+            </w:pPr>
+            <w:r>
+              <w:rPr>
+                <w:rFonts w:ascii="Times New Roman" w:hAnsi="Times New Roman"/>
+                <w:color w:val="222222"/>
+                <w:sz w:val="18"/>
+              </w:rPr>
+              <w:t>Container Runtime</w:t>
+            </w:r>
+          </w:p>
+        </w:tc>
+        <w:tc>
+          <w:tcPr>
+            <w:tcW w:type="dxa" w:w="3010"/>
+            <w:shd w:fill="FFFFFF"/>
+            <w:tcMar>
+              <w:top w:w="100" w:type="dxa"/>
+              <w:bottom w:w="100" w:type="dxa"/>
+              <w:left w:w="140" w:type="dxa"/>
+              <w:right w:w="140" w:type="dxa"/>
+            </w:tcMar>
+          </w:tcPr>
+          <w:p>
+            <w:pPr>
+              <w:spacing w:after="0"/>
+              <w:jc w:val="left"/>
+            </w:pPr>
+            <w:r>
+              <w:rPr>
+                <w:rFonts w:ascii="Times New Roman" w:hAnsi="Times New Roman"/>
+                <w:color w:val="222222"/>
+                <w:sz w:val="18"/>
+              </w:rPr>
+              <w:t>Kubernetes SecurityContext</w:t>
+            </w:r>
+          </w:p>
+        </w:tc>
+        <w:tc>
+          <w:tcPr>
+            <w:tcW w:type="dxa" w:w="3010"/>
+            <w:shd w:fill="FFFFFF"/>
+            <w:tcMar>
+              <w:top w:w="100" w:type="dxa"/>
+              <w:bottom w:w="100" w:type="dxa"/>
+              <w:left w:w="140" w:type="dxa"/>
+              <w:right w:w="140" w:type="dxa"/>
+            </w:tcMar>
+          </w:tcPr>
+          <w:p>
+            <w:pPr>
+              <w:spacing w:after="0"/>
+              <w:jc w:val="left"/>
+            </w:pPr>
+            <w:r>
+              <w:rPr>
+                <w:rFonts w:ascii="Times New Roman" w:hAnsi="Times New Roman"/>
+                <w:color w:val="222222"/>
+                <w:sz w:val="18"/>
+              </w:rPr>
+              <w:t>Runs non-root UID 10001, read-only root FS, dropped Linux capabilities</w:t>
+            </w:r>
+          </w:p>
+        </w:tc>
+      </w:tr>
+      <w:tr>
+        <w:tc>
+          <w:tcPr>
+            <w:tcW w:type="dxa" w:w="3010"/>
+            <w:shd w:fill="F9FAFC"/>
+            <w:tcMar>
+              <w:top w:w="100" w:type="dxa"/>
+              <w:bottom w:w="100" w:type="dxa"/>
+              <w:left w:w="140" w:type="dxa"/>
+              <w:right w:w="140" w:type="dxa"/>
+            </w:tcMar>
+          </w:tcPr>
+          <w:p>
+            <w:pPr>
+              <w:spacing w:after="0"/>
+              <w:jc w:val="left"/>
+            </w:pPr>
+            <w:r>
+              <w:rPr>
+                <w:rFonts w:ascii="Times New Roman" w:hAnsi="Times New Roman"/>
+                <w:color w:val="222222"/>
+                <w:sz w:val="18"/>
+              </w:rPr>
+              <w:t>Network Security</w:t>
+            </w:r>
+          </w:p>
+        </w:tc>
+        <w:tc>
+          <w:tcPr>
+            <w:tcW w:type="dxa" w:w="3010"/>
+            <w:shd w:fill="F9FAFC"/>
+            <w:tcMar>
+              <w:top w:w="100" w:type="dxa"/>
+              <w:bottom w:w="100" w:type="dxa"/>
+              <w:left w:w="140" w:type="dxa"/>
+              <w:right w:w="140" w:type="dxa"/>
+            </w:tcMar>
+          </w:tcPr>
+          <w:p>
+            <w:pPr>
+              <w:spacing w:after="0"/>
+              <w:jc w:val="left"/>
+            </w:pPr>
+            <w:r>
+              <w:rPr>
+                <w:rFonts w:ascii="Times New Roman" w:hAnsi="Times New Roman"/>
+                <w:color w:val="222222"/>
+                <w:sz w:val="18"/>
+              </w:rPr>
+              <w:t>Kubernetes NetworkPolicy</w:t>
+            </w:r>
+          </w:p>
+        </w:tc>
+        <w:tc>
+          <w:tcPr>
+            <w:tcW w:type="dxa" w:w="3010"/>
+            <w:shd w:fill="F9FAFC"/>
+            <w:tcMar>
+              <w:top w:w="100" w:type="dxa"/>
+              <w:bottom w:w="100" w:type="dxa"/>
+              <w:left w:w="140" w:type="dxa"/>
+              <w:right w:w="140" w:type="dxa"/>
+            </w:tcMar>
+          </w:tcPr>
+          <w:p>
+            <w:pPr>
+              <w:spacing w:after="0"/>
+              <w:jc w:val="left"/>
+            </w:pPr>
+            <w:r>
+              <w:rPr>
+                <w:rFonts w:ascii="Times New Roman" w:hAnsi="Times New Roman"/>
+                <w:color w:val="222222"/>
+                <w:sz w:val="18"/>
+              </w:rPr>
+              <w:t>Restricts pod egress strictly to PostgreSQL (5432), Redis (6379), HTTPS (443)</w:t>
+            </w:r>
+          </w:p>
+        </w:tc>
+      </w:tr>
+    </w:tbl>
+    <w:p>
+      <w:pPr>
+        <w:spacing w:after="120"/>
+      </w:pPr>
+    </w:p>
+    <w:p>
+      <w:r>
+        <w:br w:type="page"/>
+      </w:r>
+    </w:p>
+    <w:p>
+      <w:pPr>
+        <w:keepNext/>
+        <w:spacing w:before="440" w:after="160"/>
+      </w:pPr>
+      <w:r>
+        <w:rPr>
+          <w:rFonts w:ascii="Times New Roman" w:hAnsi="Times New Roman"/>
+          <w:b/>
+          <w:color w:val="003366"/>
+          <w:sz w:val="24"/>
+        </w:rPr>
+        <w:t>Chapter 29 — Multi-Environment Governance (Dev, Staging, Production)</w:t>
+      </w:r>
+    </w:p>
+    <w:p>
+      <w:pPr>
+        <w:spacing w:line="288" w:lineRule="auto" w:after="120"/>
+        <w:jc w:val="both"/>
+      </w:pPr>
+      <w:r>
+        <w:rPr>
+          <w:rFonts w:ascii="Times New Roman" w:hAnsi="Times New Roman"/>
+          <w:sz w:val="20"/>
+        </w:rPr>
+        <w:t>Multi-environment governance ensures isolated runtime behavior across Development, Staging, and Production environments.</w:t>
+      </w:r>
+    </w:p>
+    <w:p>
+      <w:pPr>
+        <w:keepNext/>
+        <w:spacing w:before="440" w:after="160"/>
+      </w:pPr>
+      <w:r>
+        <w:rPr>
+          <w:rFonts w:ascii="Times New Roman" w:hAnsi="Times New Roman"/>
+          <w:b/>
+          <w:color w:val="003366"/>
+          <w:sz w:val="24"/>
+        </w:rPr>
+        <w:t>Chapter 30 — Disaster Recovery, RPO/RTO &amp; Backup Procedures</w:t>
+      </w:r>
+    </w:p>
+    <w:p>
+      <w:pPr>
+        <w:spacing w:line="288" w:lineRule="auto" w:after="120"/>
+        <w:jc w:val="both"/>
+      </w:pPr>
+      <w:r>
+        <w:rPr>
+          <w:rFonts w:ascii="Times New Roman" w:hAnsi="Times New Roman"/>
+          <w:sz w:val="20"/>
+        </w:rPr>
+        <w:t>Disaster Recovery (DR) plans define strict recovery metrics:</w:t>
+      </w:r>
+    </w:p>
+    <w:p>
+      <w:pPr>
+        <w:spacing w:line="288" w:lineRule="auto" w:after="120"/>
+        <w:jc w:val="both"/>
+      </w:pPr>
+      <w:r>
+        <w:rPr>
+          <w:rFonts w:ascii="Times New Roman" w:hAnsi="Times New Roman"/>
+          <w:sz w:val="20"/>
+        </w:rPr>
+        <w:t>Recovery Point Objective (RPO): &lt; 15 minutes (RDS continuous automated backups &amp; S3 object versioning).</w:t>
+        <w:br/>
+        <w:t>Recovery Time Objective (RTO): &lt; 1 hour (Automated IaC cluster rebuild via Terraform &amp; Helm).</w:t>
+        <w:br/>
+        <w:t>DR Automation Script: `./scripts/disaster_recovery.sh backup production` automates snapshot generation and S3 artifact syncing.</w:t>
+      </w:r>
+    </w:p>
+    <w:p>
+      <w:r>
+        <w:br w:type="page"/>
+      </w:r>
+    </w:p>
+    <w:p>
+      <w:pPr>
+        <w:keepNext/>
+        <w:spacing w:before="440" w:after="160"/>
+      </w:pPr>
+      <w:r>
+        <w:rPr>
+          <w:rFonts w:ascii="Times New Roman" w:hAnsi="Times New Roman"/>
+          <w:b/>
+          <w:color w:val="003366"/>
+          <w:sz w:val="24"/>
+        </w:rPr>
+        <w:t>Chapter 31 — Automated Testing &amp; Verification Suite</w:t>
+      </w:r>
+    </w:p>
+    <w:p>
+      <w:pPr>
+        <w:spacing w:line="288" w:lineRule="auto" w:after="120"/>
+        <w:jc w:val="both"/>
+      </w:pPr>
+      <w:r>
+        <w:rPr>
+          <w:rFonts w:ascii="Times New Roman" w:hAnsi="Times New Roman"/>
+          <w:sz w:val="20"/>
+        </w:rPr>
+        <w:t>The testing framework encompasses unit tests (`tests/`), integration tests, container health validation (`scripts/health_check.py`), and post-deployment smoke verification (`scripts/smoke_test.sh`).</w:t>
+      </w:r>
+    </w:p>
+    <w:p>
+      <w:pPr>
+        <w:keepNext/>
+        <w:spacing w:before="440" w:after="160"/>
+      </w:pPr>
+      <w:r>
+        <w:rPr>
+          <w:rFonts w:ascii="Times New Roman" w:hAnsi="Times New Roman"/>
+          <w:b/>
+          <w:color w:val="003366"/>
+          <w:sz w:val="24"/>
+        </w:rPr>
+        <w:t>Chapter 32 — Operational Troubleshooting Manual</w:t>
+      </w:r>
+    </w:p>
+    <w:p>
+      <w:pPr>
+        <w:spacing w:line="288" w:lineRule="auto" w:after="120"/>
+        <w:jc w:val="both"/>
+      </w:pPr>
+      <w:r>
+        <w:rPr>
+          <w:rFonts w:ascii="Times New Roman" w:hAnsi="Times New Roman"/>
+          <w:sz w:val="20"/>
+        </w:rPr>
+        <w:t>Operational procedures for resolving common production issues:</w:t>
+      </w:r>
+    </w:p>
+    <w:p>
+      <w:pPr>
+        <w:spacing w:line="288" w:lineRule="auto" w:after="120"/>
+        <w:jc w:val="both"/>
+      </w:pPr>
+      <w:r>
+        <w:rPr>
+          <w:rFonts w:ascii="Times New Roman" w:hAnsi="Times New Roman"/>
+          <w:sz w:val="20"/>
+        </w:rPr>
+        <w:t>Issue 1 — Pod CrashLoopBackOff: Inspect pod logs (`kubectl logs -n gdp-production -l app=gdp-prediction-app`) and check DB credentials.</w:t>
+        <w:br/>
+        <w:t>Issue 2 — ImagePullBackOff: Check ECR image tags and verify worker node IAM role policy attachment.</w:t>
+        <w:br/>
+        <w:t>Issue 3 — Terraform Lock Error: Release stale DynamoDB state lock using `terraform force-unlock &lt;LOCK_ID&gt;`.</w:t>
+      </w:r>
+    </w:p>
+    <w:p>
+      <w:pPr>
+        <w:keepNext/>
+        <w:spacing w:before="440" w:after="160"/>
+      </w:pPr>
+      <w:r>
+        <w:rPr>
+          <w:rFonts w:ascii="Times New Roman" w:hAnsi="Times New Roman"/>
+          <w:b/>
+          <w:color w:val="003366"/>
+          <w:sz w:val="24"/>
+        </w:rPr>
+        <w:t>Chapter 33 — AWS Cost Optimization &amp; Infrastructure Teardown</w:t>
+      </w:r>
+    </w:p>
+    <w:p>
+      <w:pPr>
+        <w:spacing w:line="288" w:lineRule="auto" w:after="120"/>
+        <w:jc w:val="both"/>
+      </w:pPr>
+      <w:r>
+        <w:rPr>
+          <w:rFonts w:ascii="Times New Roman" w:hAnsi="Times New Roman"/>
+          <w:sz w:val="20"/>
+        </w:rPr>
+        <w:t>Cost optimization techniques include using AWS Spot instances for non-production node groups, Graviton t4g instance types for RDS/Redis, and automated ECR lifecycle policies. Run `make destroy` to teardown cloud infrastructure when not in use.</w:t>
+      </w:r>
+    </w:p>
+    <w:p>
+      <w:r>
+        <w:br w:type="page"/>
+      </w:r>
+    </w:p>
+    <w:p>
+      <w:pPr>
+        <w:keepNext/>
+        <w:spacing w:before="440" w:after="160"/>
+      </w:pPr>
+      <w:r>
+        <w:rPr>
+          <w:rFonts w:ascii="Times New Roman" w:hAnsi="Times New Roman"/>
+          <w:b/>
+          <w:color w:val="003366"/>
+          <w:sz w:val="24"/>
+        </w:rPr>
+        <w:t>Chapter 34 — Complete Step-by-Step Installation &amp; Setup Manual</w:t>
+      </w:r>
+    </w:p>
+    <w:p>
+      <w:pPr>
+        <w:spacing w:line="288" w:lineRule="auto" w:after="120"/>
+        <w:jc w:val="both"/>
+      </w:pPr>
+      <w:r>
+        <w:rPr>
+          <w:rFonts w:ascii="Times New Roman" w:hAnsi="Times New Roman"/>
+          <w:sz w:val="20"/>
+        </w:rPr>
+        <w:t>To deploy the entire DevOps platform from scratch, execute the following commands:</w:t>
+      </w:r>
+    </w:p>
+    <w:tbl>
+      <w:tblPr>
+        <w:tblW w:type="auto" w:w="0"/>
+        <w:jc w:val="center"/>
+        <w:tblLook w:firstColumn="1" w:firstRow="1" w:lastColumn="0" w:lastRow="0" w:noHBand="0" w:noVBand="1" w:val="04A0"/>
+      </w:tblPr>
+      <w:tblGrid>
+        <w:gridCol w:w="9029"/>
+      </w:tblGrid>
+      <w:tr>
+        <w:tc>
+          <w:tcPr>
+            <w:tcW w:type="dxa" w:w="9029"/>
+            <w:shd w:fill="F4F6F9"/>
+            <w:tcMar>
+              <w:top w:w="120" w:type="dxa"/>
+              <w:bottom w:w="120" w:type="dxa"/>
+              <w:left w:w="160" w:type="dxa"/>
+              <w:right w:w="160" w:type="dxa"/>
+            </w:tcMar>
+          </w:tcPr>
+          <w:p>
+            <w:pPr>
+              <w:spacing w:line="252" w:lineRule="auto" w:after="0"/>
+              <w:jc w:val="left"/>
+            </w:pPr>
+            <w:r>
+              <w:rPr>
+                <w:rFonts w:ascii="Consolas" w:hAnsi="Consolas"/>
+                <w:color w:val="112244"/>
+                <w:sz w:val="18"/>
+              </w:rPr>
+              <w:t># Step 1: Clone Repository &amp; Move into Directory</w:t>
+              <w:br/>
+              <w:t>git clone https://github.com/someshtarra/TERRAFORM.git &amp;&amp; cd TERRAFORM</w:t>
+              <w:br/>
+              <w:br/>
+              <w:t># Step 2: Configure AWS CLI Profile Credentials</w:t>
+              <w:br/>
+              <w:t>aws configure</w:t>
+              <w:br/>
+              <w:br/>
+              <w:t># Step 3: Run Bootstrap (Creates S3 Remote State Bucket &amp; DynamoDB Lock Table)</w:t>
+              <w:br/>
+              <w:t>make bootstrap</w:t>
+              <w:br/>
+              <w:br/>
+              <w:t># Step 4: Configure Terraform Variables File</w:t>
+              <w:br/>
+              <w:t>cp terraform.tfvars.example terraform.tfvars</w:t>
+              <w:br/>
+              <w:br/>
+              <w:t># Step 5: Initialize, Validate, Plan, and Apply Infrastructure</w:t>
+              <w:br/>
+              <w:t>make init &amp;&amp; make validate &amp;&amp; make plan &amp;&amp; make apply</w:t>
+            </w:r>
+          </w:p>
+        </w:tc>
+      </w:tr>
+    </w:tbl>
+    <w:p>
+      <w:pPr>
+        <w:spacing w:after="120"/>
+      </w:pPr>
+    </w:p>
+    <w:p>
+      <w:r>
+        <w:br w:type="page"/>
+      </w:r>
+    </w:p>
+    <w:p>
+      <w:pPr>
+        <w:keepNext/>
+        <w:spacing w:before="440" w:after="160"/>
+      </w:pPr>
+      <w:r>
+        <w:rPr>
+          <w:rFonts w:ascii="Times New Roman" w:hAnsi="Times New Roman"/>
+          <w:b/>
+          <w:color w:val="003366"/>
+          <w:sz w:val="24"/>
+        </w:rPr>
+        <w:t>Chapter 35 — Production Deployment Walkthrough</w:t>
+      </w:r>
+    </w:p>
+    <w:p>
+      <w:pPr>
+        <w:spacing w:line="288" w:lineRule="auto" w:after="120"/>
+        <w:jc w:val="both"/>
+      </w:pPr>
+      <w:r>
+        <w:rPr>
+          <w:rFonts w:ascii="Times New Roman" w:hAnsi="Times New Roman"/>
+          <w:sz w:val="20"/>
+        </w:rPr>
+        <w:t>After Terraform completes provisioning, connect to the EKS cluster and verify workload health:</w:t>
+      </w:r>
+    </w:p>
+    <w:tbl>
+      <w:tblPr>
+        <w:tblW w:type="auto" w:w="0"/>
+        <w:jc w:val="center"/>
+        <w:tblLook w:firstColumn="1" w:firstRow="1" w:lastColumn="0" w:lastRow="0" w:noHBand="0" w:noVBand="1" w:val="04A0"/>
+      </w:tblPr>
+      <w:tblGrid>
+        <w:gridCol w:w="9029"/>
+      </w:tblGrid>
+      <w:tr>
+        <w:tc>
+          <w:tcPr>
+            <w:tcW w:type="dxa" w:w="9029"/>
+            <w:shd w:fill="F4F6F9"/>
+            <w:tcMar>
+              <w:top w:w="120" w:type="dxa"/>
+              <w:bottom w:w="120" w:type="dxa"/>
+              <w:left w:w="160" w:type="dxa"/>
+              <w:right w:w="160" w:type="dxa"/>
+            </w:tcMar>
+          </w:tcPr>
+          <w:p>
+            <w:pPr>
+              <w:spacing w:line="252" w:lineRule="auto" w:after="0"/>
+              <w:jc w:val="left"/>
+            </w:pPr>
+            <w:r>
+              <w:rPr>
+                <w:rFonts w:ascii="Consolas" w:hAnsi="Consolas"/>
+                <w:color w:val="112244"/>
+                <w:sz w:val="18"/>
+              </w:rPr>
+              <w:t>aws eks update-kubeconfig --region us-east-1 --name gdp-eks-production</w:t>
+              <w:br/>
+              <w:t>kubectl get nodes</w:t>
+              <w:br/>
+              <w:t>kubectl get pods -n gdp-production -o wide</w:t>
+            </w:r>
+          </w:p>
+        </w:tc>
+      </w:tr>
+    </w:tbl>
+    <w:p>
+      <w:pPr>
+        <w:spacing w:after="120"/>
+      </w:pPr>
+    </w:p>
+    <w:p>
+      <w:pPr>
+        <w:keepNext/>
+        <w:spacing w:before="440" w:after="160"/>
+      </w:pPr>
+      <w:r>
+        <w:rPr>
+          <w:rFonts w:ascii="Times New Roman" w:hAnsi="Times New Roman"/>
+          <w:b/>
+          <w:color w:val="003366"/>
+          <w:sz w:val="24"/>
+        </w:rPr>
+        <w:t>Chapter 36 — Application &amp; Infrastructure Rollback Procedures</w:t>
+      </w:r>
+    </w:p>
+    <w:p>
+      <w:pPr>
+        <w:spacing w:line="288" w:lineRule="auto" w:after="120"/>
+        <w:jc w:val="both"/>
+      </w:pPr>
+      <w:r>
+        <w:rPr>
+          <w:rFonts w:ascii="Times New Roman" w:hAnsi="Times New Roman"/>
+          <w:sz w:val="20"/>
+        </w:rPr>
+        <w:t>If an application release fails, execute instant Helm rollback to restore the previous revision:</w:t>
+      </w:r>
+    </w:p>
+    <w:tbl>
+      <w:tblPr>
+        <w:tblW w:type="auto" w:w="0"/>
+        <w:jc w:val="center"/>
+        <w:tblLook w:firstColumn="1" w:firstRow="1" w:lastColumn="0" w:lastRow="0" w:noHBand="0" w:noVBand="1" w:val="04A0"/>
+      </w:tblPr>
+      <w:tblGrid>
+        <w:gridCol w:w="9029"/>
+      </w:tblGrid>
+      <w:tr>
+        <w:tc>
+          <w:tcPr>
+            <w:tcW w:type="dxa" w:w="9029"/>
+            <w:shd w:fill="F4F6F9"/>
+            <w:tcMar>
+              <w:top w:w="120" w:type="dxa"/>
+              <w:bottom w:w="120" w:type="dxa"/>
+              <w:left w:w="160" w:type="dxa"/>
+              <w:right w:w="160" w:type="dxa"/>
+            </w:tcMar>
+          </w:tcPr>
+          <w:p>
+            <w:pPr>
+              <w:spacing w:line="252" w:lineRule="auto" w:after="0"/>
+              <w:jc w:val="left"/>
+            </w:pPr>
+            <w:r>
+              <w:rPr>
+                <w:rFonts w:ascii="Consolas" w:hAnsi="Consolas"/>
+                <w:color w:val="112244"/>
+                <w:sz w:val="18"/>
+              </w:rPr>
+              <w:t>helm history gdp-app-prod -n gdp-production</w:t>
+              <w:br/>
+              <w:t>helm rollback gdp-app-prod 0 -n gdp-production</w:t>
+            </w:r>
+          </w:p>
+        </w:tc>
+      </w:tr>
+    </w:tbl>
+    <w:p>
+      <w:pPr>
+        <w:spacing w:after="120"/>
+      </w:pPr>
+    </w:p>
+    <w:p>
+      <w:pPr>
+        <w:keepNext/>
+        <w:spacing w:before="440" w:after="160"/>
+      </w:pPr>
+      <w:r>
+        <w:rPr>
+          <w:rFonts w:ascii="Times New Roman" w:hAnsi="Times New Roman"/>
+          <w:b/>
+          <w:color w:val="003366"/>
+          <w:sz w:val="24"/>
+        </w:rPr>
+        <w:t>Chapter 37 — Day-to-Day DevOps Operations Runbook</w:t>
+      </w:r>
+    </w:p>
+    <w:p>
+      <w:pPr>
+        <w:spacing w:line="288" w:lineRule="auto" w:after="120"/>
+        <w:jc w:val="both"/>
+      </w:pPr>
+      <w:r>
+        <w:rPr>
+          <w:rFonts w:ascii="Times New Roman" w:hAnsi="Times New Roman"/>
+          <w:sz w:val="20"/>
+        </w:rPr>
+        <w:t>Standard operating procedures for daily system maintenance:</w:t>
+      </w:r>
+    </w:p>
+    <w:p>
+      <w:pPr>
+        <w:spacing w:line="288" w:lineRule="auto" w:after="120"/>
+        <w:jc w:val="both"/>
+      </w:pPr>
+      <w:r>
+        <w:rPr>
+          <w:rFonts w:ascii="Times New Roman" w:hAnsi="Times New Roman"/>
+          <w:sz w:val="20"/>
+        </w:rPr>
+        <w:t>Daily Task 1: Verify Kubernetes pod health (`kubectl get pods -n gdp-production`).</w:t>
+        <w:br/>
+        <w:t>Daily Task 2: Check HPA resource scaling (`kubectl get hpa -n gdp-production`).</w:t>
+        <w:br/>
+        <w:t>Daily Task 3: Inspect Prometheus alerts and Grafana dashboards (`http://localhost:3000`).</w:t>
+      </w:r>
+    </w:p>
+    <w:p>
+      <w:r>
+        <w:br w:type="page"/>
+      </w:r>
+    </w:p>
+    <w:p>
+      <w:pPr>
+        <w:keepNext/>
+        <w:spacing w:before="440" w:after="160"/>
+      </w:pPr>
+      <w:r>
+        <w:rPr>
+          <w:rFonts w:ascii="Times New Roman" w:hAnsi="Times New Roman"/>
+          <w:b/>
+          <w:color w:val="003366"/>
+          <w:sz w:val="24"/>
+        </w:rPr>
+        <w:t>Chapter 38 — Expected Project Results &amp; Enterprise Benefits</w:t>
+      </w:r>
+    </w:p>
+    <w:p>
+      <w:pPr>
+        <w:spacing w:line="288" w:lineRule="auto" w:after="120"/>
+        <w:jc w:val="both"/>
+      </w:pPr>
+      <w:r>
+        <w:rPr>
+          <w:rFonts w:ascii="Times New Roman" w:hAnsi="Times New Roman"/>
+          <w:sz w:val="20"/>
+        </w:rPr>
+        <w:t>1. 100% Infrastructure as Code automation achieved via Terraform.</w:t>
+        <w:br/>
+        <w:t>2. Zero static credentials stored in CI/CD due to AWS OIDC federation.</w:t>
+        <w:br/>
+        <w:t>3. Zero-downtime rolling upgrades backed by Kubernetes HPA and PDB policies.</w:t>
+      </w:r>
+    </w:p>
+    <w:p>
+      <w:pPr>
+        <w:keepNext/>
+        <w:spacing w:before="440" w:after="160"/>
+      </w:pPr>
+      <w:r>
+        <w:rPr>
+          <w:rFonts w:ascii="Times New Roman" w:hAnsi="Times New Roman"/>
+          <w:b/>
+          <w:color w:val="003366"/>
+          <w:sz w:val="24"/>
+        </w:rPr>
+        <w:t>Chapter 39 — Architectural Advantages &amp; Technical Trade-offs</w:t>
+      </w:r>
+    </w:p>
+    <w:p>
+      <w:pPr>
+        <w:spacing w:line="288" w:lineRule="auto" w:after="120"/>
+        <w:jc w:val="both"/>
+      </w:pPr>
+      <w:r>
+        <w:rPr>
+          <w:rFonts w:ascii="Times New Roman" w:hAnsi="Times New Roman"/>
+          <w:sz w:val="20"/>
+        </w:rPr>
+        <w:t>The unified Terraform approach guarantees operational consistency across cloud infrastructure, container registries, Kubernetes workloads, and GitHub repository rules.</w:t>
+      </w:r>
+    </w:p>
+    <w:p>
+      <w:pPr>
+        <w:keepNext/>
+        <w:spacing w:before="440" w:after="160"/>
+      </w:pPr>
+      <w:r>
+        <w:rPr>
+          <w:rFonts w:ascii="Times New Roman" w:hAnsi="Times New Roman"/>
+          <w:b/>
+          <w:color w:val="003366"/>
+          <w:sz w:val="24"/>
+        </w:rPr>
+        <w:t>Chapter 40 — System Limitations &amp; Operational Constraints</w:t>
+      </w:r>
+    </w:p>
+    <w:p>
+      <w:pPr>
+        <w:spacing w:line="288" w:lineRule="auto" w:after="120"/>
+        <w:jc w:val="both"/>
+      </w:pPr>
+      <w:r>
+        <w:rPr>
+          <w:rFonts w:ascii="Times New Roman" w:hAnsi="Times New Roman"/>
+          <w:sz w:val="20"/>
+        </w:rPr>
+        <w:t>1. AWS Cloud Dependency: Platform configurations are optimized for AWS managed services.</w:t>
+        <w:br/>
+        <w:t>2. Bootstrap Requirement: Requires running 'make bootstrap' before executing the main terraform apply.</w:t>
+      </w:r>
+    </w:p>
+    <w:p>
+      <w:pPr>
+        <w:keepNext/>
+        <w:spacing w:before="440" w:after="160"/>
       </w:pPr>
       <w:r>
         <w:rPr>
@@ -5651,52 +6678,21 @@
     </w:p>
     <w:p>
       <w:pPr>
-        <w:pStyle w:val="ListBullet"/>
-        <w:spacing w:line="276" w:lineRule="auto" w:after="60"/>
-        <w:jc w:val="left"/>
-      </w:pPr>
-      <w:r>
-        <w:rPr>
-          <w:rFonts w:ascii="Times New Roman" w:hAnsi="Times New Roman"/>
-          <w:b/>
-          <w:sz w:val="20"/>
-        </w:rPr>
-        <w:t xml:space="preserve">Future Enhancement 1: </w:t>
-      </w:r>
+        <w:spacing w:line="288" w:lineRule="auto" w:after="120"/>
+        <w:jc w:val="both"/>
+      </w:pPr>
       <w:r>
         <w:rPr>
           <w:rFonts w:ascii="Times New Roman" w:hAnsi="Times New Roman"/>
           <w:sz w:val="20"/>
         </w:rPr>
-        <w:t>Integration of Istio Service Mesh for mutual TLS (mTLS) pod encryption.</w:t>
+        <w:t>Future improvements include integrating Istio Service Mesh for pod-to-pod mTLS encryption and implementing KEDA (Kubernetes Event-driven Autoscaling).</w:t>
       </w:r>
     </w:p>
     <w:p>
       <w:pPr>
-        <w:pStyle w:val="ListBullet"/>
-        <w:spacing w:line="276" w:lineRule="auto" w:after="60"/>
-        <w:jc w:val="left"/>
-      </w:pPr>
-      <w:r>
-        <w:rPr>
-          <w:rFonts w:ascii="Times New Roman" w:hAnsi="Times New Roman"/>
-          <w:b/>
-          <w:sz w:val="20"/>
-        </w:rPr>
-        <w:t xml:space="preserve">Future Enhancement 2: </w:t>
-      </w:r>
-      <w:r>
-        <w:rPr>
-          <w:rFonts w:ascii="Times New Roman" w:hAnsi="Times New Roman"/>
-          <w:sz w:val="20"/>
-        </w:rPr>
-        <w:t>Implementation of KEDA (Kubernetes Event-driven Autoscaling) for custom Prometheus metrics.</w:t>
-      </w:r>
-    </w:p>
-    <w:p>
-      <w:pPr>
         <w:keepNext/>
-        <w:spacing w:before="320" w:after="120"/>
+        <w:spacing w:before="440" w:after="160"/>
       </w:pPr>
       <w:r>
         <w:rPr>
@@ -5710,7 +6706,7 @@
     </w:p>
     <w:p>
       <w:pPr>
-        <w:spacing w:line="276" w:lineRule="auto" w:after="80"/>
+        <w:spacing w:line="288" w:lineRule="auto" w:after="120"/>
         <w:jc w:val="both"/>
       </w:pPr>
       <w:r>
@@ -5718,13 +6714,13 @@
           <w:rFonts w:ascii="Times New Roman" w:hAnsi="Times New Roman"/>
           <w:sz w:val="20"/>
         </w:rPr>
-        <w:t>The Infrastructure as Code based DevOps Platform demonstrates an enterprise-grade cloud architecture for deploying machine learning microservices. By utilizing Terraform as the single source of truth across AWS, Kubernetes, and GitHub, the platform delivers automated, secure, scalable, and reproducible deployments.</w:t>
+        <w:t>The Infrastructure as Code based DevOps Platform demonstrates an enterprise-grade cloud architecture for productizing analytical machine learning microservices. By leveraging Terraform as the single source of truth across AWS, Kubernetes, and GitHub, the platform delivers automated, secure, scalable, and reproducible deployments.</w:t>
       </w:r>
     </w:p>
     <w:p>
       <w:pPr>
         <w:keepNext/>
-        <w:spacing w:before="320" w:after="120"/>
+        <w:spacing w:before="440" w:after="160"/>
       </w:pPr>
       <w:r>
         <w:rPr>
@@ -5738,74 +6734,30 @@
     </w:p>
     <w:p>
       <w:pPr>
-        <w:pStyle w:val="ListBullet"/>
-        <w:spacing w:line="276" w:lineRule="auto" w:after="60"/>
-        <w:jc w:val="left"/>
-      </w:pPr>
-      <w:r>
-        <w:rPr>
-          <w:rFonts w:ascii="Times New Roman" w:hAnsi="Times New Roman"/>
-          <w:b/>
-          <w:sz w:val="20"/>
-        </w:rPr>
-        <w:t xml:space="preserve">Reference 1: </w:t>
-      </w:r>
+        <w:spacing w:line="288" w:lineRule="auto" w:after="120"/>
+        <w:jc w:val="both"/>
+      </w:pPr>
       <w:r>
         <w:rPr>
           <w:rFonts w:ascii="Times New Roman" w:hAnsi="Times New Roman"/>
           <w:sz w:val="20"/>
         </w:rPr>
-        <w:t>HashiCorp Terraform AWS &amp; GitHub Provider Documentation (2026). https://registry.terraform.io/</w:t>
+        <w:t>1. HashiCorp. Terraform AWS &amp; GitHub Provider Documentation (2026). https://registry.terraform.io/</w:t>
+        <w:br/>
+        <w:t>2. Amazon Web Services. AWS EKS Best Practices Guide (2026). https://docs.aws.amazon.com/eks/</w:t>
+        <w:br/>
+        <w:t>3. Kubernetes Documentation. Workloads, HPA &amp; Security (2026). https://kubernetes.io/docs/</w:t>
       </w:r>
     </w:p>
     <w:p>
-      <w:pPr>
-        <w:pStyle w:val="ListBullet"/>
-        <w:spacing w:line="276" w:lineRule="auto" w:after="60"/>
-        <w:jc w:val="left"/>
-      </w:pPr>
       <w:r>
-        <w:rPr>
-          <w:rFonts w:ascii="Times New Roman" w:hAnsi="Times New Roman"/>
-          <w:b/>
-          <w:sz w:val="20"/>
-        </w:rPr>
-        <w:t xml:space="preserve">Reference 2: </w:t>
-      </w:r>
-      <w:r>
-        <w:rPr>
-          <w:rFonts w:ascii="Times New Roman" w:hAnsi="Times New Roman"/>
-          <w:sz w:val="20"/>
-        </w:rPr>
-        <w:t>Amazon Web Services. AWS EKS User Guide &amp; Security Best Practices (2026). https://docs.aws.amazon.com/eks/</w:t>
+        <w:br w:type="page"/>
       </w:r>
     </w:p>
     <w:p>
       <w:pPr>
-        <w:pStyle w:val="ListBullet"/>
-        <w:spacing w:line="276" w:lineRule="auto" w:after="60"/>
-        <w:jc w:val="left"/>
-      </w:pPr>
-      <w:r>
-        <w:rPr>
-          <w:rFonts w:ascii="Times New Roman" w:hAnsi="Times New Roman"/>
-          <w:b/>
-          <w:sz w:val="20"/>
-        </w:rPr>
-        <w:t xml:space="preserve">Reference 3: </w:t>
-      </w:r>
-      <w:r>
-        <w:rPr>
-          <w:rFonts w:ascii="Times New Roman" w:hAnsi="Times New Roman"/>
-          <w:sz w:val="20"/>
-        </w:rPr>
-        <w:t>Kubernetes Documentation. Workloads, HPA, PDB &amp; NetworkPolicies (2026). https://kubernetes.io/docs/</w:t>
-      </w:r>
-    </w:p>
-    <w:p>
-      <w:pPr>
         <w:keepNext/>
-        <w:spacing w:before="320" w:after="120"/>
+        <w:spacing w:before="440" w:after="160"/>
       </w:pPr>
       <w:r>
         <w:rPr>
@@ -5832,15 +6784,15 @@
             <w:tcW w:type="dxa" w:w="9029"/>
             <w:shd w:fill="F4F6F9"/>
             <w:tcMar>
-              <w:top w:w="100" w:type="dxa"/>
-              <w:bottom w:w="100" w:type="dxa"/>
-              <w:left w:w="150" w:type="dxa"/>
-              <w:right w:w="150" w:type="dxa"/>
+              <w:top w:w="120" w:type="dxa"/>
+              <w:bottom w:w="120" w:type="dxa"/>
+              <w:left w:w="160" w:type="dxa"/>
+              <w:right w:w="160" w:type="dxa"/>
             </w:tcMar>
           </w:tcPr>
           <w:p>
             <w:pPr>
-              <w:spacing w:line="240" w:lineRule="auto" w:after="0"/>
+              <w:spacing w:line="252" w:lineRule="auto" w:after="0"/>
               <w:jc w:val="left"/>
             </w:pPr>
             <w:r>
@@ -5867,13 +6819,13 @@
     </w:tbl>
     <w:p>
       <w:pPr>
-        <w:spacing w:after="80"/>
+        <w:spacing w:after="120"/>
       </w:pPr>
     </w:p>
     <w:p>
       <w:pPr>
         <w:keepNext/>
-        <w:spacing w:before="320" w:after="120"/>
+        <w:spacing w:before="440" w:after="160"/>
       </w:pPr>
       <w:r>
         <w:rPr>
@@ -5900,15 +6852,15 @@
             <w:tcW w:type="dxa" w:w="9029"/>
             <w:shd w:fill="F4F6F9"/>
             <w:tcMar>
-              <w:top w:w="100" w:type="dxa"/>
-              <w:bottom w:w="100" w:type="dxa"/>
-              <w:left w:w="150" w:type="dxa"/>
-              <w:right w:w="150" w:type="dxa"/>
+              <w:top w:w="120" w:type="dxa"/>
+              <w:bottom w:w="120" w:type="dxa"/>
+              <w:left w:w="160" w:type="dxa"/>
+              <w:right w:w="160" w:type="dxa"/>
             </w:tcMar>
           </w:tcPr>
           <w:p>
             <w:pPr>
-              <w:spacing w:line="240" w:lineRule="auto" w:after="0"/>
+              <w:spacing w:line="252" w:lineRule="auto" w:after="0"/>
               <w:jc w:val="left"/>
             </w:pPr>
             <w:r>
@@ -5929,13 +6881,13 @@
     </w:tbl>
     <w:p>
       <w:pPr>
-        <w:spacing w:after="80"/>
+        <w:spacing w:after="120"/>
       </w:pPr>
     </w:p>
     <w:p>
       <w:pPr>
         <w:keepNext/>
-        <w:spacing w:before="320" w:after="120"/>
+        <w:spacing w:before="440" w:after="160"/>
       </w:pPr>
       <w:r>
         <w:rPr>
@@ -5962,15 +6914,15 @@
             <w:tcW w:type="dxa" w:w="9029"/>
             <w:shd w:fill="F4F6F9"/>
             <w:tcMar>
-              <w:top w:w="100" w:type="dxa"/>
-              <w:bottom w:w="100" w:type="dxa"/>
-              <w:left w:w="150" w:type="dxa"/>
-              <w:right w:w="150" w:type="dxa"/>
+              <w:top w:w="120" w:type="dxa"/>
+              <w:bottom w:w="120" w:type="dxa"/>
+              <w:left w:w="160" w:type="dxa"/>
+              <w:right w:w="160" w:type="dxa"/>
             </w:tcMar>
           </w:tcPr>
           <w:p>
             <w:pPr>
-              <w:spacing w:line="240" w:lineRule="auto" w:after="0"/>
+              <w:spacing w:line="252" w:lineRule="auto" w:after="0"/>
               <w:jc w:val="left"/>
             </w:pPr>
             <w:r>
@@ -5993,13 +6945,13 @@
     </w:tbl>
     <w:p>
       <w:pPr>
-        <w:spacing w:after="80"/>
+        <w:spacing w:after="120"/>
       </w:pPr>
     </w:p>
     <w:p>
       <w:pPr>
         <w:keepNext/>
-        <w:spacing w:before="320" w:after="120"/>
+        <w:spacing w:before="440" w:after="160"/>
       </w:pPr>
       <w:r>
         <w:rPr>
@@ -6026,15 +6978,15 @@
             <w:tcW w:type="dxa" w:w="9029"/>
             <w:shd w:fill="F4F6F9"/>
             <w:tcMar>
-              <w:top w:w="100" w:type="dxa"/>
-              <w:bottom w:w="100" w:type="dxa"/>
-              <w:left w:w="150" w:type="dxa"/>
-              <w:right w:w="150" w:type="dxa"/>
+              <w:top w:w="120" w:type="dxa"/>
+              <w:bottom w:w="120" w:type="dxa"/>
+              <w:left w:w="160" w:type="dxa"/>
+              <w:right w:w="160" w:type="dxa"/>
             </w:tcMar>
           </w:tcPr>
           <w:p>
             <w:pPr>
-              <w:spacing w:line="240" w:lineRule="auto" w:after="0"/>
+              <w:spacing w:line="252" w:lineRule="auto" w:after="0"/>
               <w:jc w:val="left"/>
             </w:pPr>
             <w:r>
@@ -6055,13 +7007,13 @@
     </w:tbl>
     <w:p>
       <w:pPr>
-        <w:spacing w:after="80"/>
+        <w:spacing w:after="120"/>
       </w:pPr>
     </w:p>
     <w:p>
       <w:pPr>
         <w:keepNext/>
-        <w:spacing w:before="320" w:after="120"/>
+        <w:spacing w:before="440" w:after="160"/>
       </w:pPr>
       <w:r>
         <w:rPr>
@@ -6088,15 +7040,15 @@
             <w:tcW w:type="dxa" w:w="9029"/>
             <w:shd w:fill="F4F6F9"/>
             <w:tcMar>
-              <w:top w:w="100" w:type="dxa"/>
-              <w:bottom w:w="100" w:type="dxa"/>
-              <w:left w:w="150" w:type="dxa"/>
-              <w:right w:w="150" w:type="dxa"/>
+              <w:top w:w="120" w:type="dxa"/>
+              <w:bottom w:w="120" w:type="dxa"/>
+              <w:left w:w="160" w:type="dxa"/>
+              <w:right w:w="160" w:type="dxa"/>
             </w:tcMar>
           </w:tcPr>
           <w:p>
             <w:pPr>
-              <w:spacing w:line="240" w:lineRule="auto" w:after="0"/>
+              <w:spacing w:line="252" w:lineRule="auto" w:after="0"/>
               <w:jc w:val="left"/>
             </w:pPr>
             <w:r>
@@ -6109,7 +7061,7 @@
               <w:br/>
               <w:t>git add .</w:t>
               <w:br/>
-              <w:t>git commit -m "feat: updates"</w:t>
+              <w:t>git commit -m "feat: production updates"</w:t>
               <w:br/>
               <w:t>git push origin main</w:t>
             </w:r>
@@ -6119,13 +7071,13 @@
     </w:tbl>
     <w:p>
       <w:pPr>
-        <w:spacing w:after="80"/>
+        <w:spacing w:after="120"/>
       </w:pPr>
     </w:p>
     <w:p>
       <w:pPr>
         <w:keepNext/>
-        <w:spacing w:before="320" w:after="120"/>
+        <w:spacing w:before="440" w:after="160"/>
       </w:pPr>
       <w:r>
         <w:rPr>
@@ -6152,15 +7104,15 @@
             <w:tcW w:type="dxa" w:w="9029"/>
             <w:shd w:fill="F4F6F9"/>
             <w:tcMar>
-              <w:top w:w="100" w:type="dxa"/>
-              <w:bottom w:w="100" w:type="dxa"/>
-              <w:left w:w="150" w:type="dxa"/>
-              <w:right w:w="150" w:type="dxa"/>
+              <w:top w:w="120" w:type="dxa"/>
+              <w:bottom w:w="120" w:type="dxa"/>
+              <w:left w:w="160" w:type="dxa"/>
+              <w:right w:w="160" w:type="dxa"/>
             </w:tcMar>
           </w:tcPr>
           <w:p>
             <w:pPr>
-              <w:spacing w:line="240" w:lineRule="auto" w:after="0"/>
+              <w:spacing w:line="252" w:lineRule="auto" w:after="0"/>
               <w:jc w:val="left"/>
             </w:pPr>
             <w:r>
@@ -6179,13 +7131,13 @@
     </w:tbl>
     <w:p>
       <w:pPr>
-        <w:spacing w:after="80"/>
+        <w:spacing w:after="120"/>
       </w:pPr>
     </w:p>
     <w:p>
       <w:pPr>
         <w:keepNext/>
-        <w:spacing w:before="320" w:after="120"/>
+        <w:spacing w:before="440" w:after="160"/>
       </w:pPr>
       <w:r>
         <w:rPr>
@@ -6212,15 +7164,15 @@
             <w:tcW w:type="dxa" w:w="9029"/>
             <w:shd w:fill="F4F6F9"/>
             <w:tcMar>
-              <w:top w:w="100" w:type="dxa"/>
-              <w:bottom w:w="100" w:type="dxa"/>
-              <w:left w:w="150" w:type="dxa"/>
-              <w:right w:w="150" w:type="dxa"/>
+              <w:top w:w="120" w:type="dxa"/>
+              <w:bottom w:w="120" w:type="dxa"/>
+              <w:left w:w="160" w:type="dxa"/>
+              <w:right w:w="160" w:type="dxa"/>
             </w:tcMar>
           </w:tcPr>
           <w:p>
             <w:pPr>
-              <w:spacing w:line="240" w:lineRule="auto" w:after="0"/>
+              <w:spacing w:line="252" w:lineRule="auto" w:after="0"/>
               <w:jc w:val="left"/>
             </w:pPr>
             <w:r>
@@ -6257,13 +7209,13 @@
     </w:tbl>
     <w:p>
       <w:pPr>
-        <w:spacing w:after="80"/>
+        <w:spacing w:after="120"/>
       </w:pPr>
     </w:p>
     <w:p>
       <w:pPr>
         <w:keepNext/>
-        <w:spacing w:before="320" w:after="120"/>
+        <w:spacing w:before="440" w:after="160"/>
       </w:pPr>
       <w:r>
         <w:rPr>
@@ -6290,15 +7242,15 @@
             <w:tcW w:type="dxa" w:w="9029"/>
             <w:shd w:fill="F4F6F9"/>
             <w:tcMar>
-              <w:top w:w="100" w:type="dxa"/>
-              <w:bottom w:w="100" w:type="dxa"/>
-              <w:left w:w="150" w:type="dxa"/>
-              <w:right w:w="150" w:type="dxa"/>
+              <w:top w:w="120" w:type="dxa"/>
+              <w:bottom w:w="120" w:type="dxa"/>
+              <w:left w:w="160" w:type="dxa"/>
+              <w:right w:w="160" w:type="dxa"/>
             </w:tcMar>
           </w:tcPr>
           <w:p>
             <w:pPr>
-              <w:spacing w:line="240" w:lineRule="auto" w:after="0"/>
+              <w:spacing w:line="252" w:lineRule="auto" w:after="0"/>
               <w:jc w:val="left"/>
             </w:pPr>
             <w:r>
@@ -6325,7 +7277,7 @@
     </w:tbl>
     <w:p>
       <w:pPr>
-        <w:spacing w:after="80"/>
+        <w:spacing w:after="120"/>
       </w:pPr>
     </w:p>
     <w:sectPr>
@@ -6702,7 +7654,7 @@
     <w:qFormat/>
     <w:rsid w:val="00FC693F"/>
     <w:pPr>
-      <w:spacing w:line="276" w:lineRule="auto" w:after="80"/>
+      <w:spacing w:line="288" w:lineRule="auto" w:after="120"/>
       <w:jc w:val="both"/>
     </w:pPr>
     <w:rPr>
